--- a/Sentinel_Firewall_Project_Report.docx
+++ b/Sentinel_Firewall_Project_Report.docx
@@ -4,7 +4,7 @@
   <w:body>
     <w:p>
       <w:pPr>
-        <w:spacing w:before="200" w:after="200"/>
+        <w:spacing w:before="120" w:after="200"/>
         <w:jc w:val="center"/>
       </w:pPr>
       <w:r>
@@ -23,7 +23,7 @@
                     <pic:cNvPicPr/>
                   </pic:nvPicPr>
                   <pic:blipFill>
-                    <a:blip r:embed="rId9"/>
+                    <a:blip r:embed="rId11"/>
                     <a:stretch>
                       <a:fillRect/>
                     </a:stretch>
@@ -44,13 +44,13 @@
     </w:p>
     <w:p>
       <w:pPr>
-        <w:spacing w:before="80" w:after="40"/>
+        <w:spacing w:before="40" w:after="40"/>
         <w:jc w:val="center"/>
       </w:pPr>
       <w:r>
         <w:rPr>
           <w:b/>
-          <w:color w:val="0F172A"/>
+          <w:color w:val="000000"/>
           <w:sz w:val="26"/>
         </w:rPr>
         <w:t>G H RAISONI COLLEGE OF ENGINEERING &amp; MANAGEMENT,</w:t>
@@ -60,8 +60,8 @@
       </w:r>
       <w:r>
         <w:rPr>
-          <w:color w:val="475569"/>
-          <w:sz w:val="18"/>
+          <w:color w:val="334155"/>
+          <w:sz w:val="17"/>
         </w:rPr>
         <w:t>(An Empowered Autonomous Institute, Affiliated to Savitribai Phule Pune University, Approved by AICTE, New Delhi and Recognized by Govt. of Maharashtra, NAAC ACCREDITED A+ Grade)</w:t>
         <w:br/>
@@ -69,13 +69,13 @@
     </w:p>
     <w:p>
       <w:pPr>
-        <w:spacing w:before="320" w:after="80"/>
+        <w:spacing w:before="280" w:after="80"/>
         <w:jc w:val="center"/>
       </w:pPr>
       <w:r>
         <w:rPr>
           <w:b/>
-          <w:color w:val="1E3A8A"/>
+          <w:color w:val="000000"/>
           <w:sz w:val="24"/>
         </w:rPr>
         <w:t>Minor Degree in Cyber Security</w:t>
@@ -88,13 +88,13 @@
     </w:p>
     <w:p>
       <w:pPr>
-        <w:spacing w:before="480" w:after="480"/>
+        <w:spacing w:before="400" w:after="400"/>
         <w:jc w:val="center"/>
       </w:pPr>
       <w:r>
         <w:rPr>
           <w:b/>
-          <w:color w:val="0F172A"/>
+          <w:color w:val="000000"/>
           <w:sz w:val="32"/>
         </w:rPr>
         <w:t>Mini Project Report On</w:t>
@@ -103,7 +103,7 @@
       <w:r>
         <w:rPr>
           <w:b/>
-          <w:color w:val="1E3A8A"/>
+          <w:color w:val="000000"/>
           <w:sz w:val="34"/>
         </w:rPr>
         <w:t>“Sentinel: Next-Generation Firewall &amp; Intrusion Detection System”</w:t>
@@ -112,7 +112,7 @@
     </w:p>
     <w:p>
       <w:pPr>
-        <w:spacing w:before="320" w:after="400"/>
+        <w:spacing w:before="280" w:after="360"/>
         <w:jc w:val="center"/>
       </w:pPr>
       <w:r>
@@ -126,7 +126,7 @@
       <w:r>
         <w:rPr>
           <w:b/>
-          <w:color w:val="0F172A"/>
+          <w:color w:val="000000"/>
           <w:sz w:val="28"/>
         </w:rPr>
         <w:t>Prof. Birudev Yele</w:t>
@@ -144,8 +144,8 @@
       <w:r>
         <w:rPr>
           <w:b/>
-          <w:color w:val="1E3A8A"/>
-          <w:sz w:val="30"/>
+          <w:color w:val="000000"/>
+          <w:sz w:val="28"/>
         </w:rPr>
         <w:t>AMMAR RAISAHMAD MULLA</w:t>
         <w:br/>
@@ -153,13 +153,13 @@
     </w:p>
     <w:p>
       <w:pPr>
-        <w:spacing w:before="560" w:after="0"/>
+        <w:spacing w:before="440" w:after="0"/>
         <w:jc w:val="center"/>
       </w:pPr>
       <w:r>
         <w:rPr>
           <w:b/>
-          <w:sz w:val="24"/>
+          <w:sz w:val="22"/>
         </w:rPr>
         <w:t>Academic Year 2026-27</w:t>
         <w:br/>
@@ -173,67 +173,52 @@
     </w:p>
     <w:p>
       <w:pPr>
-        <w:spacing w:before="320" w:after="480"/>
+        <w:spacing w:before="280" w:after="440"/>
         <w:jc w:val="center"/>
       </w:pPr>
       <w:r>
         <w:rPr>
           <w:b/>
-          <w:color w:val="0F172A"/>
-          <w:sz w:val="32"/>
+          <w:color w:val="000000"/>
+          <w:sz w:val="30"/>
         </w:rPr>
         <w:t>CERTIFICATE</w:t>
       </w:r>
     </w:p>
     <w:p>
       <w:pPr>
-        <w:spacing w:line="312" w:lineRule="auto" w:after="800"/>
+        <w:spacing w:line="312" w:lineRule="auto" w:after="720"/>
         <w:jc w:val="both"/>
       </w:pPr>
       <w:r>
-        <w:rPr>
-          <w:sz w:val="23"/>
-        </w:rPr>
         <w:t xml:space="preserve">This is to certify that the mini project entitled </w:t>
       </w:r>
       <w:r>
         <w:rPr>
           <w:b/>
-          <w:sz w:val="23"/>
         </w:rPr>
         <w:t>“Sentinel: Next-Generation Firewall &amp; Intrusion Detection System”</w:t>
       </w:r>
       <w:r>
-        <w:rPr>
-          <w:sz w:val="23"/>
-        </w:rPr>
         <w:t xml:space="preserve"> embodies the original work done by </w:t>
       </w:r>
       <w:r>
         <w:rPr>
           <w:b/>
-          <w:sz w:val="23"/>
         </w:rPr>
         <w:t>AMMAR RAISAHMAD MULLA</w:t>
       </w:r>
       <w:r>
-        <w:rPr>
-          <w:sz w:val="23"/>
-        </w:rPr>
         <w:t xml:space="preserve"> as a partial fulfilment of the requirement of TAE-2 for the subject </w:t>
       </w:r>
       <w:r>
         <w:rPr>
           <w:b/>
-          <w:sz w:val="23"/>
         </w:rPr>
         <w:t>Fundamental of Cyber Security &amp; Cryptography</w:t>
       </w:r>
       <w:r>
-        <w:rPr>
-          <w:sz w:val="23"/>
-        </w:rPr>
-        <w:t xml:space="preserve"> under the Minor Degree in Cyber Security, Third Year B. Tech., Semester V, of Pune University during the academic year 2026-2027.</w:t>
+        <w:t xml:space="preserve"> under the Minor Degree in Cyber Security, Third Year B. Tech., Semester V, during the academic year 2026-2027.</w:t>
       </w:r>
     </w:p>
     <w:p>
@@ -241,9 +226,6 @@
         <w:spacing w:after="1200"/>
       </w:pPr>
       <w:r>
-        <w:rPr>
-          <w:sz w:val="22"/>
-        </w:rPr>
         <w:t>Date: 01/10/2026</w:t>
         <w:br/>
         <w:t>Place: Pune</w:t>
@@ -271,15 +253,11 @@
             <w:r>
               <w:rPr>
                 <w:b/>
-                <w:sz w:val="22"/>
               </w:rPr>
               <w:t>Prof. Birudev Yele</w:t>
               <w:br/>
             </w:r>
             <w:r>
-              <w:rPr>
-                <w:sz w:val="20"/>
-              </w:rPr>
               <w:t>Project Guide</w:t>
             </w:r>
           </w:p>
@@ -295,15 +273,11 @@
             <w:r>
               <w:rPr>
                 <w:b/>
-                <w:sz w:val="22"/>
               </w:rPr>
               <w:t>Mrs. Sarita Patil</w:t>
               <w:br/>
             </w:r>
             <w:r>
-              <w:rPr>
-                <w:sz w:val="20"/>
-              </w:rPr>
               <w:t>Head of Department</w:t>
             </w:r>
           </w:p>
@@ -317,14 +291,14 @@
     </w:p>
     <w:p>
       <w:pPr>
-        <w:spacing w:before="320" w:after="480"/>
+        <w:spacing w:before="280" w:after="440"/>
         <w:jc w:val="center"/>
       </w:pPr>
       <w:r>
         <w:rPr>
           <w:b/>
-          <w:color w:val="0F172A"/>
-          <w:sz w:val="32"/>
+          <w:color w:val="000000"/>
+          <w:sz w:val="30"/>
         </w:rPr>
         <w:t>ACKNOWLEDGEMENT</w:t>
       </w:r>
@@ -335,35 +309,24 @@
         <w:jc w:val="both"/>
       </w:pPr>
       <w:r>
-        <w:rPr>
-          <w:sz w:val="22"/>
-        </w:rPr>
         <w:t xml:space="preserve">I would like to express my sincere gratitude to </w:t>
       </w:r>
       <w:r>
         <w:rPr>
           <w:b/>
-          <w:sz w:val="22"/>
         </w:rPr>
         <w:t>Prof. Birudev Yele</w:t>
       </w:r>
       <w:r>
-        <w:rPr>
-          <w:sz w:val="22"/>
-        </w:rPr>
         <w:t xml:space="preserve">, my project guide, for his valuable guidance, constant encouragement, and technical support throughout the development of this mini project on the </w:t>
       </w:r>
       <w:r>
         <w:rPr>
           <w:b/>
-          <w:sz w:val="22"/>
         </w:rPr>
         <w:t>Sentinel: Next-Generation Firewall &amp; Intrusion Detection System</w:t>
       </w:r>
       <w:r>
-        <w:rPr>
-          <w:sz w:val="22"/>
-        </w:rPr>
         <w:t>. His insights into network security architecture, packet filtering paradigms, and heuristic intrusion detection algorithms helped shape both the implementation and this report.</w:t>
       </w:r>
     </w:p>
@@ -373,22 +336,15 @@
         <w:jc w:val="both"/>
       </w:pPr>
       <w:r>
-        <w:rPr>
-          <w:sz w:val="22"/>
-        </w:rPr>
         <w:t xml:space="preserve">I am deeply thankful to </w:t>
       </w:r>
       <w:r>
         <w:rPr>
           <w:b/>
-          <w:sz w:val="22"/>
         </w:rPr>
         <w:t>Mrs. Sarita Patil</w:t>
       </w:r>
       <w:r>
-        <w:rPr>
-          <w:sz w:val="22"/>
-        </w:rPr>
         <w:t>, Head of the Department of Computer Engineering, for providing the necessary computing facilities, laboratory infrastructure, and an inspiring academic environment. I also extend my thanks to all staff members of the Department of Computer Engineering for their cooperation whenever required.</w:t>
       </w:r>
     </w:p>
@@ -398,9 +354,6 @@
         <w:jc w:val="both"/>
       </w:pPr>
       <w:r>
-        <w:rPr>
-          <w:sz w:val="22"/>
-        </w:rPr>
         <w:t>Finally, I extend my heartfelt gratitude to my family and friends, and to everyone who helped me directly or indirectly in the successful completion of this project.</w:t>
       </w:r>
     </w:p>
@@ -412,7 +365,6 @@
       <w:r>
         <w:rPr>
           <w:b/>
-          <w:sz w:val="22"/>
         </w:rPr>
         <w:t>AMMAR RAISAHMAD MULLA</w:t>
         <w:br/>
@@ -428,14 +380,14 @@
     </w:p>
     <w:p>
       <w:pPr>
-        <w:spacing w:before="320" w:after="400"/>
+        <w:spacing w:before="280" w:after="360"/>
         <w:jc w:val="center"/>
       </w:pPr>
       <w:r>
         <w:rPr>
           <w:b/>
-          <w:color w:val="0F172A"/>
-          <w:sz w:val="32"/>
+          <w:color w:val="000000"/>
+          <w:sz w:val="30"/>
         </w:rPr>
         <w:t>INDEX</w:t>
       </w:r>
@@ -461,23 +413,29 @@
             <w:tcW w:type="dxa" w:w="1440"/>
             <w:vAlign w:val="center"/>
             <w:tcMar>
-              <w:top w:w="120" w:type="dxa"/>
-              <w:bottom w:w="120" w:type="dxa"/>
-              <w:left w:w="150" w:type="dxa"/>
-              <w:right w:w="150" w:type="dxa"/>
+              <w:top w:w="100" w:type="dxa"/>
+              <w:bottom w:w="100" w:type="dxa"/>
+              <w:left w:w="140" w:type="dxa"/>
+              <w:right w:w="140" w:type="dxa"/>
             </w:tcMar>
-            <w:shd w:fill="1E3A8A"/>
+            <w:tcBorders>
+              <w:top w:val="single" w:sz="4" w:space="0" w:color="CBD5E1"/>
+              <w:left w:val="single" w:sz="4" w:space="0" w:color="CBD5E1"/>
+              <w:bottom w:val="single" w:sz="4" w:space="0" w:color="CBD5E1"/>
+              <w:right w:val="single" w:sz="4" w:space="0" w:color="CBD5E1"/>
+            </w:tcBorders>
+            <w:shd w:fill="E2E8F0"/>
           </w:tcPr>
           <w:p>
             <w:pPr>
-              <w:spacing w:before="40" w:after="40"/>
+              <w:spacing w:before="60" w:after="60"/>
               <w:jc w:val="center"/>
             </w:pPr>
             <w:r>
               <w:rPr>
                 <w:b/>
-                <w:color w:val="FFFFFF"/>
-                <w:sz w:val="20"/>
+                <w:color w:val="000000"/>
+                <w:sz w:val="19"/>
               </w:rPr>
               <w:t>Sr. No</w:t>
             </w:r>
@@ -488,23 +446,29 @@
             <w:tcW w:type="dxa" w:w="6480"/>
             <w:vAlign w:val="center"/>
             <w:tcMar>
-              <w:top w:w="120" w:type="dxa"/>
-              <w:bottom w:w="120" w:type="dxa"/>
-              <w:left w:w="150" w:type="dxa"/>
-              <w:right w:w="150" w:type="dxa"/>
+              <w:top w:w="100" w:type="dxa"/>
+              <w:bottom w:w="100" w:type="dxa"/>
+              <w:left w:w="140" w:type="dxa"/>
+              <w:right w:w="140" w:type="dxa"/>
             </w:tcMar>
-            <w:shd w:fill="1E3A8A"/>
+            <w:tcBorders>
+              <w:top w:val="single" w:sz="4" w:space="0" w:color="CBD5E1"/>
+              <w:left w:val="single" w:sz="4" w:space="0" w:color="CBD5E1"/>
+              <w:bottom w:val="single" w:sz="4" w:space="0" w:color="CBD5E1"/>
+              <w:right w:val="single" w:sz="4" w:space="0" w:color="CBD5E1"/>
+            </w:tcBorders>
+            <w:shd w:fill="E2E8F0"/>
           </w:tcPr>
           <w:p>
             <w:pPr>
-              <w:spacing w:before="40" w:after="40"/>
+              <w:spacing w:before="60" w:after="60"/>
               <w:jc w:val="left"/>
             </w:pPr>
             <w:r>
               <w:rPr>
                 <w:b/>
-                <w:color w:val="FFFFFF"/>
-                <w:sz w:val="20"/>
+                <w:color w:val="000000"/>
+                <w:sz w:val="19"/>
               </w:rPr>
               <w:t>Title</w:t>
             </w:r>
@@ -515,23 +479,29 @@
             <w:tcW w:type="dxa" w:w="1440"/>
             <w:vAlign w:val="center"/>
             <w:tcMar>
-              <w:top w:w="120" w:type="dxa"/>
-              <w:bottom w:w="120" w:type="dxa"/>
-              <w:left w:w="150" w:type="dxa"/>
-              <w:right w:w="150" w:type="dxa"/>
+              <w:top w:w="100" w:type="dxa"/>
+              <w:bottom w:w="100" w:type="dxa"/>
+              <w:left w:w="140" w:type="dxa"/>
+              <w:right w:w="140" w:type="dxa"/>
             </w:tcMar>
-            <w:shd w:fill="1E3A8A"/>
+            <w:tcBorders>
+              <w:top w:val="single" w:sz="4" w:space="0" w:color="CBD5E1"/>
+              <w:left w:val="single" w:sz="4" w:space="0" w:color="CBD5E1"/>
+              <w:bottom w:val="single" w:sz="4" w:space="0" w:color="CBD5E1"/>
+              <w:right w:val="single" w:sz="4" w:space="0" w:color="CBD5E1"/>
+            </w:tcBorders>
+            <w:shd w:fill="E2E8F0"/>
           </w:tcPr>
           <w:p>
             <w:pPr>
-              <w:spacing w:before="40" w:after="40"/>
+              <w:spacing w:before="60" w:after="60"/>
               <w:jc w:val="center"/>
             </w:pPr>
             <w:r>
               <w:rPr>
                 <w:b/>
-                <w:color w:val="FFFFFF"/>
-                <w:sz w:val="20"/>
+                <w:color w:val="000000"/>
+                <w:sz w:val="19"/>
               </w:rPr>
               <w:t>Page No</w:t>
             </w:r>
@@ -547,11 +517,17 @@
             <w:tcW w:type="dxa" w:w="1440"/>
             <w:vAlign w:val="center"/>
             <w:tcMar>
-              <w:top w:w="120" w:type="dxa"/>
-              <w:bottom w:w="120" w:type="dxa"/>
-              <w:left w:w="150" w:type="dxa"/>
-              <w:right w:w="150" w:type="dxa"/>
+              <w:top w:w="100" w:type="dxa"/>
+              <w:bottom w:w="100" w:type="dxa"/>
+              <w:left w:w="140" w:type="dxa"/>
+              <w:right w:w="140" w:type="dxa"/>
             </w:tcMar>
+            <w:tcBorders>
+              <w:top w:val="single" w:sz="4" w:space="0" w:color="CBD5E1"/>
+              <w:left w:val="single" w:sz="4" w:space="0" w:color="CBD5E1"/>
+              <w:bottom w:val="single" w:sz="4" w:space="0" w:color="CBD5E1"/>
+              <w:right w:val="single" w:sz="4" w:space="0" w:color="CBD5E1"/>
+            </w:tcBorders>
             <w:shd w:fill="F8FAFC"/>
           </w:tcPr>
           <w:p>
@@ -561,7 +537,8 @@
             </w:pPr>
             <w:r>
               <w:rPr>
-                <w:sz w:val="19"/>
+                <w:color w:val="000000"/>
+                <w:sz w:val="18"/>
               </w:rPr>
               <w:t>1.</w:t>
             </w:r>
@@ -572,11 +549,17 @@
             <w:tcW w:type="dxa" w:w="6480"/>
             <w:vAlign w:val="center"/>
             <w:tcMar>
-              <w:top w:w="120" w:type="dxa"/>
-              <w:bottom w:w="120" w:type="dxa"/>
-              <w:left w:w="150" w:type="dxa"/>
-              <w:right w:w="150" w:type="dxa"/>
+              <w:top w:w="100" w:type="dxa"/>
+              <w:bottom w:w="100" w:type="dxa"/>
+              <w:left w:w="140" w:type="dxa"/>
+              <w:right w:w="140" w:type="dxa"/>
             </w:tcMar>
+            <w:tcBorders>
+              <w:top w:val="single" w:sz="4" w:space="0" w:color="CBD5E1"/>
+              <w:left w:val="single" w:sz="4" w:space="0" w:color="CBD5E1"/>
+              <w:bottom w:val="single" w:sz="4" w:space="0" w:color="CBD5E1"/>
+              <w:right w:val="single" w:sz="4" w:space="0" w:color="CBD5E1"/>
+            </w:tcBorders>
             <w:shd w:fill="F8FAFC"/>
           </w:tcPr>
           <w:p>
@@ -586,7 +569,8 @@
             </w:pPr>
             <w:r>
               <w:rPr>
-                <w:sz w:val="19"/>
+                <w:color w:val="000000"/>
+                <w:sz w:val="18"/>
               </w:rPr>
               <w:t>Problem Definition &amp; Objectives</w:t>
             </w:r>
@@ -597,11 +581,17 @@
             <w:tcW w:type="dxa" w:w="1440"/>
             <w:vAlign w:val="center"/>
             <w:tcMar>
-              <w:top w:w="120" w:type="dxa"/>
-              <w:bottom w:w="120" w:type="dxa"/>
-              <w:left w:w="150" w:type="dxa"/>
-              <w:right w:w="150" w:type="dxa"/>
+              <w:top w:w="100" w:type="dxa"/>
+              <w:bottom w:w="100" w:type="dxa"/>
+              <w:left w:w="140" w:type="dxa"/>
+              <w:right w:w="140" w:type="dxa"/>
             </w:tcMar>
+            <w:tcBorders>
+              <w:top w:val="single" w:sz="4" w:space="0" w:color="CBD5E1"/>
+              <w:left w:val="single" w:sz="4" w:space="0" w:color="CBD5E1"/>
+              <w:bottom w:val="single" w:sz="4" w:space="0" w:color="CBD5E1"/>
+              <w:right w:val="single" w:sz="4" w:space="0" w:color="CBD5E1"/>
+            </w:tcBorders>
             <w:shd w:fill="F8FAFC"/>
           </w:tcPr>
           <w:p>
@@ -611,7 +601,8 @@
             </w:pPr>
             <w:r>
               <w:rPr>
-                <w:sz w:val="19"/>
+                <w:color w:val="000000"/>
+                <w:sz w:val="18"/>
               </w:rPr>
               <w:t>1</w:t>
             </w:r>
@@ -627,11 +618,17 @@
             <w:tcW w:type="dxa" w:w="1440"/>
             <w:vAlign w:val="center"/>
             <w:tcMar>
-              <w:top w:w="120" w:type="dxa"/>
-              <w:bottom w:w="120" w:type="dxa"/>
-              <w:left w:w="150" w:type="dxa"/>
-              <w:right w:w="150" w:type="dxa"/>
+              <w:top w:w="100" w:type="dxa"/>
+              <w:bottom w:w="100" w:type="dxa"/>
+              <w:left w:w="140" w:type="dxa"/>
+              <w:right w:w="140" w:type="dxa"/>
             </w:tcMar>
+            <w:tcBorders>
+              <w:top w:val="single" w:sz="4" w:space="0" w:color="CBD5E1"/>
+              <w:left w:val="single" w:sz="4" w:space="0" w:color="CBD5E1"/>
+              <w:bottom w:val="single" w:sz="4" w:space="0" w:color="CBD5E1"/>
+              <w:right w:val="single" w:sz="4" w:space="0" w:color="CBD5E1"/>
+            </w:tcBorders>
             <w:shd w:fill="FFFFFF"/>
           </w:tcPr>
           <w:p>
@@ -641,7 +638,8 @@
             </w:pPr>
             <w:r>
               <w:rPr>
-                <w:sz w:val="19"/>
+                <w:color w:val="000000"/>
+                <w:sz w:val="18"/>
               </w:rPr>
               <w:t>2.</w:t>
             </w:r>
@@ -652,11 +650,17 @@
             <w:tcW w:type="dxa" w:w="6480"/>
             <w:vAlign w:val="center"/>
             <w:tcMar>
-              <w:top w:w="120" w:type="dxa"/>
-              <w:bottom w:w="120" w:type="dxa"/>
-              <w:left w:w="150" w:type="dxa"/>
-              <w:right w:w="150" w:type="dxa"/>
+              <w:top w:w="100" w:type="dxa"/>
+              <w:bottom w:w="100" w:type="dxa"/>
+              <w:left w:w="140" w:type="dxa"/>
+              <w:right w:w="140" w:type="dxa"/>
             </w:tcMar>
+            <w:tcBorders>
+              <w:top w:val="single" w:sz="4" w:space="0" w:color="CBD5E1"/>
+              <w:left w:val="single" w:sz="4" w:space="0" w:color="CBD5E1"/>
+              <w:bottom w:val="single" w:sz="4" w:space="0" w:color="CBD5E1"/>
+              <w:right w:val="single" w:sz="4" w:space="0" w:color="CBD5E1"/>
+            </w:tcBorders>
             <w:shd w:fill="FFFFFF"/>
           </w:tcPr>
           <w:p>
@@ -666,7 +670,8 @@
             </w:pPr>
             <w:r>
               <w:rPr>
-                <w:sz w:val="19"/>
+                <w:color w:val="000000"/>
+                <w:sz w:val="18"/>
               </w:rPr>
               <w:t>Introduction &amp; Theoretical Background</w:t>
             </w:r>
@@ -677,11 +682,17 @@
             <w:tcW w:type="dxa" w:w="1440"/>
             <w:vAlign w:val="center"/>
             <w:tcMar>
-              <w:top w:w="120" w:type="dxa"/>
-              <w:bottom w:w="120" w:type="dxa"/>
-              <w:left w:w="150" w:type="dxa"/>
-              <w:right w:w="150" w:type="dxa"/>
+              <w:top w:w="100" w:type="dxa"/>
+              <w:bottom w:w="100" w:type="dxa"/>
+              <w:left w:w="140" w:type="dxa"/>
+              <w:right w:w="140" w:type="dxa"/>
             </w:tcMar>
+            <w:tcBorders>
+              <w:top w:val="single" w:sz="4" w:space="0" w:color="CBD5E1"/>
+              <w:left w:val="single" w:sz="4" w:space="0" w:color="CBD5E1"/>
+              <w:bottom w:val="single" w:sz="4" w:space="0" w:color="CBD5E1"/>
+              <w:right w:val="single" w:sz="4" w:space="0" w:color="CBD5E1"/>
+            </w:tcBorders>
             <w:shd w:fill="FFFFFF"/>
           </w:tcPr>
           <w:p>
@@ -691,7 +702,8 @@
             </w:pPr>
             <w:r>
               <w:rPr>
-                <w:sz w:val="19"/>
+                <w:color w:val="000000"/>
+                <w:sz w:val="18"/>
               </w:rPr>
               <w:t>2</w:t>
             </w:r>
@@ -707,11 +719,17 @@
             <w:tcW w:type="dxa" w:w="1440"/>
             <w:vAlign w:val="center"/>
             <w:tcMar>
-              <w:top w:w="120" w:type="dxa"/>
-              <w:bottom w:w="120" w:type="dxa"/>
-              <w:left w:w="150" w:type="dxa"/>
-              <w:right w:w="150" w:type="dxa"/>
+              <w:top w:w="100" w:type="dxa"/>
+              <w:bottom w:w="100" w:type="dxa"/>
+              <w:left w:w="140" w:type="dxa"/>
+              <w:right w:w="140" w:type="dxa"/>
             </w:tcMar>
+            <w:tcBorders>
+              <w:top w:val="single" w:sz="4" w:space="0" w:color="CBD5E1"/>
+              <w:left w:val="single" w:sz="4" w:space="0" w:color="CBD5E1"/>
+              <w:bottom w:val="single" w:sz="4" w:space="0" w:color="CBD5E1"/>
+              <w:right w:val="single" w:sz="4" w:space="0" w:color="CBD5E1"/>
+            </w:tcBorders>
             <w:shd w:fill="F8FAFC"/>
           </w:tcPr>
           <w:p>
@@ -721,7 +739,8 @@
             </w:pPr>
             <w:r>
               <w:rPr>
-                <w:sz w:val="19"/>
+                <w:color w:val="000000"/>
+                <w:sz w:val="18"/>
               </w:rPr>
               <w:t>3.</w:t>
             </w:r>
@@ -732,11 +751,17 @@
             <w:tcW w:type="dxa" w:w="6480"/>
             <w:vAlign w:val="center"/>
             <w:tcMar>
-              <w:top w:w="120" w:type="dxa"/>
-              <w:bottom w:w="120" w:type="dxa"/>
-              <w:left w:w="150" w:type="dxa"/>
-              <w:right w:w="150" w:type="dxa"/>
+              <w:top w:w="100" w:type="dxa"/>
+              <w:bottom w:w="100" w:type="dxa"/>
+              <w:left w:w="140" w:type="dxa"/>
+              <w:right w:w="140" w:type="dxa"/>
             </w:tcMar>
+            <w:tcBorders>
+              <w:top w:val="single" w:sz="4" w:space="0" w:color="CBD5E1"/>
+              <w:left w:val="single" w:sz="4" w:space="0" w:color="CBD5E1"/>
+              <w:bottom w:val="single" w:sz="4" w:space="0" w:color="CBD5E1"/>
+              <w:right w:val="single" w:sz="4" w:space="0" w:color="CBD5E1"/>
+            </w:tcBorders>
             <w:shd w:fill="F8FAFC"/>
           </w:tcPr>
           <w:p>
@@ -746,7 +771,8 @@
             </w:pPr>
             <w:r>
               <w:rPr>
-                <w:sz w:val="19"/>
+                <w:color w:val="000000"/>
+                <w:sz w:val="18"/>
               </w:rPr>
               <w:t>System Architecture &amp; Data Pipelines</w:t>
             </w:r>
@@ -757,11 +783,17 @@
             <w:tcW w:type="dxa" w:w="1440"/>
             <w:vAlign w:val="center"/>
             <w:tcMar>
-              <w:top w:w="120" w:type="dxa"/>
-              <w:bottom w:w="120" w:type="dxa"/>
-              <w:left w:w="150" w:type="dxa"/>
-              <w:right w:w="150" w:type="dxa"/>
+              <w:top w:w="100" w:type="dxa"/>
+              <w:bottom w:w="100" w:type="dxa"/>
+              <w:left w:w="140" w:type="dxa"/>
+              <w:right w:w="140" w:type="dxa"/>
             </w:tcMar>
+            <w:tcBorders>
+              <w:top w:val="single" w:sz="4" w:space="0" w:color="CBD5E1"/>
+              <w:left w:val="single" w:sz="4" w:space="0" w:color="CBD5E1"/>
+              <w:bottom w:val="single" w:sz="4" w:space="0" w:color="CBD5E1"/>
+              <w:right w:val="single" w:sz="4" w:space="0" w:color="CBD5E1"/>
+            </w:tcBorders>
             <w:shd w:fill="F8FAFC"/>
           </w:tcPr>
           <w:p>
@@ -771,7 +803,8 @@
             </w:pPr>
             <w:r>
               <w:rPr>
-                <w:sz w:val="19"/>
+                <w:color w:val="000000"/>
+                <w:sz w:val="18"/>
               </w:rPr>
               <w:t>5</w:t>
             </w:r>
@@ -787,11 +820,17 @@
             <w:tcW w:type="dxa" w:w="1440"/>
             <w:vAlign w:val="center"/>
             <w:tcMar>
-              <w:top w:w="120" w:type="dxa"/>
-              <w:bottom w:w="120" w:type="dxa"/>
-              <w:left w:w="150" w:type="dxa"/>
-              <w:right w:w="150" w:type="dxa"/>
+              <w:top w:w="100" w:type="dxa"/>
+              <w:bottom w:w="100" w:type="dxa"/>
+              <w:left w:w="140" w:type="dxa"/>
+              <w:right w:w="140" w:type="dxa"/>
             </w:tcMar>
+            <w:tcBorders>
+              <w:top w:val="single" w:sz="4" w:space="0" w:color="CBD5E1"/>
+              <w:left w:val="single" w:sz="4" w:space="0" w:color="CBD5E1"/>
+              <w:bottom w:val="single" w:sz="4" w:space="0" w:color="CBD5E1"/>
+              <w:right w:val="single" w:sz="4" w:space="0" w:color="CBD5E1"/>
+            </w:tcBorders>
             <w:shd w:fill="FFFFFF"/>
           </w:tcPr>
           <w:p>
@@ -801,7 +840,8 @@
             </w:pPr>
             <w:r>
               <w:rPr>
-                <w:sz w:val="19"/>
+                <w:color w:val="000000"/>
+                <w:sz w:val="18"/>
               </w:rPr>
               <w:t>4.</w:t>
             </w:r>
@@ -812,11 +852,17 @@
             <w:tcW w:type="dxa" w:w="6480"/>
             <w:vAlign w:val="center"/>
             <w:tcMar>
-              <w:top w:w="120" w:type="dxa"/>
-              <w:bottom w:w="120" w:type="dxa"/>
-              <w:left w:w="150" w:type="dxa"/>
-              <w:right w:w="150" w:type="dxa"/>
+              <w:top w:w="100" w:type="dxa"/>
+              <w:bottom w:w="100" w:type="dxa"/>
+              <w:left w:w="140" w:type="dxa"/>
+              <w:right w:w="140" w:type="dxa"/>
             </w:tcMar>
+            <w:tcBorders>
+              <w:top w:val="single" w:sz="4" w:space="0" w:color="CBD5E1"/>
+              <w:left w:val="single" w:sz="4" w:space="0" w:color="CBD5E1"/>
+              <w:bottom w:val="single" w:sz="4" w:space="0" w:color="CBD5E1"/>
+              <w:right w:val="single" w:sz="4" w:space="0" w:color="CBD5E1"/>
+            </w:tcBorders>
             <w:shd w:fill="FFFFFF"/>
           </w:tcPr>
           <w:p>
@@ -826,7 +872,8 @@
             </w:pPr>
             <w:r>
               <w:rPr>
-                <w:sz w:val="19"/>
+                <w:color w:val="000000"/>
+                <w:sz w:val="18"/>
               </w:rPr>
               <w:t>Implementation: Design Web Pages &amp; UI Modules</w:t>
             </w:r>
@@ -837,11 +884,17 @@
             <w:tcW w:type="dxa" w:w="1440"/>
             <w:vAlign w:val="center"/>
             <w:tcMar>
-              <w:top w:w="120" w:type="dxa"/>
-              <w:bottom w:w="120" w:type="dxa"/>
-              <w:left w:w="150" w:type="dxa"/>
-              <w:right w:w="150" w:type="dxa"/>
+              <w:top w:w="100" w:type="dxa"/>
+              <w:bottom w:w="100" w:type="dxa"/>
+              <w:left w:w="140" w:type="dxa"/>
+              <w:right w:w="140" w:type="dxa"/>
             </w:tcMar>
+            <w:tcBorders>
+              <w:top w:val="single" w:sz="4" w:space="0" w:color="CBD5E1"/>
+              <w:left w:val="single" w:sz="4" w:space="0" w:color="CBD5E1"/>
+              <w:bottom w:val="single" w:sz="4" w:space="0" w:color="CBD5E1"/>
+              <w:right w:val="single" w:sz="4" w:space="0" w:color="CBD5E1"/>
+            </w:tcBorders>
             <w:shd w:fill="FFFFFF"/>
           </w:tcPr>
           <w:p>
@@ -851,7 +904,8 @@
             </w:pPr>
             <w:r>
               <w:rPr>
-                <w:sz w:val="19"/>
+                <w:color w:val="000000"/>
+                <w:sz w:val="18"/>
               </w:rPr>
               <w:t>7</w:t>
             </w:r>
@@ -867,11 +921,17 @@
             <w:tcW w:type="dxa" w:w="1440"/>
             <w:vAlign w:val="center"/>
             <w:tcMar>
-              <w:top w:w="120" w:type="dxa"/>
-              <w:bottom w:w="120" w:type="dxa"/>
-              <w:left w:w="150" w:type="dxa"/>
-              <w:right w:w="150" w:type="dxa"/>
+              <w:top w:w="100" w:type="dxa"/>
+              <w:bottom w:w="100" w:type="dxa"/>
+              <w:left w:w="140" w:type="dxa"/>
+              <w:right w:w="140" w:type="dxa"/>
             </w:tcMar>
+            <w:tcBorders>
+              <w:top w:val="single" w:sz="4" w:space="0" w:color="CBD5E1"/>
+              <w:left w:val="single" w:sz="4" w:space="0" w:color="CBD5E1"/>
+              <w:bottom w:val="single" w:sz="4" w:space="0" w:color="CBD5E1"/>
+              <w:right w:val="single" w:sz="4" w:space="0" w:color="CBD5E1"/>
+            </w:tcBorders>
             <w:shd w:fill="F8FAFC"/>
           </w:tcPr>
           <w:p>
@@ -881,7 +941,8 @@
             </w:pPr>
             <w:r>
               <w:rPr>
-                <w:sz w:val="19"/>
+                <w:color w:val="000000"/>
+                <w:sz w:val="18"/>
               </w:rPr>
               <w:t>5.</w:t>
             </w:r>
@@ -892,11 +953,17 @@
             <w:tcW w:type="dxa" w:w="6480"/>
             <w:vAlign w:val="center"/>
             <w:tcMar>
-              <w:top w:w="120" w:type="dxa"/>
-              <w:bottom w:w="120" w:type="dxa"/>
-              <w:left w:w="150" w:type="dxa"/>
-              <w:right w:w="150" w:type="dxa"/>
+              <w:top w:w="100" w:type="dxa"/>
+              <w:bottom w:w="100" w:type="dxa"/>
+              <w:left w:w="140" w:type="dxa"/>
+              <w:right w:w="140" w:type="dxa"/>
             </w:tcMar>
+            <w:tcBorders>
+              <w:top w:val="single" w:sz="4" w:space="0" w:color="CBD5E1"/>
+              <w:left w:val="single" w:sz="4" w:space="0" w:color="CBD5E1"/>
+              <w:bottom w:val="single" w:sz="4" w:space="0" w:color="CBD5E1"/>
+              <w:right w:val="single" w:sz="4" w:space="0" w:color="CBD5E1"/>
+            </w:tcBorders>
             <w:shd w:fill="F8FAFC"/>
           </w:tcPr>
           <w:p>
@@ -906,7 +973,8 @@
             </w:pPr>
             <w:r>
               <w:rPr>
-                <w:sz w:val="19"/>
+                <w:color w:val="000000"/>
+                <w:sz w:val="18"/>
               </w:rPr>
               <w:t>Algorithms &amp; Working Mechanism</w:t>
             </w:r>
@@ -917,11 +985,17 @@
             <w:tcW w:type="dxa" w:w="1440"/>
             <w:vAlign w:val="center"/>
             <w:tcMar>
-              <w:top w:w="120" w:type="dxa"/>
-              <w:bottom w:w="120" w:type="dxa"/>
-              <w:left w:w="150" w:type="dxa"/>
-              <w:right w:w="150" w:type="dxa"/>
+              <w:top w:w="100" w:type="dxa"/>
+              <w:bottom w:w="100" w:type="dxa"/>
+              <w:left w:w="140" w:type="dxa"/>
+              <w:right w:w="140" w:type="dxa"/>
             </w:tcMar>
+            <w:tcBorders>
+              <w:top w:val="single" w:sz="4" w:space="0" w:color="CBD5E1"/>
+              <w:left w:val="single" w:sz="4" w:space="0" w:color="CBD5E1"/>
+              <w:bottom w:val="single" w:sz="4" w:space="0" w:color="CBD5E1"/>
+              <w:right w:val="single" w:sz="4" w:space="0" w:color="CBD5E1"/>
+            </w:tcBorders>
             <w:shd w:fill="F8FAFC"/>
           </w:tcPr>
           <w:p>
@@ -931,7 +1005,8 @@
             </w:pPr>
             <w:r>
               <w:rPr>
-                <w:sz w:val="19"/>
+                <w:color w:val="000000"/>
+                <w:sz w:val="18"/>
               </w:rPr>
               <w:t>11</w:t>
             </w:r>
@@ -947,11 +1022,17 @@
             <w:tcW w:type="dxa" w:w="1440"/>
             <w:vAlign w:val="center"/>
             <w:tcMar>
-              <w:top w:w="120" w:type="dxa"/>
-              <w:bottom w:w="120" w:type="dxa"/>
-              <w:left w:w="150" w:type="dxa"/>
-              <w:right w:w="150" w:type="dxa"/>
+              <w:top w:w="100" w:type="dxa"/>
+              <w:bottom w:w="100" w:type="dxa"/>
+              <w:left w:w="140" w:type="dxa"/>
+              <w:right w:w="140" w:type="dxa"/>
             </w:tcMar>
+            <w:tcBorders>
+              <w:top w:val="single" w:sz="4" w:space="0" w:color="CBD5E1"/>
+              <w:left w:val="single" w:sz="4" w:space="0" w:color="CBD5E1"/>
+              <w:bottom w:val="single" w:sz="4" w:space="0" w:color="CBD5E1"/>
+              <w:right w:val="single" w:sz="4" w:space="0" w:color="CBD5E1"/>
+            </w:tcBorders>
             <w:shd w:fill="FFFFFF"/>
           </w:tcPr>
           <w:p>
@@ -961,7 +1042,8 @@
             </w:pPr>
             <w:r>
               <w:rPr>
-                <w:sz w:val="19"/>
+                <w:color w:val="000000"/>
+                <w:sz w:val="18"/>
               </w:rPr>
               <w:t>6.</w:t>
             </w:r>
@@ -972,11 +1054,17 @@
             <w:tcW w:type="dxa" w:w="6480"/>
             <w:vAlign w:val="center"/>
             <w:tcMar>
-              <w:top w:w="120" w:type="dxa"/>
-              <w:bottom w:w="120" w:type="dxa"/>
-              <w:left w:w="150" w:type="dxa"/>
-              <w:right w:w="150" w:type="dxa"/>
+              <w:top w:w="100" w:type="dxa"/>
+              <w:bottom w:w="100" w:type="dxa"/>
+              <w:left w:w="140" w:type="dxa"/>
+              <w:right w:w="140" w:type="dxa"/>
             </w:tcMar>
+            <w:tcBorders>
+              <w:top w:val="single" w:sz="4" w:space="0" w:color="CBD5E1"/>
+              <w:left w:val="single" w:sz="4" w:space="0" w:color="CBD5E1"/>
+              <w:bottom w:val="single" w:sz="4" w:space="0" w:color="CBD5E1"/>
+              <w:right w:val="single" w:sz="4" w:space="0" w:color="CBD5E1"/>
+            </w:tcBorders>
             <w:shd w:fill="FFFFFF"/>
           </w:tcPr>
           <w:p>
@@ -986,7 +1074,8 @@
             </w:pPr>
             <w:r>
               <w:rPr>
-                <w:sz w:val="19"/>
+                <w:color w:val="000000"/>
+                <w:sz w:val="18"/>
               </w:rPr>
               <w:t>Technology Stack &amp; Deployment Architecture</w:t>
             </w:r>
@@ -997,11 +1086,17 @@
             <w:tcW w:type="dxa" w:w="1440"/>
             <w:vAlign w:val="center"/>
             <w:tcMar>
-              <w:top w:w="120" w:type="dxa"/>
-              <w:bottom w:w="120" w:type="dxa"/>
-              <w:left w:w="150" w:type="dxa"/>
-              <w:right w:w="150" w:type="dxa"/>
+              <w:top w:w="100" w:type="dxa"/>
+              <w:bottom w:w="100" w:type="dxa"/>
+              <w:left w:w="140" w:type="dxa"/>
+              <w:right w:w="140" w:type="dxa"/>
             </w:tcMar>
+            <w:tcBorders>
+              <w:top w:val="single" w:sz="4" w:space="0" w:color="CBD5E1"/>
+              <w:left w:val="single" w:sz="4" w:space="0" w:color="CBD5E1"/>
+              <w:bottom w:val="single" w:sz="4" w:space="0" w:color="CBD5E1"/>
+              <w:right w:val="single" w:sz="4" w:space="0" w:color="CBD5E1"/>
+            </w:tcBorders>
             <w:shd w:fill="FFFFFF"/>
           </w:tcPr>
           <w:p>
@@ -1011,9 +1106,10 @@
             </w:pPr>
             <w:r>
               <w:rPr>
-                <w:sz w:val="19"/>
+                <w:color w:val="000000"/>
+                <w:sz w:val="18"/>
               </w:rPr>
-              <w:t>14</w:t>
+              <w:t>13</w:t>
             </w:r>
           </w:p>
         </w:tc>
@@ -1027,11 +1123,17 @@
             <w:tcW w:type="dxa" w:w="1440"/>
             <w:vAlign w:val="center"/>
             <w:tcMar>
-              <w:top w:w="120" w:type="dxa"/>
-              <w:bottom w:w="120" w:type="dxa"/>
-              <w:left w:w="150" w:type="dxa"/>
-              <w:right w:w="150" w:type="dxa"/>
+              <w:top w:w="100" w:type="dxa"/>
+              <w:bottom w:w="100" w:type="dxa"/>
+              <w:left w:w="140" w:type="dxa"/>
+              <w:right w:w="140" w:type="dxa"/>
             </w:tcMar>
+            <w:tcBorders>
+              <w:top w:val="single" w:sz="4" w:space="0" w:color="CBD5E1"/>
+              <w:left w:val="single" w:sz="4" w:space="0" w:color="CBD5E1"/>
+              <w:bottom w:val="single" w:sz="4" w:space="0" w:color="CBD5E1"/>
+              <w:right w:val="single" w:sz="4" w:space="0" w:color="CBD5E1"/>
+            </w:tcBorders>
             <w:shd w:fill="F8FAFC"/>
           </w:tcPr>
           <w:p>
@@ -1041,7 +1143,8 @@
             </w:pPr>
             <w:r>
               <w:rPr>
-                <w:sz w:val="19"/>
+                <w:color w:val="000000"/>
+                <w:sz w:val="18"/>
               </w:rPr>
               <w:t>7.</w:t>
             </w:r>
@@ -1052,11 +1155,17 @@
             <w:tcW w:type="dxa" w:w="6480"/>
             <w:vAlign w:val="center"/>
             <w:tcMar>
-              <w:top w:w="120" w:type="dxa"/>
-              <w:bottom w:w="120" w:type="dxa"/>
-              <w:left w:w="150" w:type="dxa"/>
-              <w:right w:w="150" w:type="dxa"/>
+              <w:top w:w="100" w:type="dxa"/>
+              <w:bottom w:w="100" w:type="dxa"/>
+              <w:left w:w="140" w:type="dxa"/>
+              <w:right w:w="140" w:type="dxa"/>
             </w:tcMar>
+            <w:tcBorders>
+              <w:top w:val="single" w:sz="4" w:space="0" w:color="CBD5E1"/>
+              <w:left w:val="single" w:sz="4" w:space="0" w:color="CBD5E1"/>
+              <w:bottom w:val="single" w:sz="4" w:space="0" w:color="CBD5E1"/>
+              <w:right w:val="single" w:sz="4" w:space="0" w:color="CBD5E1"/>
+            </w:tcBorders>
             <w:shd w:fill="F8FAFC"/>
           </w:tcPr>
           <w:p>
@@ -1066,7 +1175,8 @@
             </w:pPr>
             <w:r>
               <w:rPr>
-                <w:sz w:val="19"/>
+                <w:color w:val="000000"/>
+                <w:sz w:val="18"/>
               </w:rPr>
               <w:t>Results, Verification &amp; Testing</w:t>
             </w:r>
@@ -1077,11 +1187,17 @@
             <w:tcW w:type="dxa" w:w="1440"/>
             <w:vAlign w:val="center"/>
             <w:tcMar>
-              <w:top w:w="120" w:type="dxa"/>
-              <w:bottom w:w="120" w:type="dxa"/>
-              <w:left w:w="150" w:type="dxa"/>
-              <w:right w:w="150" w:type="dxa"/>
+              <w:top w:w="100" w:type="dxa"/>
+              <w:bottom w:w="100" w:type="dxa"/>
+              <w:left w:w="140" w:type="dxa"/>
+              <w:right w:w="140" w:type="dxa"/>
             </w:tcMar>
+            <w:tcBorders>
+              <w:top w:val="single" w:sz="4" w:space="0" w:color="CBD5E1"/>
+              <w:left w:val="single" w:sz="4" w:space="0" w:color="CBD5E1"/>
+              <w:bottom w:val="single" w:sz="4" w:space="0" w:color="CBD5E1"/>
+              <w:right w:val="single" w:sz="4" w:space="0" w:color="CBD5E1"/>
+            </w:tcBorders>
             <w:shd w:fill="F8FAFC"/>
           </w:tcPr>
           <w:p>
@@ -1091,9 +1207,10 @@
             </w:pPr>
             <w:r>
               <w:rPr>
-                <w:sz w:val="19"/>
+                <w:color w:val="000000"/>
+                <w:sz w:val="18"/>
               </w:rPr>
-              <w:t>16</w:t>
+              <w:t>15</w:t>
             </w:r>
           </w:p>
         </w:tc>
@@ -1107,11 +1224,17 @@
             <w:tcW w:type="dxa" w:w="1440"/>
             <w:vAlign w:val="center"/>
             <w:tcMar>
-              <w:top w:w="120" w:type="dxa"/>
-              <w:bottom w:w="120" w:type="dxa"/>
-              <w:left w:w="150" w:type="dxa"/>
-              <w:right w:w="150" w:type="dxa"/>
+              <w:top w:w="100" w:type="dxa"/>
+              <w:bottom w:w="100" w:type="dxa"/>
+              <w:left w:w="140" w:type="dxa"/>
+              <w:right w:w="140" w:type="dxa"/>
             </w:tcMar>
+            <w:tcBorders>
+              <w:top w:val="single" w:sz="4" w:space="0" w:color="CBD5E1"/>
+              <w:left w:val="single" w:sz="4" w:space="0" w:color="CBD5E1"/>
+              <w:bottom w:val="single" w:sz="4" w:space="0" w:color="CBD5E1"/>
+              <w:right w:val="single" w:sz="4" w:space="0" w:color="CBD5E1"/>
+            </w:tcBorders>
             <w:shd w:fill="FFFFFF"/>
           </w:tcPr>
           <w:p>
@@ -1121,7 +1244,8 @@
             </w:pPr>
             <w:r>
               <w:rPr>
-                <w:sz w:val="19"/>
+                <w:color w:val="000000"/>
+                <w:sz w:val="18"/>
               </w:rPr>
               <w:t>8.</w:t>
             </w:r>
@@ -1132,11 +1256,17 @@
             <w:tcW w:type="dxa" w:w="6480"/>
             <w:vAlign w:val="center"/>
             <w:tcMar>
-              <w:top w:w="120" w:type="dxa"/>
-              <w:bottom w:w="120" w:type="dxa"/>
-              <w:left w:w="150" w:type="dxa"/>
-              <w:right w:w="150" w:type="dxa"/>
+              <w:top w:w="100" w:type="dxa"/>
+              <w:bottom w:w="100" w:type="dxa"/>
+              <w:left w:w="140" w:type="dxa"/>
+              <w:right w:w="140" w:type="dxa"/>
             </w:tcMar>
+            <w:tcBorders>
+              <w:top w:val="single" w:sz="4" w:space="0" w:color="CBD5E1"/>
+              <w:left w:val="single" w:sz="4" w:space="0" w:color="CBD5E1"/>
+              <w:bottom w:val="single" w:sz="4" w:space="0" w:color="CBD5E1"/>
+              <w:right w:val="single" w:sz="4" w:space="0" w:color="CBD5E1"/>
+            </w:tcBorders>
             <w:shd w:fill="FFFFFF"/>
           </w:tcPr>
           <w:p>
@@ -1146,7 +1276,8 @@
             </w:pPr>
             <w:r>
               <w:rPr>
-                <w:sz w:val="19"/>
+                <w:color w:val="000000"/>
+                <w:sz w:val="18"/>
               </w:rPr>
               <w:t>Conclusion &amp; Future Scope</w:t>
             </w:r>
@@ -1157,11 +1288,17 @@
             <w:tcW w:type="dxa" w:w="1440"/>
             <w:vAlign w:val="center"/>
             <w:tcMar>
-              <w:top w:w="120" w:type="dxa"/>
-              <w:bottom w:w="120" w:type="dxa"/>
-              <w:left w:w="150" w:type="dxa"/>
-              <w:right w:w="150" w:type="dxa"/>
+              <w:top w:w="100" w:type="dxa"/>
+              <w:bottom w:w="100" w:type="dxa"/>
+              <w:left w:w="140" w:type="dxa"/>
+              <w:right w:w="140" w:type="dxa"/>
             </w:tcMar>
+            <w:tcBorders>
+              <w:top w:val="single" w:sz="4" w:space="0" w:color="CBD5E1"/>
+              <w:left w:val="single" w:sz="4" w:space="0" w:color="CBD5E1"/>
+              <w:bottom w:val="single" w:sz="4" w:space="0" w:color="CBD5E1"/>
+              <w:right w:val="single" w:sz="4" w:space="0" w:color="CBD5E1"/>
+            </w:tcBorders>
             <w:shd w:fill="FFFFFF"/>
           </w:tcPr>
           <w:p>
@@ -1171,9 +1308,10 @@
             </w:pPr>
             <w:r>
               <w:rPr>
-                <w:sz w:val="19"/>
+                <w:color w:val="000000"/>
+                <w:sz w:val="18"/>
               </w:rPr>
-              <w:t>19</w:t>
+              <w:t>18</w:t>
             </w:r>
           </w:p>
         </w:tc>
@@ -1187,11 +1325,17 @@
             <w:tcW w:type="dxa" w:w="1440"/>
             <w:vAlign w:val="center"/>
             <w:tcMar>
-              <w:top w:w="120" w:type="dxa"/>
-              <w:bottom w:w="120" w:type="dxa"/>
-              <w:left w:w="150" w:type="dxa"/>
-              <w:right w:w="150" w:type="dxa"/>
+              <w:top w:w="100" w:type="dxa"/>
+              <w:bottom w:w="100" w:type="dxa"/>
+              <w:left w:w="140" w:type="dxa"/>
+              <w:right w:w="140" w:type="dxa"/>
             </w:tcMar>
+            <w:tcBorders>
+              <w:top w:val="single" w:sz="4" w:space="0" w:color="CBD5E1"/>
+              <w:left w:val="single" w:sz="4" w:space="0" w:color="CBD5E1"/>
+              <w:bottom w:val="single" w:sz="4" w:space="0" w:color="CBD5E1"/>
+              <w:right w:val="single" w:sz="4" w:space="0" w:color="CBD5E1"/>
+            </w:tcBorders>
             <w:shd w:fill="F8FAFC"/>
           </w:tcPr>
           <w:p>
@@ -1201,7 +1345,8 @@
             </w:pPr>
             <w:r>
               <w:rPr>
-                <w:sz w:val="19"/>
+                <w:color w:val="000000"/>
+                <w:sz w:val="18"/>
               </w:rPr>
               <w:t>9.</w:t>
             </w:r>
@@ -1212,11 +1357,17 @@
             <w:tcW w:type="dxa" w:w="6480"/>
             <w:vAlign w:val="center"/>
             <w:tcMar>
-              <w:top w:w="120" w:type="dxa"/>
-              <w:bottom w:w="120" w:type="dxa"/>
-              <w:left w:w="150" w:type="dxa"/>
-              <w:right w:w="150" w:type="dxa"/>
+              <w:top w:w="100" w:type="dxa"/>
+              <w:bottom w:w="100" w:type="dxa"/>
+              <w:left w:w="140" w:type="dxa"/>
+              <w:right w:w="140" w:type="dxa"/>
             </w:tcMar>
+            <w:tcBorders>
+              <w:top w:val="single" w:sz="4" w:space="0" w:color="CBD5E1"/>
+              <w:left w:val="single" w:sz="4" w:space="0" w:color="CBD5E1"/>
+              <w:bottom w:val="single" w:sz="4" w:space="0" w:color="CBD5E1"/>
+              <w:right w:val="single" w:sz="4" w:space="0" w:color="CBD5E1"/>
+            </w:tcBorders>
             <w:shd w:fill="F8FAFC"/>
           </w:tcPr>
           <w:p>
@@ -1226,7 +1377,8 @@
             </w:pPr>
             <w:r>
               <w:rPr>
-                <w:sz w:val="19"/>
+                <w:color w:val="000000"/>
+                <w:sz w:val="18"/>
               </w:rPr>
               <w:t>References &amp; Project Repositories</w:t>
             </w:r>
@@ -1237,11 +1389,17 @@
             <w:tcW w:type="dxa" w:w="1440"/>
             <w:vAlign w:val="center"/>
             <w:tcMar>
-              <w:top w:w="120" w:type="dxa"/>
-              <w:bottom w:w="120" w:type="dxa"/>
-              <w:left w:w="150" w:type="dxa"/>
-              <w:right w:w="150" w:type="dxa"/>
+              <w:top w:w="100" w:type="dxa"/>
+              <w:bottom w:w="100" w:type="dxa"/>
+              <w:left w:w="140" w:type="dxa"/>
+              <w:right w:w="140" w:type="dxa"/>
             </w:tcMar>
+            <w:tcBorders>
+              <w:top w:val="single" w:sz="4" w:space="0" w:color="CBD5E1"/>
+              <w:left w:val="single" w:sz="4" w:space="0" w:color="CBD5E1"/>
+              <w:bottom w:val="single" w:sz="4" w:space="0" w:color="CBD5E1"/>
+              <w:right w:val="single" w:sz="4" w:space="0" w:color="CBD5E1"/>
+            </w:tcBorders>
             <w:shd w:fill="F8FAFC"/>
           </w:tcPr>
           <w:p>
@@ -1251,9 +1409,10 @@
             </w:pPr>
             <w:r>
               <w:rPr>
-                <w:sz w:val="19"/>
+                <w:color w:val="000000"/>
+                <w:sz w:val="18"/>
               </w:rPr>
-              <w:t>20</w:t>
+              <w:t>19</w:t>
             </w:r>
           </w:p>
         </w:tc>
@@ -1267,12 +1426,11 @@
     <w:p>
       <w:pPr>
         <w:pStyle w:val="Heading1"/>
-        <w:spacing w:before="240" w:after="160"/>
       </w:pPr>
       <w:r>
         <w:rPr>
           <w:b/>
-          <w:color w:val="0F172A"/>
+          <w:color w:val="000000"/>
           <w:sz w:val="28"/>
         </w:rPr>
         <w:t>1. Problem Definition &amp; Objectives</w:t>
@@ -1308,19 +1466,13 @@
     </w:p>
     <w:p>
       <w:pPr>
-        <w:spacing w:line="288" w:lineRule="auto" w:after="240"/>
-        <w:jc w:val="both"/>
-      </w:pPr>
-    </w:p>
-    <w:p>
-      <w:pPr>
         <w:pStyle w:val="ListBullet"/>
         <w:spacing w:after="80" w:line="276" w:lineRule="auto"/>
       </w:pPr>
       <w:r>
         <w:rPr>
           <w:b/>
-          <w:color w:val="1E3A8A"/>
+          <w:color w:val="000000"/>
         </w:rPr>
         <w:t xml:space="preserve">Layer 4 Stateful Packet Inspection &amp; Policy Enforcement: </w:t>
       </w:r>
@@ -1336,7 +1488,7 @@
       <w:r>
         <w:rPr>
           <w:b/>
-          <w:color w:val="1E3A8A"/>
+          <w:color w:val="000000"/>
         </w:rPr>
         <w:t xml:space="preserve">Heuristic Intrusion Detection System (IDS): </w:t>
       </w:r>
@@ -1352,7 +1504,7 @@
       <w:r>
         <w:rPr>
           <w:b/>
-          <w:color w:val="1E3A8A"/>
+          <w:color w:val="000000"/>
         </w:rPr>
         <w:t xml:space="preserve">Interactive Network Topology Mesh Graph: </w:t>
       </w:r>
@@ -1368,7 +1520,7 @@
       <w:r>
         <w:rPr>
           <w:b/>
-          <w:color w:val="1E3A8A"/>
+          <w:color w:val="000000"/>
         </w:rPr>
         <w:t xml:space="preserve">Live Adversary Attack Simulation Console: </w:t>
       </w:r>
@@ -1384,7 +1536,7 @@
       <w:r>
         <w:rPr>
           <w:b/>
-          <w:color w:val="1E3A8A"/>
+          <w:color w:val="000000"/>
         </w:rPr>
         <w:t xml:space="preserve">Dual Operational Modes &amp; Native OS Socket Bridge: </w:t>
       </w:r>
@@ -1400,7 +1552,7 @@
       <w:r>
         <w:rPr>
           <w:b/>
-          <w:color w:val="1E3A8A"/>
+          <w:color w:val="000000"/>
         </w:rPr>
         <w:t xml:space="preserve">SecOps AI Forensic Analyst: </w:t>
       </w:r>
@@ -1416,7 +1568,7 @@
       <w:r>
         <w:rPr>
           <w:b/>
-          <w:color w:val="1E3A8A"/>
+          <w:color w:val="000000"/>
         </w:rPr>
         <w:t xml:space="preserve">Relational Database Persistence: </w:t>
       </w:r>
@@ -1436,7 +1588,7 @@
       <w:r>
         <w:rPr>
           <w:b/>
-          <w:color w:val="0F172A"/>
+          <w:color w:val="000000"/>
           <w:sz w:val="28"/>
         </w:rPr>
         <w:t>2. Introduction &amp; Theoretical Background</w:t>
@@ -1473,31 +1625,7 @@
         <w:pStyle w:val="Heading2"/>
       </w:pPr>
       <w:r>
-        <w:t>2.2 Intrusion Detection Systems (IDS) &amp; Heuristic Anomaly Detection</w:t>
-      </w:r>
-    </w:p>
-    <w:p>
-      <w:pPr>
-        <w:spacing w:line="288" w:lineRule="auto" w:after="160"/>
-        <w:jc w:val="both"/>
-      </w:pPr>
-      <w:r>
-        <w:t>Intrusion Detection Systems monitor network traffic for suspicious activity, policy violations, or unauthorized access attempts. Detection mechanisms fall into two broad classifications:</w:t>
-        <w:br/>
-        <w:t>1. Signature-Based Detection: Matches packet attributes against a database of known exploit signatures, such as malformed flags, specific port combinations (e.g. MS17-010 EternalBlue probes on port 445), or known adversary IP blocks.</w:t>
-        <w:br/>
-        <w:t>2. Anomaly-Based Heuristic Detection: Establishes a baseline of normal operational network behavior and flags statistical deviations, such as an IP generating an abnormal ratio of SYN packets to completed connections or scanning multiple non-contiguous ports within a short observation window.</w:t>
-        <w:br/>
-        <w:br/>
-        <w:t>Sentinel employs a hybrid engine that detects both explicit signatures and rate-threshold anomalies in real time.</w:t>
-      </w:r>
-    </w:p>
-    <w:p>
-      <w:pPr>
-        <w:pStyle w:val="Heading2"/>
-      </w:pPr>
-      <w:r>
-        <w:t>2.3 Core Threat Vectors &amp; Attack Models</w:t>
+        <w:t>2.2 Core Threat Vectors &amp; Attack Models</w:t>
       </w:r>
     </w:p>
     <w:p>
@@ -1514,29 +1642,16 @@
       </w:r>
     </w:p>
     <w:p>
-      <w:pPr>
-        <w:pStyle w:val="Heading2"/>
-      </w:pPr>
       <w:r>
-        <w:t>2.4 Server-Sent Events (SSE) &amp; Native Socket Sniffing</w:t>
-      </w:r>
-    </w:p>
-    <w:p>
-      <w:pPr>
-        <w:spacing w:line="288" w:lineRule="auto" w:after="160"/>
-        <w:jc w:val="both"/>
-      </w:pPr>
-      <w:r>
-        <w:t>To achieve low-latency packet streaming without the heavy handshake overhead of WebSockets or the inefficiency of periodic polling, Sentinel utilizes Server-Sent Events (SSE). Operating over standard HTTP with 'text/event-stream' encapsulation, SSE maintains a persistent, unidirectional telemetry channel from the Node.js backend bridge directly into the React browser runtime, achieving sub-millisecond dispatch times.</w:t>
+        <w:br w:type="page"/>
       </w:r>
     </w:p>
     <w:p>
       <w:pPr>
         <w:pStyle w:val="Heading3"/>
-        <w:spacing w:after="240"/>
       </w:pPr>
       <w:r>
-        <w:t>Table 1 : Comparison of Traditional Firewalls vs Sentinel Next-Gen Firewall</w:t>
+        <w:t>Table 1 : Traditional Firewalls vs Sentinel Next-Gen Firewall</w:t>
       </w:r>
     </w:p>
     <w:tbl>
@@ -1560,22 +1675,28 @@
             <w:tcW w:type="dxa" w:w="2592"/>
             <w:vAlign w:val="center"/>
             <w:tcMar>
-              <w:top w:w="120" w:type="dxa"/>
-              <w:bottom w:w="120" w:type="dxa"/>
-              <w:left w:w="150" w:type="dxa"/>
-              <w:right w:w="150" w:type="dxa"/>
+              <w:top w:w="100" w:type="dxa"/>
+              <w:bottom w:w="100" w:type="dxa"/>
+              <w:left w:w="140" w:type="dxa"/>
+              <w:right w:w="140" w:type="dxa"/>
             </w:tcMar>
-            <w:shd w:fill="1E3A8A"/>
+            <w:tcBorders>
+              <w:top w:val="single" w:sz="4" w:space="0" w:color="CBD5E1"/>
+              <w:left w:val="single" w:sz="4" w:space="0" w:color="CBD5E1"/>
+              <w:bottom w:val="single" w:sz="4" w:space="0" w:color="CBD5E1"/>
+              <w:right w:val="single" w:sz="4" w:space="0" w:color="CBD5E1"/>
+            </w:tcBorders>
+            <w:shd w:fill="E2E8F0"/>
           </w:tcPr>
           <w:p>
             <w:pPr>
-              <w:spacing w:before="40" w:after="40"/>
+              <w:spacing w:before="60" w:after="60"/>
             </w:pPr>
             <w:r>
               <w:rPr>
                 <w:b/>
-                <w:color w:val="FFFFFF"/>
-                <w:sz w:val="20"/>
+                <w:color w:val="000000"/>
+                <w:sz w:val="19"/>
               </w:rPr>
               <w:t>Parameter</w:t>
             </w:r>
@@ -1586,22 +1707,28 @@
             <w:tcW w:type="dxa" w:w="3168"/>
             <w:vAlign w:val="center"/>
             <w:tcMar>
-              <w:top w:w="120" w:type="dxa"/>
-              <w:bottom w:w="120" w:type="dxa"/>
-              <w:left w:w="150" w:type="dxa"/>
-              <w:right w:w="150" w:type="dxa"/>
+              <w:top w:w="100" w:type="dxa"/>
+              <w:bottom w:w="100" w:type="dxa"/>
+              <w:left w:w="140" w:type="dxa"/>
+              <w:right w:w="140" w:type="dxa"/>
             </w:tcMar>
-            <w:shd w:fill="1E3A8A"/>
+            <w:tcBorders>
+              <w:top w:val="single" w:sz="4" w:space="0" w:color="CBD5E1"/>
+              <w:left w:val="single" w:sz="4" w:space="0" w:color="CBD5E1"/>
+              <w:bottom w:val="single" w:sz="4" w:space="0" w:color="CBD5E1"/>
+              <w:right w:val="single" w:sz="4" w:space="0" w:color="CBD5E1"/>
+            </w:tcBorders>
+            <w:shd w:fill="E2E8F0"/>
           </w:tcPr>
           <w:p>
             <w:pPr>
-              <w:spacing w:before="40" w:after="40"/>
+              <w:spacing w:before="60" w:after="60"/>
             </w:pPr>
             <w:r>
               <w:rPr>
                 <w:b/>
-                <w:color w:val="FFFFFF"/>
-                <w:sz w:val="20"/>
+                <w:color w:val="000000"/>
+                <w:sz w:val="19"/>
               </w:rPr>
               <w:t>Traditional Packet Filter</w:t>
             </w:r>
@@ -1612,22 +1739,28 @@
             <w:tcW w:type="dxa" w:w="3600"/>
             <w:vAlign w:val="center"/>
             <w:tcMar>
-              <w:top w:w="120" w:type="dxa"/>
-              <w:bottom w:w="120" w:type="dxa"/>
-              <w:left w:w="150" w:type="dxa"/>
-              <w:right w:w="150" w:type="dxa"/>
+              <w:top w:w="100" w:type="dxa"/>
+              <w:bottom w:w="100" w:type="dxa"/>
+              <w:left w:w="140" w:type="dxa"/>
+              <w:right w:w="140" w:type="dxa"/>
             </w:tcMar>
-            <w:shd w:fill="1E3A8A"/>
+            <w:tcBorders>
+              <w:top w:val="single" w:sz="4" w:space="0" w:color="CBD5E1"/>
+              <w:left w:val="single" w:sz="4" w:space="0" w:color="CBD5E1"/>
+              <w:bottom w:val="single" w:sz="4" w:space="0" w:color="CBD5E1"/>
+              <w:right w:val="single" w:sz="4" w:space="0" w:color="CBD5E1"/>
+            </w:tcBorders>
+            <w:shd w:fill="E2E8F0"/>
           </w:tcPr>
           <w:p>
             <w:pPr>
-              <w:spacing w:before="40" w:after="40"/>
+              <w:spacing w:before="60" w:after="60"/>
             </w:pPr>
             <w:r>
               <w:rPr>
                 <w:b/>
-                <w:color w:val="FFFFFF"/>
-                <w:sz w:val="20"/>
+                <w:color w:val="000000"/>
+                <w:sz w:val="19"/>
               </w:rPr>
               <w:t>Sentinel Next-Gen Firewall</w:t>
             </w:r>
@@ -1643,11 +1776,17 @@
             <w:tcW w:type="dxa" w:w="2592"/>
             <w:vAlign w:val="center"/>
             <w:tcMar>
-              <w:top w:w="120" w:type="dxa"/>
-              <w:bottom w:w="120" w:type="dxa"/>
-              <w:left w:w="150" w:type="dxa"/>
-              <w:right w:w="150" w:type="dxa"/>
+              <w:top w:w="100" w:type="dxa"/>
+              <w:bottom w:w="100" w:type="dxa"/>
+              <w:left w:w="140" w:type="dxa"/>
+              <w:right w:w="140" w:type="dxa"/>
             </w:tcMar>
+            <w:tcBorders>
+              <w:top w:val="single" w:sz="4" w:space="0" w:color="CBD5E1"/>
+              <w:left w:val="single" w:sz="4" w:space="0" w:color="CBD5E1"/>
+              <w:bottom w:val="single" w:sz="4" w:space="0" w:color="CBD5E1"/>
+              <w:right w:val="single" w:sz="4" w:space="0" w:color="CBD5E1"/>
+            </w:tcBorders>
             <w:shd w:fill="F8FAFC"/>
           </w:tcPr>
           <w:p>
@@ -1656,9 +1795,10 @@
             </w:pPr>
             <w:r>
               <w:rPr>
-                <w:sz w:val="19"/>
+                <w:color w:val="000000"/>
+                <w:sz w:val="18"/>
               </w:rPr>
-              <w:t>OSI Inspection Layer</w:t>
+              <w:t>Inspection Layer</w:t>
             </w:r>
           </w:p>
         </w:tc>
@@ -1667,11 +1807,17 @@
             <w:tcW w:type="dxa" w:w="3168"/>
             <w:vAlign w:val="center"/>
             <w:tcMar>
-              <w:top w:w="120" w:type="dxa"/>
-              <w:bottom w:w="120" w:type="dxa"/>
-              <w:left w:w="150" w:type="dxa"/>
-              <w:right w:w="150" w:type="dxa"/>
+              <w:top w:w="100" w:type="dxa"/>
+              <w:bottom w:w="100" w:type="dxa"/>
+              <w:left w:w="140" w:type="dxa"/>
+              <w:right w:w="140" w:type="dxa"/>
             </w:tcMar>
+            <w:tcBorders>
+              <w:top w:val="single" w:sz="4" w:space="0" w:color="CBD5E1"/>
+              <w:left w:val="single" w:sz="4" w:space="0" w:color="CBD5E1"/>
+              <w:bottom w:val="single" w:sz="4" w:space="0" w:color="CBD5E1"/>
+              <w:right w:val="single" w:sz="4" w:space="0" w:color="CBD5E1"/>
+            </w:tcBorders>
             <w:shd w:fill="F8FAFC"/>
           </w:tcPr>
           <w:p>
@@ -1680,7 +1826,8 @@
             </w:pPr>
             <w:r>
               <w:rPr>
-                <w:sz w:val="19"/>
+                <w:color w:val="000000"/>
+                <w:sz w:val="18"/>
               </w:rPr>
               <w:t>Layer 3 &amp; Layer 4 only</w:t>
             </w:r>
@@ -1691,11 +1838,17 @@
             <w:tcW w:type="dxa" w:w="3600"/>
             <w:vAlign w:val="center"/>
             <w:tcMar>
-              <w:top w:w="120" w:type="dxa"/>
-              <w:bottom w:w="120" w:type="dxa"/>
-              <w:left w:w="150" w:type="dxa"/>
-              <w:right w:w="150" w:type="dxa"/>
+              <w:top w:w="100" w:type="dxa"/>
+              <w:bottom w:w="100" w:type="dxa"/>
+              <w:left w:w="140" w:type="dxa"/>
+              <w:right w:w="140" w:type="dxa"/>
             </w:tcMar>
+            <w:tcBorders>
+              <w:top w:val="single" w:sz="4" w:space="0" w:color="CBD5E1"/>
+              <w:left w:val="single" w:sz="4" w:space="0" w:color="CBD5E1"/>
+              <w:bottom w:val="single" w:sz="4" w:space="0" w:color="CBD5E1"/>
+              <w:right w:val="single" w:sz="4" w:space="0" w:color="CBD5E1"/>
+            </w:tcBorders>
             <w:shd w:fill="F8FAFC"/>
           </w:tcPr>
           <w:p>
@@ -1704,9 +1857,10 @@
             </w:pPr>
             <w:r>
               <w:rPr>
-                <w:sz w:val="19"/>
+                <w:color w:val="000000"/>
+                <w:sz w:val="18"/>
               </w:rPr>
-              <w:t>Layer 3, Layer 4 &amp; Heuristic Signature Analysis</w:t>
+              <w:t>Layer 3, Layer 4 &amp; Heuristic Signatures</w:t>
             </w:r>
           </w:p>
         </w:tc>
@@ -1720,11 +1874,17 @@
             <w:tcW w:type="dxa" w:w="2592"/>
             <w:vAlign w:val="center"/>
             <w:tcMar>
-              <w:top w:w="120" w:type="dxa"/>
-              <w:bottom w:w="120" w:type="dxa"/>
-              <w:left w:w="150" w:type="dxa"/>
-              <w:right w:w="150" w:type="dxa"/>
+              <w:top w:w="100" w:type="dxa"/>
+              <w:bottom w:w="100" w:type="dxa"/>
+              <w:left w:w="140" w:type="dxa"/>
+              <w:right w:w="140" w:type="dxa"/>
             </w:tcMar>
+            <w:tcBorders>
+              <w:top w:val="single" w:sz="4" w:space="0" w:color="CBD5E1"/>
+              <w:left w:val="single" w:sz="4" w:space="0" w:color="CBD5E1"/>
+              <w:bottom w:val="single" w:sz="4" w:space="0" w:color="CBD5E1"/>
+              <w:right w:val="single" w:sz="4" w:space="0" w:color="CBD5E1"/>
+            </w:tcBorders>
             <w:shd w:fill="FFFFFF"/>
           </w:tcPr>
           <w:p>
@@ -1733,7 +1893,8 @@
             </w:pPr>
             <w:r>
               <w:rPr>
-                <w:sz w:val="19"/>
+                <w:color w:val="000000"/>
+                <w:sz w:val="18"/>
               </w:rPr>
               <w:t>Connection State Awareness</w:t>
             </w:r>
@@ -1744,11 +1905,17 @@
             <w:tcW w:type="dxa" w:w="3168"/>
             <w:vAlign w:val="center"/>
             <w:tcMar>
-              <w:top w:w="120" w:type="dxa"/>
-              <w:bottom w:w="120" w:type="dxa"/>
-              <w:left w:w="150" w:type="dxa"/>
-              <w:right w:w="150" w:type="dxa"/>
+              <w:top w:w="100" w:type="dxa"/>
+              <w:bottom w:w="100" w:type="dxa"/>
+              <w:left w:w="140" w:type="dxa"/>
+              <w:right w:w="140" w:type="dxa"/>
             </w:tcMar>
+            <w:tcBorders>
+              <w:top w:val="single" w:sz="4" w:space="0" w:color="CBD5E1"/>
+              <w:left w:val="single" w:sz="4" w:space="0" w:color="CBD5E1"/>
+              <w:bottom w:val="single" w:sz="4" w:space="0" w:color="CBD5E1"/>
+              <w:right w:val="single" w:sz="4" w:space="0" w:color="CBD5E1"/>
+            </w:tcBorders>
             <w:shd w:fill="FFFFFF"/>
           </w:tcPr>
           <w:p>
@@ -1757,7 +1924,8 @@
             </w:pPr>
             <w:r>
               <w:rPr>
-                <w:sz w:val="19"/>
+                <w:color w:val="000000"/>
+                <w:sz w:val="18"/>
               </w:rPr>
               <w:t>Stateless (inspects packets in isolation)</w:t>
             </w:r>
@@ -1768,11 +1936,17 @@
             <w:tcW w:type="dxa" w:w="3600"/>
             <w:vAlign w:val="center"/>
             <w:tcMar>
-              <w:top w:w="120" w:type="dxa"/>
-              <w:bottom w:w="120" w:type="dxa"/>
-              <w:left w:w="150" w:type="dxa"/>
-              <w:right w:w="150" w:type="dxa"/>
+              <w:top w:w="100" w:type="dxa"/>
+              <w:bottom w:w="100" w:type="dxa"/>
+              <w:left w:w="140" w:type="dxa"/>
+              <w:right w:w="140" w:type="dxa"/>
             </w:tcMar>
+            <w:tcBorders>
+              <w:top w:val="single" w:sz="4" w:space="0" w:color="CBD5E1"/>
+              <w:left w:val="single" w:sz="4" w:space="0" w:color="CBD5E1"/>
+              <w:bottom w:val="single" w:sz="4" w:space="0" w:color="CBD5E1"/>
+              <w:right w:val="single" w:sz="4" w:space="0" w:color="CBD5E1"/>
+            </w:tcBorders>
             <w:shd w:fill="FFFFFF"/>
           </w:tcPr>
           <w:p>
@@ -1781,7 +1955,8 @@
             </w:pPr>
             <w:r>
               <w:rPr>
-                <w:sz w:val="19"/>
+                <w:color w:val="000000"/>
+                <w:sz w:val="18"/>
               </w:rPr>
               <w:t>Stateful (tracks connection state &amp; velocity)</w:t>
             </w:r>
@@ -1797,11 +1972,17 @@
             <w:tcW w:type="dxa" w:w="2592"/>
             <w:vAlign w:val="center"/>
             <w:tcMar>
-              <w:top w:w="120" w:type="dxa"/>
-              <w:bottom w:w="120" w:type="dxa"/>
-              <w:left w:w="150" w:type="dxa"/>
-              <w:right w:w="150" w:type="dxa"/>
+              <w:top w:w="100" w:type="dxa"/>
+              <w:bottom w:w="100" w:type="dxa"/>
+              <w:left w:w="140" w:type="dxa"/>
+              <w:right w:w="140" w:type="dxa"/>
             </w:tcMar>
+            <w:tcBorders>
+              <w:top w:val="single" w:sz="4" w:space="0" w:color="CBD5E1"/>
+              <w:left w:val="single" w:sz="4" w:space="0" w:color="CBD5E1"/>
+              <w:bottom w:val="single" w:sz="4" w:space="0" w:color="CBD5E1"/>
+              <w:right w:val="single" w:sz="4" w:space="0" w:color="CBD5E1"/>
+            </w:tcBorders>
             <w:shd w:fill="F8FAFC"/>
           </w:tcPr>
           <w:p>
@@ -1810,7 +1991,8 @@
             </w:pPr>
             <w:r>
               <w:rPr>
-                <w:sz w:val="19"/>
+                <w:color w:val="000000"/>
+                <w:sz w:val="18"/>
               </w:rPr>
               <w:t>Intrusion Detection (IDS)</w:t>
             </w:r>
@@ -1821,11 +2003,17 @@
             <w:tcW w:type="dxa" w:w="3168"/>
             <w:vAlign w:val="center"/>
             <w:tcMar>
-              <w:top w:w="120" w:type="dxa"/>
-              <w:bottom w:w="120" w:type="dxa"/>
-              <w:left w:w="150" w:type="dxa"/>
-              <w:right w:w="150" w:type="dxa"/>
+              <w:top w:w="100" w:type="dxa"/>
+              <w:bottom w:w="100" w:type="dxa"/>
+              <w:left w:w="140" w:type="dxa"/>
+              <w:right w:w="140" w:type="dxa"/>
             </w:tcMar>
+            <w:tcBorders>
+              <w:top w:val="single" w:sz="4" w:space="0" w:color="CBD5E1"/>
+              <w:left w:val="single" w:sz="4" w:space="0" w:color="CBD5E1"/>
+              <w:bottom w:val="single" w:sz="4" w:space="0" w:color="CBD5E1"/>
+              <w:right w:val="single" w:sz="4" w:space="0" w:color="CBD5E1"/>
+            </w:tcBorders>
             <w:shd w:fill="F8FAFC"/>
           </w:tcPr>
           <w:p>
@@ -1834,7 +2022,8 @@
             </w:pPr>
             <w:r>
               <w:rPr>
-                <w:sz w:val="19"/>
+                <w:color w:val="000000"/>
+                <w:sz w:val="18"/>
               </w:rPr>
               <w:t>None (requires separate hardware/daemon)</w:t>
             </w:r>
@@ -1845,11 +2034,17 @@
             <w:tcW w:type="dxa" w:w="3600"/>
             <w:vAlign w:val="center"/>
             <w:tcMar>
-              <w:top w:w="120" w:type="dxa"/>
-              <w:bottom w:w="120" w:type="dxa"/>
-              <w:left w:w="150" w:type="dxa"/>
-              <w:right w:w="150" w:type="dxa"/>
+              <w:top w:w="100" w:type="dxa"/>
+              <w:bottom w:w="100" w:type="dxa"/>
+              <w:left w:w="140" w:type="dxa"/>
+              <w:right w:w="140" w:type="dxa"/>
             </w:tcMar>
+            <w:tcBorders>
+              <w:top w:val="single" w:sz="4" w:space="0" w:color="CBD5E1"/>
+              <w:left w:val="single" w:sz="4" w:space="0" w:color="CBD5E1"/>
+              <w:bottom w:val="single" w:sz="4" w:space="0" w:color="CBD5E1"/>
+              <w:right w:val="single" w:sz="4" w:space="0" w:color="CBD5E1"/>
+            </w:tcBorders>
             <w:shd w:fill="F8FAFC"/>
           </w:tcPr>
           <w:p>
@@ -1858,7 +2053,8 @@
             </w:pPr>
             <w:r>
               <w:rPr>
-                <w:sz w:val="19"/>
+                <w:color w:val="000000"/>
+                <w:sz w:val="18"/>
               </w:rPr>
               <w:t>Built-in real-time anomaly detection engine</w:t>
             </w:r>
@@ -1874,11 +2070,17 @@
             <w:tcW w:type="dxa" w:w="2592"/>
             <w:vAlign w:val="center"/>
             <w:tcMar>
-              <w:top w:w="120" w:type="dxa"/>
-              <w:bottom w:w="120" w:type="dxa"/>
-              <w:left w:w="150" w:type="dxa"/>
-              <w:right w:w="150" w:type="dxa"/>
+              <w:top w:w="100" w:type="dxa"/>
+              <w:bottom w:w="100" w:type="dxa"/>
+              <w:left w:w="140" w:type="dxa"/>
+              <w:right w:w="140" w:type="dxa"/>
             </w:tcMar>
+            <w:tcBorders>
+              <w:top w:val="single" w:sz="4" w:space="0" w:color="CBD5E1"/>
+              <w:left w:val="single" w:sz="4" w:space="0" w:color="CBD5E1"/>
+              <w:bottom w:val="single" w:sz="4" w:space="0" w:color="CBD5E1"/>
+              <w:right w:val="single" w:sz="4" w:space="0" w:color="CBD5E1"/>
+            </w:tcBorders>
             <w:shd w:fill="FFFFFF"/>
           </w:tcPr>
           <w:p>
@@ -1887,7 +2089,8 @@
             </w:pPr>
             <w:r>
               <w:rPr>
-                <w:sz w:val="19"/>
+                <w:color w:val="000000"/>
+                <w:sz w:val="18"/>
               </w:rPr>
               <w:t>Threat Simulation</w:t>
             </w:r>
@@ -1898,11 +2101,17 @@
             <w:tcW w:type="dxa" w:w="3168"/>
             <w:vAlign w:val="center"/>
             <w:tcMar>
-              <w:top w:w="120" w:type="dxa"/>
-              <w:bottom w:w="120" w:type="dxa"/>
-              <w:left w:w="150" w:type="dxa"/>
-              <w:right w:w="150" w:type="dxa"/>
+              <w:top w:w="100" w:type="dxa"/>
+              <w:bottom w:w="100" w:type="dxa"/>
+              <w:left w:w="140" w:type="dxa"/>
+              <w:right w:w="140" w:type="dxa"/>
             </w:tcMar>
+            <w:tcBorders>
+              <w:top w:val="single" w:sz="4" w:space="0" w:color="CBD5E1"/>
+              <w:left w:val="single" w:sz="4" w:space="0" w:color="CBD5E1"/>
+              <w:bottom w:val="single" w:sz="4" w:space="0" w:color="CBD5E1"/>
+              <w:right w:val="single" w:sz="4" w:space="0" w:color="CBD5E1"/>
+            </w:tcBorders>
             <w:shd w:fill="FFFFFF"/>
           </w:tcPr>
           <w:p>
@@ -1911,7 +2120,8 @@
             </w:pPr>
             <w:r>
               <w:rPr>
-                <w:sz w:val="19"/>
+                <w:color w:val="000000"/>
+                <w:sz w:val="18"/>
               </w:rPr>
               <w:t>None (requires external tools like hping3)</w:t>
             </w:r>
@@ -1922,11 +2132,17 @@
             <w:tcW w:type="dxa" w:w="3600"/>
             <w:vAlign w:val="center"/>
             <w:tcMar>
-              <w:top w:w="120" w:type="dxa"/>
-              <w:bottom w:w="120" w:type="dxa"/>
-              <w:left w:w="150" w:type="dxa"/>
-              <w:right w:w="150" w:type="dxa"/>
+              <w:top w:w="100" w:type="dxa"/>
+              <w:bottom w:w="100" w:type="dxa"/>
+              <w:left w:w="140" w:type="dxa"/>
+              <w:right w:w="140" w:type="dxa"/>
             </w:tcMar>
+            <w:tcBorders>
+              <w:top w:val="single" w:sz="4" w:space="0" w:color="CBD5E1"/>
+              <w:left w:val="single" w:sz="4" w:space="0" w:color="CBD5E1"/>
+              <w:bottom w:val="single" w:sz="4" w:space="0" w:color="CBD5E1"/>
+              <w:right w:val="single" w:sz="4" w:space="0" w:color="CBD5E1"/>
+            </w:tcBorders>
             <w:shd w:fill="FFFFFF"/>
           </w:tcPr>
           <w:p>
@@ -1935,7 +2151,8 @@
             </w:pPr>
             <w:r>
               <w:rPr>
-                <w:sz w:val="19"/>
+                <w:color w:val="000000"/>
+                <w:sz w:val="18"/>
               </w:rPr>
               <w:t>Integrated Live Adversary Simulation Console</w:t>
             </w:r>
@@ -1951,11 +2168,17 @@
             <w:tcW w:type="dxa" w:w="2592"/>
             <w:vAlign w:val="center"/>
             <w:tcMar>
-              <w:top w:w="120" w:type="dxa"/>
-              <w:bottom w:w="120" w:type="dxa"/>
-              <w:left w:w="150" w:type="dxa"/>
-              <w:right w:w="150" w:type="dxa"/>
+              <w:top w:w="100" w:type="dxa"/>
+              <w:bottom w:w="100" w:type="dxa"/>
+              <w:left w:w="140" w:type="dxa"/>
+              <w:right w:w="140" w:type="dxa"/>
             </w:tcMar>
+            <w:tcBorders>
+              <w:top w:val="single" w:sz="4" w:space="0" w:color="CBD5E1"/>
+              <w:left w:val="single" w:sz="4" w:space="0" w:color="CBD5E1"/>
+              <w:bottom w:val="single" w:sz="4" w:space="0" w:color="CBD5E1"/>
+              <w:right w:val="single" w:sz="4" w:space="0" w:color="CBD5E1"/>
+            </w:tcBorders>
             <w:shd w:fill="F8FAFC"/>
           </w:tcPr>
           <w:p>
@@ -1964,7 +2187,8 @@
             </w:pPr>
             <w:r>
               <w:rPr>
-                <w:sz w:val="19"/>
+                <w:color w:val="000000"/>
+                <w:sz w:val="18"/>
               </w:rPr>
               <w:t>Visual Topology Modeling</w:t>
             </w:r>
@@ -1975,11 +2199,17 @@
             <w:tcW w:type="dxa" w:w="3168"/>
             <w:vAlign w:val="center"/>
             <w:tcMar>
-              <w:top w:w="120" w:type="dxa"/>
-              <w:bottom w:w="120" w:type="dxa"/>
-              <w:left w:w="150" w:type="dxa"/>
-              <w:right w:w="150" w:type="dxa"/>
+              <w:top w:w="100" w:type="dxa"/>
+              <w:bottom w:w="100" w:type="dxa"/>
+              <w:left w:w="140" w:type="dxa"/>
+              <w:right w:w="140" w:type="dxa"/>
             </w:tcMar>
+            <w:tcBorders>
+              <w:top w:val="single" w:sz="4" w:space="0" w:color="CBD5E1"/>
+              <w:left w:val="single" w:sz="4" w:space="0" w:color="CBD5E1"/>
+              <w:bottom w:val="single" w:sz="4" w:space="0" w:color="CBD5E1"/>
+              <w:right w:val="single" w:sz="4" w:space="0" w:color="CBD5E1"/>
+            </w:tcBorders>
             <w:shd w:fill="F8FAFC"/>
           </w:tcPr>
           <w:p>
@@ -1988,7 +2218,8 @@
             </w:pPr>
             <w:r>
               <w:rPr>
-                <w:sz w:val="19"/>
+                <w:color w:val="000000"/>
+                <w:sz w:val="18"/>
               </w:rPr>
               <w:t>Static CLI or textual iptables lists</w:t>
             </w:r>
@@ -1999,11 +2230,17 @@
             <w:tcW w:type="dxa" w:w="3600"/>
             <w:vAlign w:val="center"/>
             <w:tcMar>
-              <w:top w:w="120" w:type="dxa"/>
-              <w:bottom w:w="120" w:type="dxa"/>
-              <w:left w:w="150" w:type="dxa"/>
-              <w:right w:w="150" w:type="dxa"/>
+              <w:top w:w="100" w:type="dxa"/>
+              <w:bottom w:w="100" w:type="dxa"/>
+              <w:left w:w="140" w:type="dxa"/>
+              <w:right w:w="140" w:type="dxa"/>
             </w:tcMar>
+            <w:tcBorders>
+              <w:top w:val="single" w:sz="4" w:space="0" w:color="CBD5E1"/>
+              <w:left w:val="single" w:sz="4" w:space="0" w:color="CBD5E1"/>
+              <w:bottom w:val="single" w:sz="4" w:space="0" w:color="CBD5E1"/>
+              <w:right w:val="single" w:sz="4" w:space="0" w:color="CBD5E1"/>
+            </w:tcBorders>
             <w:shd w:fill="F8FAFC"/>
           </w:tcPr>
           <w:p>
@@ -2012,9 +2249,10 @@
             </w:pPr>
             <w:r>
               <w:rPr>
-                <w:sz w:val="19"/>
+                <w:color w:val="000000"/>
+                <w:sz w:val="18"/>
               </w:rPr>
-              <w:t>Interactive Draggable Topology Mesh with Bézier curves</w:t>
+              <w:t>Interactive Draggable Topology Mesh (Bézier curves)</w:t>
             </w:r>
           </w:p>
         </w:tc>
@@ -2028,11 +2266,17 @@
             <w:tcW w:type="dxa" w:w="2592"/>
             <w:vAlign w:val="center"/>
             <w:tcMar>
-              <w:top w:w="120" w:type="dxa"/>
-              <w:bottom w:w="120" w:type="dxa"/>
-              <w:left w:w="150" w:type="dxa"/>
-              <w:right w:w="150" w:type="dxa"/>
+              <w:top w:w="100" w:type="dxa"/>
+              <w:bottom w:w="100" w:type="dxa"/>
+              <w:left w:w="140" w:type="dxa"/>
+              <w:right w:w="140" w:type="dxa"/>
             </w:tcMar>
+            <w:tcBorders>
+              <w:top w:val="single" w:sz="4" w:space="0" w:color="CBD5E1"/>
+              <w:left w:val="single" w:sz="4" w:space="0" w:color="CBD5E1"/>
+              <w:bottom w:val="single" w:sz="4" w:space="0" w:color="CBD5E1"/>
+              <w:right w:val="single" w:sz="4" w:space="0" w:color="CBD5E1"/>
+            </w:tcBorders>
             <w:shd w:fill="FFFFFF"/>
           </w:tcPr>
           <w:p>
@@ -2041,7 +2285,8 @@
             </w:pPr>
             <w:r>
               <w:rPr>
-                <w:sz w:val="19"/>
+                <w:color w:val="000000"/>
+                <w:sz w:val="18"/>
               </w:rPr>
               <w:t>Database Accounting</w:t>
             </w:r>
@@ -2052,11 +2297,17 @@
             <w:tcW w:type="dxa" w:w="3168"/>
             <w:vAlign w:val="center"/>
             <w:tcMar>
-              <w:top w:w="120" w:type="dxa"/>
-              <w:bottom w:w="120" w:type="dxa"/>
-              <w:left w:w="150" w:type="dxa"/>
-              <w:right w:w="150" w:type="dxa"/>
+              <w:top w:w="100" w:type="dxa"/>
+              <w:bottom w:w="100" w:type="dxa"/>
+              <w:left w:w="140" w:type="dxa"/>
+              <w:right w:w="140" w:type="dxa"/>
             </w:tcMar>
+            <w:tcBorders>
+              <w:top w:val="single" w:sz="4" w:space="0" w:color="CBD5E1"/>
+              <w:left w:val="single" w:sz="4" w:space="0" w:color="CBD5E1"/>
+              <w:bottom w:val="single" w:sz="4" w:space="0" w:color="CBD5E1"/>
+              <w:right w:val="single" w:sz="4" w:space="0" w:color="CBD5E1"/>
+            </w:tcBorders>
             <w:shd w:fill="FFFFFF"/>
           </w:tcPr>
           <w:p>
@@ -2065,7 +2316,8 @@
             </w:pPr>
             <w:r>
               <w:rPr>
-                <w:sz w:val="19"/>
+                <w:color w:val="000000"/>
+                <w:sz w:val="18"/>
               </w:rPr>
               <w:t>Flat text log files (/var/log/messages)</w:t>
             </w:r>
@@ -2076,11 +2328,17 @@
             <w:tcW w:type="dxa" w:w="3600"/>
             <w:vAlign w:val="center"/>
             <w:tcMar>
-              <w:top w:w="120" w:type="dxa"/>
-              <w:bottom w:w="120" w:type="dxa"/>
-              <w:left w:w="150" w:type="dxa"/>
-              <w:right w:w="150" w:type="dxa"/>
+              <w:top w:w="100" w:type="dxa"/>
+              <w:bottom w:w="100" w:type="dxa"/>
+              <w:left w:w="140" w:type="dxa"/>
+              <w:right w:w="140" w:type="dxa"/>
             </w:tcMar>
+            <w:tcBorders>
+              <w:top w:val="single" w:sz="4" w:space="0" w:color="CBD5E1"/>
+              <w:left w:val="single" w:sz="4" w:space="0" w:color="CBD5E1"/>
+              <w:bottom w:val="single" w:sz="4" w:space="0" w:color="CBD5E1"/>
+              <w:right w:val="single" w:sz="4" w:space="0" w:color="CBD5E1"/>
+            </w:tcBorders>
             <w:shd w:fill="FFFFFF"/>
           </w:tcPr>
           <w:p>
@@ -2089,7 +2347,8 @@
             </w:pPr>
             <w:r>
               <w:rPr>
-                <w:sz w:val="19"/>
+                <w:color w:val="000000"/>
+                <w:sz w:val="18"/>
               </w:rPr>
               <w:t>Relational MySQL database with persistent hit counters</w:t>
             </w:r>
@@ -2105,11 +2364,17 @@
             <w:tcW w:type="dxa" w:w="2592"/>
             <w:vAlign w:val="center"/>
             <w:tcMar>
-              <w:top w:w="120" w:type="dxa"/>
-              <w:bottom w:w="120" w:type="dxa"/>
-              <w:left w:w="150" w:type="dxa"/>
-              <w:right w:w="150" w:type="dxa"/>
+              <w:top w:w="100" w:type="dxa"/>
+              <w:bottom w:w="100" w:type="dxa"/>
+              <w:left w:w="140" w:type="dxa"/>
+              <w:right w:w="140" w:type="dxa"/>
             </w:tcMar>
+            <w:tcBorders>
+              <w:top w:val="single" w:sz="4" w:space="0" w:color="CBD5E1"/>
+              <w:left w:val="single" w:sz="4" w:space="0" w:color="CBD5E1"/>
+              <w:bottom w:val="single" w:sz="4" w:space="0" w:color="CBD5E1"/>
+              <w:right w:val="single" w:sz="4" w:space="0" w:color="CBD5E1"/>
+            </w:tcBorders>
             <w:shd w:fill="F8FAFC"/>
           </w:tcPr>
           <w:p>
@@ -2118,7 +2383,8 @@
             </w:pPr>
             <w:r>
               <w:rPr>
-                <w:sz w:val="19"/>
+                <w:color w:val="000000"/>
+                <w:sz w:val="18"/>
               </w:rPr>
               <w:t>Forensic Intelligence</w:t>
             </w:r>
@@ -2129,11 +2395,17 @@
             <w:tcW w:type="dxa" w:w="3168"/>
             <w:vAlign w:val="center"/>
             <w:tcMar>
-              <w:top w:w="120" w:type="dxa"/>
-              <w:bottom w:w="120" w:type="dxa"/>
-              <w:left w:w="150" w:type="dxa"/>
-              <w:right w:w="150" w:type="dxa"/>
+              <w:top w:w="100" w:type="dxa"/>
+              <w:bottom w:w="100" w:type="dxa"/>
+              <w:left w:w="140" w:type="dxa"/>
+              <w:right w:w="140" w:type="dxa"/>
             </w:tcMar>
+            <w:tcBorders>
+              <w:top w:val="single" w:sz="4" w:space="0" w:color="CBD5E1"/>
+              <w:left w:val="single" w:sz="4" w:space="0" w:color="CBD5E1"/>
+              <w:bottom w:val="single" w:sz="4" w:space="0" w:color="CBD5E1"/>
+              <w:right w:val="single" w:sz="4" w:space="0" w:color="CBD5E1"/>
+            </w:tcBorders>
             <w:shd w:fill="F8FAFC"/>
           </w:tcPr>
           <w:p>
@@ -2142,7 +2414,8 @@
             </w:pPr>
             <w:r>
               <w:rPr>
-                <w:sz w:val="19"/>
+                <w:color w:val="000000"/>
+                <w:sz w:val="18"/>
               </w:rPr>
               <w:t>Manual log parsing &amp; grepping</w:t>
             </w:r>
@@ -2153,11 +2426,17 @@
             <w:tcW w:type="dxa" w:w="3600"/>
             <w:vAlign w:val="center"/>
             <w:tcMar>
-              <w:top w:w="120" w:type="dxa"/>
-              <w:bottom w:w="120" w:type="dxa"/>
-              <w:left w:w="150" w:type="dxa"/>
-              <w:right w:w="150" w:type="dxa"/>
+              <w:top w:w="100" w:type="dxa"/>
+              <w:bottom w:w="100" w:type="dxa"/>
+              <w:left w:w="140" w:type="dxa"/>
+              <w:right w:w="140" w:type="dxa"/>
             </w:tcMar>
+            <w:tcBorders>
+              <w:top w:val="single" w:sz="4" w:space="0" w:color="CBD5E1"/>
+              <w:left w:val="single" w:sz="4" w:space="0" w:color="CBD5E1"/>
+              <w:bottom w:val="single" w:sz="4" w:space="0" w:color="CBD5E1"/>
+              <w:right w:val="single" w:sz="4" w:space="0" w:color="CBD5E1"/>
+            </w:tcBorders>
             <w:shd w:fill="F8FAFC"/>
           </w:tcPr>
           <w:p>
@@ -2166,7 +2445,8 @@
             </w:pPr>
             <w:r>
               <w:rPr>
-                <w:sz w:val="19"/>
+                <w:color w:val="000000"/>
+                <w:sz w:val="18"/>
               </w:rPr>
               <w:t>Integrated Sentinel AI Analyst (Gemini / DeepSeek)</w:t>
             </w:r>
@@ -2186,7 +2466,7 @@
       <w:r>
         <w:rPr>
           <w:b/>
-          <w:color w:val="0F172A"/>
+          <w:color w:val="000000"/>
           <w:sz w:val="28"/>
         </w:rPr>
         <w:t>3. System Architecture &amp; Data Pipelines</w:t>
@@ -2206,87 +2486,58 @@
         <w:pStyle w:val="Heading2"/>
       </w:pPr>
       <w:r>
-        <w:t>3.1 Architectural Tiers</w:t>
+        <w:t>3.1 Architectural Overview</w:t>
       </w:r>
     </w:p>
     <w:p>
       <w:pPr>
-        <w:spacing w:line="288" w:lineRule="auto" w:after="160"/>
-        <w:jc w:val="both"/>
+        <w:spacing w:before="120" w:after="80"/>
+        <w:jc w:val="center"/>
       </w:pPr>
       <w:r>
-        <w:t>• Tier 1: Presentation &amp; Visualization Layer (React 19 + Tailwind CSS + Vite): Renders the Security Operations Center (SOC) dashboard, featuring the Live Traffic Terminal, the Interactive Draggable Topology Mesh Graph, the IP Geo Threat Radar, and the Sentinel AI Analyst modal.</w:t>
-        <w:br/>
-        <w:t>• Tier 2: Core Processing &amp; Engine Layer (Frontend App Runtime): Contains the Sequential FIFO Queue Dispatcher, the Netfilter Policy Matcher, the Heuristic Anomaly Detector, and the Telemetry Calculators (throughput Mbps, PPS, sparkline history).</w:t>
-        <w:br/>
-        <w:t>• Tier 3: Backend Bridge &amp; Persistence Layer (Node.js 22 + Express 5 + MySQL 8): Executes the native OS socket sniffer, broadcasts live network streams via Server-Sent Events (SSE), and synchronizes rule definitions and log events with the 'firewall_db' relational database.</w:t>
+        <w:drawing>
+          <wp:inline xmlns:a="http://schemas.openxmlformats.org/drawingml/2006/main" xmlns:pic="http://schemas.openxmlformats.org/drawingml/2006/picture">
+            <wp:extent cx="5669280" cy="2645664"/>
+            <wp:docPr id="2" name="Picture 2"/>
+            <wp:cNvGraphicFramePr>
+              <a:graphicFrameLocks noChangeAspect="1"/>
+            </wp:cNvGraphicFramePr>
+            <a:graphic>
+              <a:graphicData uri="http://schemas.openxmlformats.org/drawingml/2006/picture">
+                <pic:pic>
+                  <pic:nvPicPr>
+                    <pic:cNvPr id="0" name="system_architecture.png"/>
+                    <pic:cNvPicPr/>
+                  </pic:nvPicPr>
+                  <pic:blipFill>
+                    <a:blip r:embed="rId12"/>
+                    <a:stretch>
+                      <a:fillRect/>
+                    </a:stretch>
+                  </pic:blipFill>
+                  <pic:spPr>
+                    <a:xfrm>
+                      <a:off x="0" y="0"/>
+                      <a:ext cx="5669280" cy="2645664"/>
+                    </a:xfrm>
+                    <a:prstGeom prst="rect"/>
+                  </pic:spPr>
+                </pic:pic>
+              </a:graphicData>
+            </a:graphic>
+          </wp:inline>
+        </w:drawing>
       </w:r>
     </w:p>
-    <w:tbl>
-      <w:tblPr>
-        <w:tblW w:type="auto" w:w="0"/>
-        <w:jc w:val="center"/>
-        <w:tblLook w:firstColumn="1" w:firstRow="1" w:lastColumn="0" w:lastRow="0" w:noHBand="0" w:noVBand="1" w:val="04A0"/>
-      </w:tblPr>
-      <w:tblGrid>
-        <w:gridCol w:w="9029"/>
-      </w:tblGrid>
-      <w:tr>
-        <w:tc>
-          <w:tcPr>
-            <w:tcW w:type="dxa" w:w="9360"/>
-            <w:shd w:fill="F1F5F9"/>
-            <w:tcMar>
-              <w:top w:w="180" w:type="dxa"/>
-              <w:bottom w:w="180" w:type="dxa"/>
-              <w:left w:w="220" w:type="dxa"/>
-              <w:right w:w="220" w:type="dxa"/>
-            </w:tcMar>
-            <w:tcBorders>
-              <w:top w:val="single" w:sz="8" w:space="0" w:color="94A3B8"/>
-              <w:left w:val="single" w:sz="24" w:space="0" w:color="1E3A8A"/>
-              <w:bottom w:val="single" w:sz="8" w:space="0" w:color="94A3B8"/>
-              <w:right w:val="single" w:sz="8" w:space="0" w:color="94A3B8"/>
-            </w:tcBorders>
-          </w:tcPr>
-          <w:p>
-            <w:pPr>
-              <w:spacing w:before="40" w:after="80"/>
-            </w:pPr>
-            <w:r>
-              <w:rPr>
-                <w:b/>
-                <w:color w:val="1E3A8A"/>
-                <w:sz w:val="20"/>
-              </w:rPr>
-              <w:t>📷 [SCREENSHOT PLACEHOLDER: System Architecture: Sentinel Next-Gen Firewall &amp; IDS]</w:t>
-            </w:r>
-          </w:p>
-          <w:p>
-            <w:pPr>
-              <w:spacing w:before="0" w:after="40"/>
-            </w:pPr>
-            <w:r>
-              <w:rPr>
-                <w:i/>
-                <w:color w:val="475569"/>
-                <w:sz w:val="18"/>
-              </w:rPr>
-              <w:t>Place the high-level system architecture flowchart here showing the connection between Ingress Packet Capture -&gt; SSE Bridge -&gt; Sequential Dispatcher Queue -&gt; Netfilter Policy Matcher -&gt; Heuristic IDS -&gt; Visualization UI (Live Terminal, Topology Mesh, AI Analyst) -&gt; MySQL Database Persistence.</w:t>
-            </w:r>
-          </w:p>
-        </w:tc>
-      </w:tr>
-    </w:tbl>
     <w:p>
       <w:pPr>
-        <w:spacing w:before="80" w:after="200"/>
+        <w:spacing w:before="40" w:after="240"/>
         <w:jc w:val="center"/>
       </w:pPr>
       <w:r>
         <w:rPr>
           <w:b/>
-          <w:color w:val="1E293B"/>
+          <w:color w:val="000000"/>
           <w:sz w:val="19"/>
         </w:rPr>
         <w:t>Fig 1 : System Architecture of Sentinel Next-Gen Firewall &amp; IDS Platform</w:t>
@@ -2295,7 +2546,6 @@
     <w:p>
       <w:pPr>
         <w:pStyle w:val="Heading2"/>
-        <w:spacing w:after="240"/>
       </w:pPr>
       <w:r>
         <w:t>3.2 Core Functional Modules</w:t>
@@ -2323,22 +2573,28 @@
             <w:tcW w:type="dxa" w:w="2160"/>
             <w:vAlign w:val="center"/>
             <w:tcMar>
-              <w:top w:w="120" w:type="dxa"/>
-              <w:bottom w:w="120" w:type="dxa"/>
-              <w:left w:w="150" w:type="dxa"/>
-              <w:right w:w="150" w:type="dxa"/>
+              <w:top w:w="100" w:type="dxa"/>
+              <w:bottom w:w="100" w:type="dxa"/>
+              <w:left w:w="140" w:type="dxa"/>
+              <w:right w:w="140" w:type="dxa"/>
             </w:tcMar>
-            <w:shd w:fill="1E3A8A"/>
+            <w:tcBorders>
+              <w:top w:val="single" w:sz="4" w:space="0" w:color="CBD5E1"/>
+              <w:left w:val="single" w:sz="4" w:space="0" w:color="CBD5E1"/>
+              <w:bottom w:val="single" w:sz="4" w:space="0" w:color="CBD5E1"/>
+              <w:right w:val="single" w:sz="4" w:space="0" w:color="CBD5E1"/>
+            </w:tcBorders>
+            <w:shd w:fill="E2E8F0"/>
           </w:tcPr>
           <w:p>
             <w:pPr>
-              <w:spacing w:before="40" w:after="40"/>
+              <w:spacing w:before="60" w:after="60"/>
             </w:pPr>
             <w:r>
               <w:rPr>
                 <w:b/>
-                <w:color w:val="FFFFFF"/>
-                <w:sz w:val="20"/>
+                <w:color w:val="000000"/>
+                <w:sz w:val="19"/>
               </w:rPr>
               <w:t>Module</w:t>
             </w:r>
@@ -2349,22 +2605,28 @@
             <w:tcW w:type="dxa" w:w="2160"/>
             <w:vAlign w:val="center"/>
             <w:tcMar>
-              <w:top w:w="120" w:type="dxa"/>
-              <w:bottom w:w="120" w:type="dxa"/>
-              <w:left w:w="150" w:type="dxa"/>
-              <w:right w:w="150" w:type="dxa"/>
+              <w:top w:w="100" w:type="dxa"/>
+              <w:bottom w:w="100" w:type="dxa"/>
+              <w:left w:w="140" w:type="dxa"/>
+              <w:right w:w="140" w:type="dxa"/>
             </w:tcMar>
-            <w:shd w:fill="1E3A8A"/>
+            <w:tcBorders>
+              <w:top w:val="single" w:sz="4" w:space="0" w:color="CBD5E1"/>
+              <w:left w:val="single" w:sz="4" w:space="0" w:color="CBD5E1"/>
+              <w:bottom w:val="single" w:sz="4" w:space="0" w:color="CBD5E1"/>
+              <w:right w:val="single" w:sz="4" w:space="0" w:color="CBD5E1"/>
+            </w:tcBorders>
+            <w:shd w:fill="E2E8F0"/>
           </w:tcPr>
           <w:p>
             <w:pPr>
-              <w:spacing w:before="40" w:after="40"/>
+              <w:spacing w:before="60" w:after="60"/>
             </w:pPr>
             <w:r>
               <w:rPr>
                 <w:b/>
-                <w:color w:val="FFFFFF"/>
-                <w:sz w:val="20"/>
+                <w:color w:val="000000"/>
+                <w:sz w:val="19"/>
               </w:rPr>
               <w:t>Input</w:t>
             </w:r>
@@ -2375,22 +2637,28 @@
             <w:tcW w:type="dxa" w:w="2880"/>
             <w:vAlign w:val="center"/>
             <w:tcMar>
-              <w:top w:w="120" w:type="dxa"/>
-              <w:bottom w:w="120" w:type="dxa"/>
-              <w:left w:w="150" w:type="dxa"/>
-              <w:right w:w="150" w:type="dxa"/>
+              <w:top w:w="100" w:type="dxa"/>
+              <w:bottom w:w="100" w:type="dxa"/>
+              <w:left w:w="140" w:type="dxa"/>
+              <w:right w:w="140" w:type="dxa"/>
             </w:tcMar>
-            <w:shd w:fill="1E3A8A"/>
+            <w:tcBorders>
+              <w:top w:val="single" w:sz="4" w:space="0" w:color="CBD5E1"/>
+              <w:left w:val="single" w:sz="4" w:space="0" w:color="CBD5E1"/>
+              <w:bottom w:val="single" w:sz="4" w:space="0" w:color="CBD5E1"/>
+              <w:right w:val="single" w:sz="4" w:space="0" w:color="CBD5E1"/>
+            </w:tcBorders>
+            <w:shd w:fill="E2E8F0"/>
           </w:tcPr>
           <w:p>
             <w:pPr>
-              <w:spacing w:before="40" w:after="40"/>
+              <w:spacing w:before="60" w:after="60"/>
             </w:pPr>
             <w:r>
               <w:rPr>
                 <w:b/>
-                <w:color w:val="FFFFFF"/>
-                <w:sz w:val="20"/>
+                <w:color w:val="000000"/>
+                <w:sz w:val="19"/>
               </w:rPr>
               <w:t>Processing Logic</w:t>
             </w:r>
@@ -2401,22 +2669,28 @@
             <w:tcW w:type="dxa" w:w="2160"/>
             <w:vAlign w:val="center"/>
             <w:tcMar>
-              <w:top w:w="120" w:type="dxa"/>
-              <w:bottom w:w="120" w:type="dxa"/>
-              <w:left w:w="150" w:type="dxa"/>
-              <w:right w:w="150" w:type="dxa"/>
+              <w:top w:w="100" w:type="dxa"/>
+              <w:bottom w:w="100" w:type="dxa"/>
+              <w:left w:w="140" w:type="dxa"/>
+              <w:right w:w="140" w:type="dxa"/>
             </w:tcMar>
-            <w:shd w:fill="1E3A8A"/>
+            <w:tcBorders>
+              <w:top w:val="single" w:sz="4" w:space="0" w:color="CBD5E1"/>
+              <w:left w:val="single" w:sz="4" w:space="0" w:color="CBD5E1"/>
+              <w:bottom w:val="single" w:sz="4" w:space="0" w:color="CBD5E1"/>
+              <w:right w:val="single" w:sz="4" w:space="0" w:color="CBD5E1"/>
+            </w:tcBorders>
+            <w:shd w:fill="E2E8F0"/>
           </w:tcPr>
           <w:p>
             <w:pPr>
-              <w:spacing w:before="40" w:after="40"/>
+              <w:spacing w:before="60" w:after="60"/>
             </w:pPr>
             <w:r>
               <w:rPr>
                 <w:b/>
-                <w:color w:val="FFFFFF"/>
-                <w:sz w:val="20"/>
+                <w:color w:val="000000"/>
+                <w:sz w:val="19"/>
               </w:rPr>
               <w:t>Output</w:t>
             </w:r>
@@ -2432,11 +2706,17 @@
             <w:tcW w:type="dxa" w:w="2160"/>
             <w:vAlign w:val="center"/>
             <w:tcMar>
-              <w:top w:w="120" w:type="dxa"/>
-              <w:bottom w:w="120" w:type="dxa"/>
-              <w:left w:w="150" w:type="dxa"/>
-              <w:right w:w="150" w:type="dxa"/>
+              <w:top w:w="100" w:type="dxa"/>
+              <w:bottom w:w="100" w:type="dxa"/>
+              <w:left w:w="140" w:type="dxa"/>
+              <w:right w:w="140" w:type="dxa"/>
             </w:tcMar>
+            <w:tcBorders>
+              <w:top w:val="single" w:sz="4" w:space="0" w:color="CBD5E1"/>
+              <w:left w:val="single" w:sz="4" w:space="0" w:color="CBD5E1"/>
+              <w:bottom w:val="single" w:sz="4" w:space="0" w:color="CBD5E1"/>
+              <w:right w:val="single" w:sz="4" w:space="0" w:color="CBD5E1"/>
+            </w:tcBorders>
             <w:shd w:fill="F8FAFC"/>
           </w:tcPr>
           <w:p>
@@ -2445,7 +2725,8 @@
             </w:pPr>
             <w:r>
               <w:rPr>
-                <w:sz w:val="19"/>
+                <w:color w:val="000000"/>
+                <w:sz w:val="18"/>
               </w:rPr>
               <w:t>Live Traffic Terminal</w:t>
             </w:r>
@@ -2456,11 +2737,17 @@
             <w:tcW w:type="dxa" w:w="2160"/>
             <w:vAlign w:val="center"/>
             <w:tcMar>
-              <w:top w:w="120" w:type="dxa"/>
-              <w:bottom w:w="120" w:type="dxa"/>
-              <w:left w:w="150" w:type="dxa"/>
-              <w:right w:w="150" w:type="dxa"/>
+              <w:top w:w="100" w:type="dxa"/>
+              <w:bottom w:w="100" w:type="dxa"/>
+              <w:left w:w="140" w:type="dxa"/>
+              <w:right w:w="140" w:type="dxa"/>
             </w:tcMar>
+            <w:tcBorders>
+              <w:top w:val="single" w:sz="4" w:space="0" w:color="CBD5E1"/>
+              <w:left w:val="single" w:sz="4" w:space="0" w:color="CBD5E1"/>
+              <w:bottom w:val="single" w:sz="4" w:space="0" w:color="CBD5E1"/>
+              <w:right w:val="single" w:sz="4" w:space="0" w:color="CBD5E1"/>
+            </w:tcBorders>
             <w:shd w:fill="F8FAFC"/>
           </w:tcPr>
           <w:p>
@@ -2469,7 +2756,8 @@
             </w:pPr>
             <w:r>
               <w:rPr>
-                <w:sz w:val="19"/>
+                <w:color w:val="000000"/>
+                <w:sz w:val="18"/>
               </w:rPr>
               <w:t>Packet stream (Live / Sim)</w:t>
             </w:r>
@@ -2480,11 +2768,17 @@
             <w:tcW w:type="dxa" w:w="2880"/>
             <w:vAlign w:val="center"/>
             <w:tcMar>
-              <w:top w:w="120" w:type="dxa"/>
-              <w:bottom w:w="120" w:type="dxa"/>
-              <w:left w:w="150" w:type="dxa"/>
-              <w:right w:w="150" w:type="dxa"/>
+              <w:top w:w="100" w:type="dxa"/>
+              <w:bottom w:w="100" w:type="dxa"/>
+              <w:left w:w="140" w:type="dxa"/>
+              <w:right w:w="140" w:type="dxa"/>
             </w:tcMar>
+            <w:tcBorders>
+              <w:top w:val="single" w:sz="4" w:space="0" w:color="CBD5E1"/>
+              <w:left w:val="single" w:sz="4" w:space="0" w:color="CBD5E1"/>
+              <w:bottom w:val="single" w:sz="4" w:space="0" w:color="CBD5E1"/>
+              <w:right w:val="single" w:sz="4" w:space="0" w:color="CBD5E1"/>
+            </w:tcBorders>
             <w:shd w:fill="F8FAFC"/>
           </w:tcPr>
           <w:p>
@@ -2493,7 +2787,8 @@
             </w:pPr>
             <w:r>
               <w:rPr>
-                <w:sz w:val="19"/>
+                <w:color w:val="000000"/>
+                <w:sz w:val="18"/>
               </w:rPr>
               <w:t>Rule matching, timestamp formatting, action coloring</w:t>
             </w:r>
@@ -2504,11 +2799,17 @@
             <w:tcW w:type="dxa" w:w="2160"/>
             <w:vAlign w:val="center"/>
             <w:tcMar>
-              <w:top w:w="120" w:type="dxa"/>
-              <w:bottom w:w="120" w:type="dxa"/>
-              <w:left w:w="150" w:type="dxa"/>
-              <w:right w:w="150" w:type="dxa"/>
+              <w:top w:w="100" w:type="dxa"/>
+              <w:bottom w:w="100" w:type="dxa"/>
+              <w:left w:w="140" w:type="dxa"/>
+              <w:right w:w="140" w:type="dxa"/>
             </w:tcMar>
+            <w:tcBorders>
+              <w:top w:val="single" w:sz="4" w:space="0" w:color="CBD5E1"/>
+              <w:left w:val="single" w:sz="4" w:space="0" w:color="CBD5E1"/>
+              <w:bottom w:val="single" w:sz="4" w:space="0" w:color="CBD5E1"/>
+              <w:right w:val="single" w:sz="4" w:space="0" w:color="CBD5E1"/>
+            </w:tcBorders>
             <w:shd w:fill="F8FAFC"/>
           </w:tcPr>
           <w:p>
@@ -2517,7 +2818,8 @@
             </w:pPr>
             <w:r>
               <w:rPr>
-                <w:sz w:val="19"/>
+                <w:color w:val="000000"/>
+                <w:sz w:val="18"/>
               </w:rPr>
               <w:t>Continuous monospace packet log feed</w:t>
             </w:r>
@@ -2533,11 +2835,17 @@
             <w:tcW w:type="dxa" w:w="2160"/>
             <w:vAlign w:val="center"/>
             <w:tcMar>
-              <w:top w:w="120" w:type="dxa"/>
-              <w:bottom w:w="120" w:type="dxa"/>
-              <w:left w:w="150" w:type="dxa"/>
-              <w:right w:w="150" w:type="dxa"/>
+              <w:top w:w="100" w:type="dxa"/>
+              <w:bottom w:w="100" w:type="dxa"/>
+              <w:left w:w="140" w:type="dxa"/>
+              <w:right w:w="140" w:type="dxa"/>
             </w:tcMar>
+            <w:tcBorders>
+              <w:top w:val="single" w:sz="4" w:space="0" w:color="CBD5E1"/>
+              <w:left w:val="single" w:sz="4" w:space="0" w:color="CBD5E1"/>
+              <w:bottom w:val="single" w:sz="4" w:space="0" w:color="CBD5E1"/>
+              <w:right w:val="single" w:sz="4" w:space="0" w:color="CBD5E1"/>
+            </w:tcBorders>
             <w:shd w:fill="FFFFFF"/>
           </w:tcPr>
           <w:p>
@@ -2546,7 +2854,8 @@
             </w:pPr>
             <w:r>
               <w:rPr>
-                <w:sz w:val="19"/>
+                <w:color w:val="000000"/>
+                <w:sz w:val="18"/>
               </w:rPr>
               <w:t>Netfilter Policy Engine</w:t>
             </w:r>
@@ -2557,11 +2866,17 @@
             <w:tcW w:type="dxa" w:w="2160"/>
             <w:vAlign w:val="center"/>
             <w:tcMar>
-              <w:top w:w="120" w:type="dxa"/>
-              <w:bottom w:w="120" w:type="dxa"/>
-              <w:left w:w="150" w:type="dxa"/>
-              <w:right w:w="150" w:type="dxa"/>
+              <w:top w:w="100" w:type="dxa"/>
+              <w:bottom w:w="100" w:type="dxa"/>
+              <w:left w:w="140" w:type="dxa"/>
+              <w:right w:w="140" w:type="dxa"/>
             </w:tcMar>
+            <w:tcBorders>
+              <w:top w:val="single" w:sz="4" w:space="0" w:color="CBD5E1"/>
+              <w:left w:val="single" w:sz="4" w:space="0" w:color="CBD5E1"/>
+              <w:bottom w:val="single" w:sz="4" w:space="0" w:color="CBD5E1"/>
+              <w:right w:val="single" w:sz="4" w:space="0" w:color="CBD5E1"/>
+            </w:tcBorders>
             <w:shd w:fill="FFFFFF"/>
           </w:tcPr>
           <w:p>
@@ -2570,7 +2885,8 @@
             </w:pPr>
             <w:r>
               <w:rPr>
-                <w:sz w:val="19"/>
+                <w:color w:val="000000"/>
+                <w:sz w:val="18"/>
               </w:rPr>
               <w:t>Source IP, Port, Protocol</w:t>
             </w:r>
@@ -2581,11 +2897,17 @@
             <w:tcW w:type="dxa" w:w="2880"/>
             <w:vAlign w:val="center"/>
             <w:tcMar>
-              <w:top w:w="120" w:type="dxa"/>
-              <w:bottom w:w="120" w:type="dxa"/>
-              <w:left w:w="150" w:type="dxa"/>
-              <w:right w:w="150" w:type="dxa"/>
+              <w:top w:w="100" w:type="dxa"/>
+              <w:bottom w:w="100" w:type="dxa"/>
+              <w:left w:w="140" w:type="dxa"/>
+              <w:right w:w="140" w:type="dxa"/>
             </w:tcMar>
+            <w:tcBorders>
+              <w:top w:val="single" w:sz="4" w:space="0" w:color="CBD5E1"/>
+              <w:left w:val="single" w:sz="4" w:space="0" w:color="CBD5E1"/>
+              <w:bottom w:val="single" w:sz="4" w:space="0" w:color="CBD5E1"/>
+              <w:right w:val="single" w:sz="4" w:space="0" w:color="CBD5E1"/>
+            </w:tcBorders>
             <w:shd w:fill="FFFFFF"/>
           </w:tcPr>
           <w:p>
@@ -2594,7 +2916,8 @@
             </w:pPr>
             <w:r>
               <w:rPr>
-                <w:sz w:val="19"/>
+                <w:color w:val="000000"/>
+                <w:sz w:val="18"/>
               </w:rPr>
               <w:t>Hierarchical rule matching (Specific &gt; Wildcard)</w:t>
             </w:r>
@@ -2605,11 +2928,17 @@
             <w:tcW w:type="dxa" w:w="2160"/>
             <w:vAlign w:val="center"/>
             <w:tcMar>
-              <w:top w:w="120" w:type="dxa"/>
-              <w:bottom w:w="120" w:type="dxa"/>
-              <w:left w:w="150" w:type="dxa"/>
-              <w:right w:w="150" w:type="dxa"/>
+              <w:top w:w="100" w:type="dxa"/>
+              <w:bottom w:w="100" w:type="dxa"/>
+              <w:left w:w="140" w:type="dxa"/>
+              <w:right w:w="140" w:type="dxa"/>
             </w:tcMar>
+            <w:tcBorders>
+              <w:top w:val="single" w:sz="4" w:space="0" w:color="CBD5E1"/>
+              <w:left w:val="single" w:sz="4" w:space="0" w:color="CBD5E1"/>
+              <w:bottom w:val="single" w:sz="4" w:space="0" w:color="CBD5E1"/>
+              <w:right w:val="single" w:sz="4" w:space="0" w:color="CBD5E1"/>
+            </w:tcBorders>
             <w:shd w:fill="FFFFFF"/>
           </w:tcPr>
           <w:p>
@@ -2618,7 +2947,8 @@
             </w:pPr>
             <w:r>
               <w:rPr>
-                <w:sz w:val="19"/>
+                <w:color w:val="000000"/>
+                <w:sz w:val="18"/>
               </w:rPr>
               <w:t>ALLOW or DROP verdict + Rule ID mapping</w:t>
             </w:r>
@@ -2634,11 +2964,17 @@
             <w:tcW w:type="dxa" w:w="2160"/>
             <w:vAlign w:val="center"/>
             <w:tcMar>
-              <w:top w:w="120" w:type="dxa"/>
-              <w:bottom w:w="120" w:type="dxa"/>
-              <w:left w:w="150" w:type="dxa"/>
-              <w:right w:w="150" w:type="dxa"/>
+              <w:top w:w="100" w:type="dxa"/>
+              <w:bottom w:w="100" w:type="dxa"/>
+              <w:left w:w="140" w:type="dxa"/>
+              <w:right w:w="140" w:type="dxa"/>
             </w:tcMar>
+            <w:tcBorders>
+              <w:top w:val="single" w:sz="4" w:space="0" w:color="CBD5E1"/>
+              <w:left w:val="single" w:sz="4" w:space="0" w:color="CBD5E1"/>
+              <w:bottom w:val="single" w:sz="4" w:space="0" w:color="CBD5E1"/>
+              <w:right w:val="single" w:sz="4" w:space="0" w:color="CBD5E1"/>
+            </w:tcBorders>
             <w:shd w:fill="F8FAFC"/>
           </w:tcPr>
           <w:p>
@@ -2647,7 +2983,8 @@
             </w:pPr>
             <w:r>
               <w:rPr>
-                <w:sz w:val="19"/>
+                <w:color w:val="000000"/>
+                <w:sz w:val="18"/>
               </w:rPr>
               <w:t>Heuristic IDS Engine</w:t>
             </w:r>
@@ -2658,11 +2995,17 @@
             <w:tcW w:type="dxa" w:w="2160"/>
             <w:vAlign w:val="center"/>
             <w:tcMar>
-              <w:top w:w="120" w:type="dxa"/>
-              <w:bottom w:w="120" w:type="dxa"/>
-              <w:left w:w="150" w:type="dxa"/>
-              <w:right w:w="150" w:type="dxa"/>
+              <w:top w:w="100" w:type="dxa"/>
+              <w:bottom w:w="100" w:type="dxa"/>
+              <w:left w:w="140" w:type="dxa"/>
+              <w:right w:w="140" w:type="dxa"/>
             </w:tcMar>
+            <w:tcBorders>
+              <w:top w:val="single" w:sz="4" w:space="0" w:color="CBD5E1"/>
+              <w:left w:val="single" w:sz="4" w:space="0" w:color="CBD5E1"/>
+              <w:bottom w:val="single" w:sz="4" w:space="0" w:color="CBD5E1"/>
+              <w:right w:val="single" w:sz="4" w:space="0" w:color="CBD5E1"/>
+            </w:tcBorders>
             <w:shd w:fill="F8FAFC"/>
           </w:tcPr>
           <w:p>
@@ -2671,7 +3014,8 @@
             </w:pPr>
             <w:r>
               <w:rPr>
-                <w:sz w:val="19"/>
+                <w:color w:val="000000"/>
+                <w:sz w:val="18"/>
               </w:rPr>
               <w:t>Incoming packet stream</w:t>
             </w:r>
@@ -2682,11 +3026,17 @@
             <w:tcW w:type="dxa" w:w="2880"/>
             <w:vAlign w:val="center"/>
             <w:tcMar>
-              <w:top w:w="120" w:type="dxa"/>
-              <w:bottom w:w="120" w:type="dxa"/>
-              <w:left w:w="150" w:type="dxa"/>
-              <w:right w:w="150" w:type="dxa"/>
+              <w:top w:w="100" w:type="dxa"/>
+              <w:bottom w:w="100" w:type="dxa"/>
+              <w:left w:w="140" w:type="dxa"/>
+              <w:right w:w="140" w:type="dxa"/>
             </w:tcMar>
+            <w:tcBorders>
+              <w:top w:val="single" w:sz="4" w:space="0" w:color="CBD5E1"/>
+              <w:left w:val="single" w:sz="4" w:space="0" w:color="CBD5E1"/>
+              <w:bottom w:val="single" w:sz="4" w:space="0" w:color="CBD5E1"/>
+              <w:right w:val="single" w:sz="4" w:space="0" w:color="CBD5E1"/>
+            </w:tcBorders>
             <w:shd w:fill="F8FAFC"/>
           </w:tcPr>
           <w:p>
@@ -2695,7 +3045,8 @@
             </w:pPr>
             <w:r>
               <w:rPr>
-                <w:sz w:val="19"/>
+                <w:color w:val="000000"/>
+                <w:sz w:val="18"/>
               </w:rPr>
               <w:t>Signature evaluation &amp; packet velocity thresholds</w:t>
             </w:r>
@@ -2706,11 +3057,17 @@
             <w:tcW w:type="dxa" w:w="2160"/>
             <w:vAlign w:val="center"/>
             <w:tcMar>
-              <w:top w:w="120" w:type="dxa"/>
-              <w:bottom w:w="120" w:type="dxa"/>
-              <w:left w:w="150" w:type="dxa"/>
-              <w:right w:w="150" w:type="dxa"/>
+              <w:top w:w="100" w:type="dxa"/>
+              <w:bottom w:w="100" w:type="dxa"/>
+              <w:left w:w="140" w:type="dxa"/>
+              <w:right w:w="140" w:type="dxa"/>
             </w:tcMar>
+            <w:tcBorders>
+              <w:top w:val="single" w:sz="4" w:space="0" w:color="CBD5E1"/>
+              <w:left w:val="single" w:sz="4" w:space="0" w:color="CBD5E1"/>
+              <w:bottom w:val="single" w:sz="4" w:space="0" w:color="CBD5E1"/>
+              <w:right w:val="single" w:sz="4" w:space="0" w:color="CBD5E1"/>
+            </w:tcBorders>
             <w:shd w:fill="F8FAFC"/>
           </w:tcPr>
           <w:p>
@@ -2719,7 +3076,8 @@
             </w:pPr>
             <w:r>
               <w:rPr>
-                <w:sz w:val="19"/>
+                <w:color w:val="000000"/>
+                <w:sz w:val="18"/>
               </w:rPr>
               <w:t>Threat Intelligence Feed alerts &amp; banner</w:t>
             </w:r>
@@ -2735,11 +3093,17 @@
             <w:tcW w:type="dxa" w:w="2160"/>
             <w:vAlign w:val="center"/>
             <w:tcMar>
-              <w:top w:w="120" w:type="dxa"/>
-              <w:bottom w:w="120" w:type="dxa"/>
-              <w:left w:w="150" w:type="dxa"/>
-              <w:right w:w="150" w:type="dxa"/>
+              <w:top w:w="100" w:type="dxa"/>
+              <w:bottom w:w="100" w:type="dxa"/>
+              <w:left w:w="140" w:type="dxa"/>
+              <w:right w:w="140" w:type="dxa"/>
             </w:tcMar>
+            <w:tcBorders>
+              <w:top w:val="single" w:sz="4" w:space="0" w:color="CBD5E1"/>
+              <w:left w:val="single" w:sz="4" w:space="0" w:color="CBD5E1"/>
+              <w:bottom w:val="single" w:sz="4" w:space="0" w:color="CBD5E1"/>
+              <w:right w:val="single" w:sz="4" w:space="0" w:color="CBD5E1"/>
+            </w:tcBorders>
             <w:shd w:fill="FFFFFF"/>
           </w:tcPr>
           <w:p>
@@ -2748,7 +3112,8 @@
             </w:pPr>
             <w:r>
               <w:rPr>
-                <w:sz w:val="19"/>
+                <w:color w:val="000000"/>
+                <w:sz w:val="18"/>
               </w:rPr>
               <w:t>Topology Mesh Graph</w:t>
             </w:r>
@@ -2759,11 +3124,17 @@
             <w:tcW w:type="dxa" w:w="2160"/>
             <w:vAlign w:val="center"/>
             <w:tcMar>
-              <w:top w:w="120" w:type="dxa"/>
-              <w:bottom w:w="120" w:type="dxa"/>
-              <w:left w:w="150" w:type="dxa"/>
-              <w:right w:w="150" w:type="dxa"/>
+              <w:top w:w="100" w:type="dxa"/>
+              <w:bottom w:w="100" w:type="dxa"/>
+              <w:left w:w="140" w:type="dxa"/>
+              <w:right w:w="140" w:type="dxa"/>
             </w:tcMar>
+            <w:tcBorders>
+              <w:top w:val="single" w:sz="4" w:space="0" w:color="CBD5E1"/>
+              <w:left w:val="single" w:sz="4" w:space="0" w:color="CBD5E1"/>
+              <w:bottom w:val="single" w:sz="4" w:space="0" w:color="CBD5E1"/>
+              <w:right w:val="single" w:sz="4" w:space="0" w:color="CBD5E1"/>
+            </w:tcBorders>
             <w:shd w:fill="FFFFFF"/>
           </w:tcPr>
           <w:p>
@@ -2772,7 +3143,8 @@
             </w:pPr>
             <w:r>
               <w:rPr>
-                <w:sz w:val="19"/>
+                <w:color w:val="000000"/>
+                <w:sz w:val="18"/>
               </w:rPr>
               <w:t>Active IP nodes &amp; LAN assets</w:t>
             </w:r>
@@ -2783,11 +3155,17 @@
             <w:tcW w:type="dxa" w:w="2880"/>
             <w:vAlign w:val="center"/>
             <w:tcMar>
-              <w:top w:w="120" w:type="dxa"/>
-              <w:bottom w:w="120" w:type="dxa"/>
-              <w:left w:w="150" w:type="dxa"/>
-              <w:right w:w="150" w:type="dxa"/>
+              <w:top w:w="100" w:type="dxa"/>
+              <w:bottom w:w="100" w:type="dxa"/>
+              <w:left w:w="140" w:type="dxa"/>
+              <w:right w:w="140" w:type="dxa"/>
             </w:tcMar>
+            <w:tcBorders>
+              <w:top w:val="single" w:sz="4" w:space="0" w:color="CBD5E1"/>
+              <w:left w:val="single" w:sz="4" w:space="0" w:color="CBD5E1"/>
+              <w:bottom w:val="single" w:sz="4" w:space="0" w:color="CBD5E1"/>
+              <w:right w:val="single" w:sz="4" w:space="0" w:color="CBD5E1"/>
+            </w:tcBorders>
             <w:shd w:fill="FFFFFF"/>
           </w:tcPr>
           <w:p>
@@ -2796,7 +3174,8 @@
             </w:pPr>
             <w:r>
               <w:rPr>
-                <w:sz w:val="19"/>
+                <w:color w:val="000000"/>
+                <w:sz w:val="18"/>
               </w:rPr>
               <w:t>SVG coordinate math, drag-and-drop, dynamic Bézier curves</w:t>
             </w:r>
@@ -2807,11 +3186,17 @@
             <w:tcW w:type="dxa" w:w="2160"/>
             <w:vAlign w:val="center"/>
             <w:tcMar>
-              <w:top w:w="120" w:type="dxa"/>
-              <w:bottom w:w="120" w:type="dxa"/>
-              <w:left w:w="150" w:type="dxa"/>
-              <w:right w:w="150" w:type="dxa"/>
+              <w:top w:w="100" w:type="dxa"/>
+              <w:bottom w:w="100" w:type="dxa"/>
+              <w:left w:w="140" w:type="dxa"/>
+              <w:right w:w="140" w:type="dxa"/>
             </w:tcMar>
+            <w:tcBorders>
+              <w:top w:val="single" w:sz="4" w:space="0" w:color="CBD5E1"/>
+              <w:left w:val="single" w:sz="4" w:space="0" w:color="CBD5E1"/>
+              <w:bottom w:val="single" w:sz="4" w:space="0" w:color="CBD5E1"/>
+              <w:right w:val="single" w:sz="4" w:space="0" w:color="CBD5E1"/>
+            </w:tcBorders>
             <w:shd w:fill="FFFFFF"/>
           </w:tcPr>
           <w:p>
@@ -2820,7 +3205,8 @@
             </w:pPr>
             <w:r>
               <w:rPr>
-                <w:sz w:val="19"/>
+                <w:color w:val="000000"/>
+                <w:sz w:val="18"/>
               </w:rPr>
               <w:t>Interactive draggable network topology</w:t>
             </w:r>
@@ -2836,11 +3222,17 @@
             <w:tcW w:type="dxa" w:w="2160"/>
             <w:vAlign w:val="center"/>
             <w:tcMar>
-              <w:top w:w="120" w:type="dxa"/>
-              <w:bottom w:w="120" w:type="dxa"/>
-              <w:left w:w="150" w:type="dxa"/>
-              <w:right w:w="150" w:type="dxa"/>
+              <w:top w:w="100" w:type="dxa"/>
+              <w:bottom w:w="100" w:type="dxa"/>
+              <w:left w:w="140" w:type="dxa"/>
+              <w:right w:w="140" w:type="dxa"/>
             </w:tcMar>
+            <w:tcBorders>
+              <w:top w:val="single" w:sz="4" w:space="0" w:color="CBD5E1"/>
+              <w:left w:val="single" w:sz="4" w:space="0" w:color="CBD5E1"/>
+              <w:bottom w:val="single" w:sz="4" w:space="0" w:color="CBD5E1"/>
+              <w:right w:val="single" w:sz="4" w:space="0" w:color="CBD5E1"/>
+            </w:tcBorders>
             <w:shd w:fill="F8FAFC"/>
           </w:tcPr>
           <w:p>
@@ -2849,7 +3241,8 @@
             </w:pPr>
             <w:r>
               <w:rPr>
-                <w:sz w:val="19"/>
+                <w:color w:val="000000"/>
+                <w:sz w:val="18"/>
               </w:rPr>
               <w:t>Attack Simulation Console</w:t>
             </w:r>
@@ -2860,11 +3253,17 @@
             <w:tcW w:type="dxa" w:w="2160"/>
             <w:vAlign w:val="center"/>
             <w:tcMar>
-              <w:top w:w="120" w:type="dxa"/>
-              <w:bottom w:w="120" w:type="dxa"/>
-              <w:left w:w="150" w:type="dxa"/>
-              <w:right w:w="150" w:type="dxa"/>
+              <w:top w:w="100" w:type="dxa"/>
+              <w:bottom w:w="100" w:type="dxa"/>
+              <w:left w:w="140" w:type="dxa"/>
+              <w:right w:w="140" w:type="dxa"/>
             </w:tcMar>
+            <w:tcBorders>
+              <w:top w:val="single" w:sz="4" w:space="0" w:color="CBD5E1"/>
+              <w:left w:val="single" w:sz="4" w:space="0" w:color="CBD5E1"/>
+              <w:bottom w:val="single" w:sz="4" w:space="0" w:color="CBD5E1"/>
+              <w:right w:val="single" w:sz="4" w:space="0" w:color="CBD5E1"/>
+            </w:tcBorders>
             <w:shd w:fill="F8FAFC"/>
           </w:tcPr>
           <w:p>
@@ -2873,7 +3272,8 @@
             </w:pPr>
             <w:r>
               <w:rPr>
-                <w:sz w:val="19"/>
+                <w:color w:val="000000"/>
+                <w:sz w:val="18"/>
               </w:rPr>
               <w:t>User-selected attack parameters</w:t>
             </w:r>
@@ -2884,11 +3284,17 @@
             <w:tcW w:type="dxa" w:w="2880"/>
             <w:vAlign w:val="center"/>
             <w:tcMar>
-              <w:top w:w="120" w:type="dxa"/>
-              <w:bottom w:w="120" w:type="dxa"/>
-              <w:left w:w="150" w:type="dxa"/>
-              <w:right w:w="150" w:type="dxa"/>
+              <w:top w:w="100" w:type="dxa"/>
+              <w:bottom w:w="100" w:type="dxa"/>
+              <w:left w:w="140" w:type="dxa"/>
+              <w:right w:w="140" w:type="dxa"/>
             </w:tcMar>
+            <w:tcBorders>
+              <w:top w:val="single" w:sz="4" w:space="0" w:color="CBD5E1"/>
+              <w:left w:val="single" w:sz="4" w:space="0" w:color="CBD5E1"/>
+              <w:bottom w:val="single" w:sz="4" w:space="0" w:color="CBD5E1"/>
+              <w:right w:val="single" w:sz="4" w:space="0" w:color="CBD5E1"/>
+            </w:tcBorders>
             <w:shd w:fill="F8FAFC"/>
           </w:tcPr>
           <w:p>
@@ -2897,7 +3303,8 @@
             </w:pPr>
             <w:r>
               <w:rPr>
-                <w:sz w:val="19"/>
+                <w:color w:val="000000"/>
+                <w:sz w:val="18"/>
               </w:rPr>
               <w:t>High-velocity SYN frame injection into stream</w:t>
             </w:r>
@@ -2908,11 +3315,17 @@
             <w:tcW w:type="dxa" w:w="2160"/>
             <w:vAlign w:val="center"/>
             <w:tcMar>
-              <w:top w:w="120" w:type="dxa"/>
-              <w:bottom w:w="120" w:type="dxa"/>
-              <w:left w:w="150" w:type="dxa"/>
-              <w:right w:w="150" w:type="dxa"/>
+              <w:top w:w="100" w:type="dxa"/>
+              <w:bottom w:w="100" w:type="dxa"/>
+              <w:left w:w="140" w:type="dxa"/>
+              <w:right w:w="140" w:type="dxa"/>
             </w:tcMar>
+            <w:tcBorders>
+              <w:top w:val="single" w:sz="4" w:space="0" w:color="CBD5E1"/>
+              <w:left w:val="single" w:sz="4" w:space="0" w:color="CBD5E1"/>
+              <w:bottom w:val="single" w:sz="4" w:space="0" w:color="CBD5E1"/>
+              <w:right w:val="single" w:sz="4" w:space="0" w:color="CBD5E1"/>
+            </w:tcBorders>
             <w:shd w:fill="F8FAFC"/>
           </w:tcPr>
           <w:p>
@@ -2921,7 +3334,8 @@
             </w:pPr>
             <w:r>
               <w:rPr>
-                <w:sz w:val="19"/>
+                <w:color w:val="000000"/>
+                <w:sz w:val="18"/>
               </w:rPr>
               <w:t>Spike in throughput &amp; dropped packet counter</w:t>
             </w:r>
@@ -2937,11 +3351,17 @@
             <w:tcW w:type="dxa" w:w="2160"/>
             <w:vAlign w:val="center"/>
             <w:tcMar>
-              <w:top w:w="120" w:type="dxa"/>
-              <w:bottom w:w="120" w:type="dxa"/>
-              <w:left w:w="150" w:type="dxa"/>
-              <w:right w:w="150" w:type="dxa"/>
+              <w:top w:w="100" w:type="dxa"/>
+              <w:bottom w:w="100" w:type="dxa"/>
+              <w:left w:w="140" w:type="dxa"/>
+              <w:right w:w="140" w:type="dxa"/>
             </w:tcMar>
+            <w:tcBorders>
+              <w:top w:val="single" w:sz="4" w:space="0" w:color="CBD5E1"/>
+              <w:left w:val="single" w:sz="4" w:space="0" w:color="CBD5E1"/>
+              <w:bottom w:val="single" w:sz="4" w:space="0" w:color="CBD5E1"/>
+              <w:right w:val="single" w:sz="4" w:space="0" w:color="CBD5E1"/>
+            </w:tcBorders>
             <w:shd w:fill="FFFFFF"/>
           </w:tcPr>
           <w:p>
@@ -2950,7 +3370,8 @@
             </w:pPr>
             <w:r>
               <w:rPr>
-                <w:sz w:val="19"/>
+                <w:color w:val="000000"/>
+                <w:sz w:val="18"/>
               </w:rPr>
               <w:t>IP Geo Threat Tracker</w:t>
             </w:r>
@@ -2961,11 +3382,17 @@
             <w:tcW w:type="dxa" w:w="2160"/>
             <w:vAlign w:val="center"/>
             <w:tcMar>
-              <w:top w:w="120" w:type="dxa"/>
-              <w:bottom w:w="120" w:type="dxa"/>
-              <w:left w:w="150" w:type="dxa"/>
-              <w:right w:w="150" w:type="dxa"/>
+              <w:top w:w="100" w:type="dxa"/>
+              <w:bottom w:w="100" w:type="dxa"/>
+              <w:left w:w="140" w:type="dxa"/>
+              <w:right w:w="140" w:type="dxa"/>
             </w:tcMar>
+            <w:tcBorders>
+              <w:top w:val="single" w:sz="4" w:space="0" w:color="CBD5E1"/>
+              <w:left w:val="single" w:sz="4" w:space="0" w:color="CBD5E1"/>
+              <w:bottom w:val="single" w:sz="4" w:space="0" w:color="CBD5E1"/>
+              <w:right w:val="single" w:sz="4" w:space="0" w:color="CBD5E1"/>
+            </w:tcBorders>
             <w:shd w:fill="FFFFFF"/>
           </w:tcPr>
           <w:p>
@@ -2974,7 +3401,8 @@
             </w:pPr>
             <w:r>
               <w:rPr>
-                <w:sz w:val="19"/>
+                <w:color w:val="000000"/>
+                <w:sz w:val="18"/>
               </w:rPr>
               <w:t>Active IP addresses</w:t>
             </w:r>
@@ -2985,11 +3413,17 @@
             <w:tcW w:type="dxa" w:w="2880"/>
             <w:vAlign w:val="center"/>
             <w:tcMar>
-              <w:top w:w="120" w:type="dxa"/>
-              <w:bottom w:w="120" w:type="dxa"/>
-              <w:left w:w="150" w:type="dxa"/>
-              <w:right w:w="150" w:type="dxa"/>
+              <w:top w:w="100" w:type="dxa"/>
+              <w:bottom w:w="100" w:type="dxa"/>
+              <w:left w:w="140" w:type="dxa"/>
+              <w:right w:w="140" w:type="dxa"/>
             </w:tcMar>
+            <w:tcBorders>
+              <w:top w:val="single" w:sz="4" w:space="0" w:color="CBD5E1"/>
+              <w:left w:val="single" w:sz="4" w:space="0" w:color="CBD5E1"/>
+              <w:bottom w:val="single" w:sz="4" w:space="0" w:color="CBD5E1"/>
+              <w:right w:val="single" w:sz="4" w:space="0" w:color="CBD5E1"/>
+            </w:tcBorders>
             <w:shd w:fill="FFFFFF"/>
           </w:tcPr>
           <w:p>
@@ -2998,7 +3432,8 @@
             </w:pPr>
             <w:r>
               <w:rPr>
-                <w:sz w:val="19"/>
+                <w:color w:val="000000"/>
+                <w:sz w:val="18"/>
               </w:rPr>
               <w:t>GeoIP coordinate projection &amp; trajectory arcs</w:t>
             </w:r>
@@ -3009,11 +3444,17 @@
             <w:tcW w:type="dxa" w:w="2160"/>
             <w:vAlign w:val="center"/>
             <w:tcMar>
-              <w:top w:w="120" w:type="dxa"/>
-              <w:bottom w:w="120" w:type="dxa"/>
-              <w:left w:w="150" w:type="dxa"/>
-              <w:right w:w="150" w:type="dxa"/>
+              <w:top w:w="100" w:type="dxa"/>
+              <w:bottom w:w="100" w:type="dxa"/>
+              <w:left w:w="140" w:type="dxa"/>
+              <w:right w:w="140" w:type="dxa"/>
             </w:tcMar>
+            <w:tcBorders>
+              <w:top w:val="single" w:sz="4" w:space="0" w:color="CBD5E1"/>
+              <w:left w:val="single" w:sz="4" w:space="0" w:color="CBD5E1"/>
+              <w:bottom w:val="single" w:sz="4" w:space="0" w:color="CBD5E1"/>
+              <w:right w:val="single" w:sz="4" w:space="0" w:color="CBD5E1"/>
+            </w:tcBorders>
             <w:shd w:fill="FFFFFF"/>
           </w:tcPr>
           <w:p>
@@ -3022,7 +3463,8 @@
             </w:pPr>
             <w:r>
               <w:rPr>
-                <w:sz w:val="19"/>
+                <w:color w:val="000000"/>
+                <w:sz w:val="18"/>
               </w:rPr>
               <w:t>Global origin radar map &amp; geolocated list</w:t>
             </w:r>
@@ -3038,11 +3480,17 @@
             <w:tcW w:type="dxa" w:w="2160"/>
             <w:vAlign w:val="center"/>
             <w:tcMar>
-              <w:top w:w="120" w:type="dxa"/>
-              <w:bottom w:w="120" w:type="dxa"/>
-              <w:left w:w="150" w:type="dxa"/>
-              <w:right w:w="150" w:type="dxa"/>
+              <w:top w:w="100" w:type="dxa"/>
+              <w:bottom w:w="100" w:type="dxa"/>
+              <w:left w:w="140" w:type="dxa"/>
+              <w:right w:w="140" w:type="dxa"/>
             </w:tcMar>
+            <w:tcBorders>
+              <w:top w:val="single" w:sz="4" w:space="0" w:color="CBD5E1"/>
+              <w:left w:val="single" w:sz="4" w:space="0" w:color="CBD5E1"/>
+              <w:bottom w:val="single" w:sz="4" w:space="0" w:color="CBD5E1"/>
+              <w:right w:val="single" w:sz="4" w:space="0" w:color="CBD5E1"/>
+            </w:tcBorders>
             <w:shd w:fill="F8FAFC"/>
           </w:tcPr>
           <w:p>
@@ -3051,7 +3499,8 @@
             </w:pPr>
             <w:r>
               <w:rPr>
-                <w:sz w:val="19"/>
+                <w:color w:val="000000"/>
+                <w:sz w:val="18"/>
               </w:rPr>
               <w:t>Sentinel AI Analyst</w:t>
             </w:r>
@@ -3062,11 +3511,17 @@
             <w:tcW w:type="dxa" w:w="2160"/>
             <w:vAlign w:val="center"/>
             <w:tcMar>
-              <w:top w:w="120" w:type="dxa"/>
-              <w:bottom w:w="120" w:type="dxa"/>
-              <w:left w:w="150" w:type="dxa"/>
-              <w:right w:w="150" w:type="dxa"/>
+              <w:top w:w="100" w:type="dxa"/>
+              <w:bottom w:w="100" w:type="dxa"/>
+              <w:left w:w="140" w:type="dxa"/>
+              <w:right w:w="140" w:type="dxa"/>
             </w:tcMar>
+            <w:tcBorders>
+              <w:top w:val="single" w:sz="4" w:space="0" w:color="CBD5E1"/>
+              <w:left w:val="single" w:sz="4" w:space="0" w:color="CBD5E1"/>
+              <w:bottom w:val="single" w:sz="4" w:space="0" w:color="CBD5E1"/>
+              <w:right w:val="single" w:sz="4" w:space="0" w:color="CBD5E1"/>
+            </w:tcBorders>
             <w:shd w:fill="F8FAFC"/>
           </w:tcPr>
           <w:p>
@@ -3075,7 +3530,8 @@
             </w:pPr>
             <w:r>
               <w:rPr>
-                <w:sz w:val="19"/>
+                <w:color w:val="000000"/>
+                <w:sz w:val="18"/>
               </w:rPr>
               <w:t>Natural language forensic query</w:t>
             </w:r>
@@ -3086,11 +3542,17 @@
             <w:tcW w:type="dxa" w:w="2880"/>
             <w:vAlign w:val="center"/>
             <w:tcMar>
-              <w:top w:w="120" w:type="dxa"/>
-              <w:bottom w:w="120" w:type="dxa"/>
-              <w:left w:w="150" w:type="dxa"/>
-              <w:right w:w="150" w:type="dxa"/>
+              <w:top w:w="100" w:type="dxa"/>
+              <w:bottom w:w="100" w:type="dxa"/>
+              <w:left w:w="140" w:type="dxa"/>
+              <w:right w:w="140" w:type="dxa"/>
             </w:tcMar>
+            <w:tcBorders>
+              <w:top w:val="single" w:sz="4" w:space="0" w:color="CBD5E1"/>
+              <w:left w:val="single" w:sz="4" w:space="0" w:color="CBD5E1"/>
+              <w:bottom w:val="single" w:sz="4" w:space="0" w:color="CBD5E1"/>
+              <w:right w:val="single" w:sz="4" w:space="0" w:color="CBD5E1"/>
+            </w:tcBorders>
             <w:shd w:fill="F8FAFC"/>
           </w:tcPr>
           <w:p>
@@ -3099,7 +3561,8 @@
             </w:pPr>
             <w:r>
               <w:rPr>
-                <w:sz w:val="19"/>
+                <w:color w:val="000000"/>
+                <w:sz w:val="18"/>
               </w:rPr>
               <w:t>Context injection with live packet metrics &amp; Gemini API</w:t>
             </w:r>
@@ -3110,11 +3573,17 @@
             <w:tcW w:type="dxa" w:w="2160"/>
             <w:vAlign w:val="center"/>
             <w:tcMar>
-              <w:top w:w="120" w:type="dxa"/>
-              <w:bottom w:w="120" w:type="dxa"/>
-              <w:left w:w="150" w:type="dxa"/>
-              <w:right w:w="150" w:type="dxa"/>
+              <w:top w:w="100" w:type="dxa"/>
+              <w:bottom w:w="100" w:type="dxa"/>
+              <w:left w:w="140" w:type="dxa"/>
+              <w:right w:w="140" w:type="dxa"/>
             </w:tcMar>
+            <w:tcBorders>
+              <w:top w:val="single" w:sz="4" w:space="0" w:color="CBD5E1"/>
+              <w:left w:val="single" w:sz="4" w:space="0" w:color="CBD5E1"/>
+              <w:bottom w:val="single" w:sz="4" w:space="0" w:color="CBD5E1"/>
+              <w:right w:val="single" w:sz="4" w:space="0" w:color="CBD5E1"/>
+            </w:tcBorders>
             <w:shd w:fill="F8FAFC"/>
           </w:tcPr>
           <w:p>
@@ -3123,1058 +3592,10 @@
             </w:pPr>
             <w:r>
               <w:rPr>
-                <w:sz w:val="19"/>
+                <w:color w:val="000000"/>
+                <w:sz w:val="18"/>
               </w:rPr>
               <w:t>Technical incident analysis &amp; 1-click drop rule</w:t>
-            </w:r>
-          </w:p>
-        </w:tc>
-      </w:tr>
-    </w:tbl>
-    <w:p>
-      <w:pPr>
-        <w:pStyle w:val="Heading2"/>
-      </w:pPr>
-      <w:r>
-        <w:t>3.3 Database Schema (MySQL: firewall_db)</w:t>
-      </w:r>
-    </w:p>
-    <w:p>
-      <w:pPr>
-        <w:spacing w:line="288" w:lineRule="auto" w:after="240"/>
-        <w:jc w:val="both"/>
-      </w:pPr>
-      <w:r>
-        <w:t>Sentinel relies on MySQL relational tables to persist user firewall rules and security logs, ensuring state preservation across sessions:</w:t>
-      </w:r>
-    </w:p>
-    <w:tbl>
-      <w:tblPr>
-        <w:tblW w:type="auto" w:w="0"/>
-        <w:jc w:val="center"/>
-        <w:tblLook w:firstColumn="1" w:firstRow="1" w:lastColumn="0" w:lastRow="0" w:noHBand="0" w:noVBand="1" w:val="04A0"/>
-      </w:tblPr>
-      <w:tblGrid>
-        <w:gridCol w:w="2257"/>
-        <w:gridCol w:w="2257"/>
-        <w:gridCol w:w="2257"/>
-        <w:gridCol w:w="2257"/>
-      </w:tblGrid>
-      <w:tr>
-        <w:trPr>
-          <w:cantSplit/>
-          <w:tblHeader/>
-        </w:trPr>
-        <w:tc>
-          <w:tcPr>
-            <w:tcW w:type="dxa" w:w="1872"/>
-            <w:vAlign w:val="center"/>
-            <w:tcMar>
-              <w:top w:w="120" w:type="dxa"/>
-              <w:bottom w:w="120" w:type="dxa"/>
-              <w:left w:w="150" w:type="dxa"/>
-              <w:right w:w="150" w:type="dxa"/>
-            </w:tcMar>
-            <w:shd w:fill="1E3A8A"/>
-          </w:tcPr>
-          <w:p>
-            <w:pPr>
-              <w:spacing w:before="40" w:after="40"/>
-            </w:pPr>
-            <w:r>
-              <w:rPr>
-                <w:b/>
-                <w:color w:val="FFFFFF"/>
-                <w:sz w:val="20"/>
-              </w:rPr>
-              <w:t>Field Name</w:t>
-            </w:r>
-          </w:p>
-        </w:tc>
-        <w:tc>
-          <w:tcPr>
-            <w:tcW w:type="dxa" w:w="2016"/>
-            <w:vAlign w:val="center"/>
-            <w:tcMar>
-              <w:top w:w="120" w:type="dxa"/>
-              <w:bottom w:w="120" w:type="dxa"/>
-              <w:left w:w="150" w:type="dxa"/>
-              <w:right w:w="150" w:type="dxa"/>
-            </w:tcMar>
-            <w:shd w:fill="1E3A8A"/>
-          </w:tcPr>
-          <w:p>
-            <w:pPr>
-              <w:spacing w:before="40" w:after="40"/>
-            </w:pPr>
-            <w:r>
-              <w:rPr>
-                <w:b/>
-                <w:color w:val="FFFFFF"/>
-                <w:sz w:val="20"/>
-              </w:rPr>
-              <w:t>Data Type</w:t>
-            </w:r>
-          </w:p>
-        </w:tc>
-        <w:tc>
-          <w:tcPr>
-            <w:tcW w:type="dxa" w:w="2592"/>
-            <w:vAlign w:val="center"/>
-            <w:tcMar>
-              <w:top w:w="120" w:type="dxa"/>
-              <w:bottom w:w="120" w:type="dxa"/>
-              <w:left w:w="150" w:type="dxa"/>
-              <w:right w:w="150" w:type="dxa"/>
-            </w:tcMar>
-            <w:shd w:fill="1E3A8A"/>
-          </w:tcPr>
-          <w:p>
-            <w:pPr>
-              <w:spacing w:before="40" w:after="40"/>
-            </w:pPr>
-            <w:r>
-              <w:rPr>
-                <w:b/>
-                <w:color w:val="FFFFFF"/>
-                <w:sz w:val="20"/>
-              </w:rPr>
-              <w:t>Constraints</w:t>
-            </w:r>
-          </w:p>
-        </w:tc>
-        <w:tc>
-          <w:tcPr>
-            <w:tcW w:type="dxa" w:w="2880"/>
-            <w:vAlign w:val="center"/>
-            <w:tcMar>
-              <w:top w:w="120" w:type="dxa"/>
-              <w:bottom w:w="120" w:type="dxa"/>
-              <w:left w:w="150" w:type="dxa"/>
-              <w:right w:w="150" w:type="dxa"/>
-            </w:tcMar>
-            <w:shd w:fill="1E3A8A"/>
-          </w:tcPr>
-          <w:p>
-            <w:pPr>
-              <w:spacing w:before="40" w:after="40"/>
-            </w:pPr>
-            <w:r>
-              <w:rPr>
-                <w:b/>
-                <w:color w:val="FFFFFF"/>
-                <w:sz w:val="20"/>
-              </w:rPr>
-              <w:t>Description</w:t>
-            </w:r>
-          </w:p>
-        </w:tc>
-      </w:tr>
-      <w:tr>
-        <w:trPr>
-          <w:cantSplit/>
-        </w:trPr>
-        <w:tc>
-          <w:tcPr>
-            <w:tcW w:type="dxa" w:w="1872"/>
-            <w:vAlign w:val="center"/>
-            <w:tcMar>
-              <w:top w:w="120" w:type="dxa"/>
-              <w:bottom w:w="120" w:type="dxa"/>
-              <w:left w:w="150" w:type="dxa"/>
-              <w:right w:w="150" w:type="dxa"/>
-            </w:tcMar>
-            <w:shd w:fill="F8FAFC"/>
-          </w:tcPr>
-          <w:p>
-            <w:pPr>
-              <w:spacing w:before="40" w:after="40"/>
-            </w:pPr>
-            <w:r>
-              <w:rPr>
-                <w:sz w:val="19"/>
-              </w:rPr>
-              <w:t>id</w:t>
-            </w:r>
-          </w:p>
-        </w:tc>
-        <w:tc>
-          <w:tcPr>
-            <w:tcW w:type="dxa" w:w="2016"/>
-            <w:vAlign w:val="center"/>
-            <w:tcMar>
-              <w:top w:w="120" w:type="dxa"/>
-              <w:bottom w:w="120" w:type="dxa"/>
-              <w:left w:w="150" w:type="dxa"/>
-              <w:right w:w="150" w:type="dxa"/>
-            </w:tcMar>
-            <w:shd w:fill="F8FAFC"/>
-          </w:tcPr>
-          <w:p>
-            <w:pPr>
-              <w:spacing w:before="40" w:after="40"/>
-            </w:pPr>
-            <w:r>
-              <w:rPr>
-                <w:sz w:val="19"/>
-              </w:rPr>
-              <w:t>INT</w:t>
-            </w:r>
-          </w:p>
-        </w:tc>
-        <w:tc>
-          <w:tcPr>
-            <w:tcW w:type="dxa" w:w="2592"/>
-            <w:vAlign w:val="center"/>
-            <w:tcMar>
-              <w:top w:w="120" w:type="dxa"/>
-              <w:bottom w:w="120" w:type="dxa"/>
-              <w:left w:w="150" w:type="dxa"/>
-              <w:right w:w="150" w:type="dxa"/>
-            </w:tcMar>
-            <w:shd w:fill="F8FAFC"/>
-          </w:tcPr>
-          <w:p>
-            <w:pPr>
-              <w:spacing w:before="40" w:after="40"/>
-            </w:pPr>
-            <w:r>
-              <w:rPr>
-                <w:sz w:val="19"/>
-              </w:rPr>
-              <w:t>PRIMARY KEY, AUTO_INCREMENT</w:t>
-            </w:r>
-          </w:p>
-        </w:tc>
-        <w:tc>
-          <w:tcPr>
-            <w:tcW w:type="dxa" w:w="2880"/>
-            <w:vAlign w:val="center"/>
-            <w:tcMar>
-              <w:top w:w="120" w:type="dxa"/>
-              <w:bottom w:w="120" w:type="dxa"/>
-              <w:left w:w="150" w:type="dxa"/>
-              <w:right w:w="150" w:type="dxa"/>
-            </w:tcMar>
-            <w:shd w:fill="F8FAFC"/>
-          </w:tcPr>
-          <w:p>
-            <w:pPr>
-              <w:spacing w:before="40" w:after="40"/>
-            </w:pPr>
-            <w:r>
-              <w:rPr>
-                <w:sz w:val="19"/>
-              </w:rPr>
-              <w:t>Unique rule identifier</w:t>
-            </w:r>
-          </w:p>
-        </w:tc>
-      </w:tr>
-      <w:tr>
-        <w:trPr>
-          <w:cantSplit/>
-        </w:trPr>
-        <w:tc>
-          <w:tcPr>
-            <w:tcW w:type="dxa" w:w="1872"/>
-            <w:vAlign w:val="center"/>
-            <w:tcMar>
-              <w:top w:w="120" w:type="dxa"/>
-              <w:bottom w:w="120" w:type="dxa"/>
-              <w:left w:w="150" w:type="dxa"/>
-              <w:right w:w="150" w:type="dxa"/>
-            </w:tcMar>
-            <w:shd w:fill="FFFFFF"/>
-          </w:tcPr>
-          <w:p>
-            <w:pPr>
-              <w:spacing w:before="40" w:after="40"/>
-            </w:pPr>
-            <w:r>
-              <w:rPr>
-                <w:sz w:val="19"/>
-              </w:rPr>
-              <w:t>target_ip</w:t>
-            </w:r>
-          </w:p>
-        </w:tc>
-        <w:tc>
-          <w:tcPr>
-            <w:tcW w:type="dxa" w:w="2016"/>
-            <w:vAlign w:val="center"/>
-            <w:tcMar>
-              <w:top w:w="120" w:type="dxa"/>
-              <w:bottom w:w="120" w:type="dxa"/>
-              <w:left w:w="150" w:type="dxa"/>
-              <w:right w:w="150" w:type="dxa"/>
-            </w:tcMar>
-            <w:shd w:fill="FFFFFF"/>
-          </w:tcPr>
-          <w:p>
-            <w:pPr>
-              <w:spacing w:before="40" w:after="40"/>
-            </w:pPr>
-            <w:r>
-              <w:rPr>
-                <w:sz w:val="19"/>
-              </w:rPr>
-              <w:t>VARCHAR(50)</w:t>
-            </w:r>
-          </w:p>
-        </w:tc>
-        <w:tc>
-          <w:tcPr>
-            <w:tcW w:type="dxa" w:w="2592"/>
-            <w:vAlign w:val="center"/>
-            <w:tcMar>
-              <w:top w:w="120" w:type="dxa"/>
-              <w:bottom w:w="120" w:type="dxa"/>
-              <w:left w:w="150" w:type="dxa"/>
-              <w:right w:w="150" w:type="dxa"/>
-            </w:tcMar>
-            <w:shd w:fill="FFFFFF"/>
-          </w:tcPr>
-          <w:p>
-            <w:pPr>
-              <w:spacing w:before="40" w:after="40"/>
-            </w:pPr>
-            <w:r>
-              <w:rPr>
-                <w:sz w:val="19"/>
-              </w:rPr>
-              <w:t>NOT NULL</w:t>
-            </w:r>
-          </w:p>
-        </w:tc>
-        <w:tc>
-          <w:tcPr>
-            <w:tcW w:type="dxa" w:w="2880"/>
-            <w:vAlign w:val="center"/>
-            <w:tcMar>
-              <w:top w:w="120" w:type="dxa"/>
-              <w:bottom w:w="120" w:type="dxa"/>
-              <w:left w:w="150" w:type="dxa"/>
-              <w:right w:w="150" w:type="dxa"/>
-            </w:tcMar>
-            <w:shd w:fill="FFFFFF"/>
-          </w:tcPr>
-          <w:p>
-            <w:pPr>
-              <w:spacing w:before="40" w:after="40"/>
-            </w:pPr>
-            <w:r>
-              <w:rPr>
-                <w:sz w:val="19"/>
-              </w:rPr>
-              <w:t>Target IPv4 / CIDR pattern (e.g. 192.168.1.105 or 0.0.0.0/0)</w:t>
-            </w:r>
-          </w:p>
-        </w:tc>
-      </w:tr>
-      <w:tr>
-        <w:trPr>
-          <w:cantSplit/>
-        </w:trPr>
-        <w:tc>
-          <w:tcPr>
-            <w:tcW w:type="dxa" w:w="1872"/>
-            <w:vAlign w:val="center"/>
-            <w:tcMar>
-              <w:top w:w="120" w:type="dxa"/>
-              <w:bottom w:w="120" w:type="dxa"/>
-              <w:left w:w="150" w:type="dxa"/>
-              <w:right w:w="150" w:type="dxa"/>
-            </w:tcMar>
-            <w:shd w:fill="F8FAFC"/>
-          </w:tcPr>
-          <w:p>
-            <w:pPr>
-              <w:spacing w:before="40" w:after="40"/>
-            </w:pPr>
-            <w:r>
-              <w:rPr>
-                <w:sz w:val="19"/>
-              </w:rPr>
-              <w:t>port</w:t>
-            </w:r>
-          </w:p>
-        </w:tc>
-        <w:tc>
-          <w:tcPr>
-            <w:tcW w:type="dxa" w:w="2016"/>
-            <w:vAlign w:val="center"/>
-            <w:tcMar>
-              <w:top w:w="120" w:type="dxa"/>
-              <w:bottom w:w="120" w:type="dxa"/>
-              <w:left w:w="150" w:type="dxa"/>
-              <w:right w:w="150" w:type="dxa"/>
-            </w:tcMar>
-            <w:shd w:fill="F8FAFC"/>
-          </w:tcPr>
-          <w:p>
-            <w:pPr>
-              <w:spacing w:before="40" w:after="40"/>
-            </w:pPr>
-            <w:r>
-              <w:rPr>
-                <w:sz w:val="19"/>
-              </w:rPr>
-              <w:t>VARCHAR(20)</w:t>
-            </w:r>
-          </w:p>
-        </w:tc>
-        <w:tc>
-          <w:tcPr>
-            <w:tcW w:type="dxa" w:w="2592"/>
-            <w:vAlign w:val="center"/>
-            <w:tcMar>
-              <w:top w:w="120" w:type="dxa"/>
-              <w:bottom w:w="120" w:type="dxa"/>
-              <w:left w:w="150" w:type="dxa"/>
-              <w:right w:w="150" w:type="dxa"/>
-            </w:tcMar>
-            <w:shd w:fill="F8FAFC"/>
-          </w:tcPr>
-          <w:p>
-            <w:pPr>
-              <w:spacing w:before="40" w:after="40"/>
-            </w:pPr>
-            <w:r>
-              <w:rPr>
-                <w:sz w:val="19"/>
-              </w:rPr>
-              <w:t>NOT NULL</w:t>
-            </w:r>
-          </w:p>
-        </w:tc>
-        <w:tc>
-          <w:tcPr>
-            <w:tcW w:type="dxa" w:w="2880"/>
-            <w:vAlign w:val="center"/>
-            <w:tcMar>
-              <w:top w:w="120" w:type="dxa"/>
-              <w:bottom w:w="120" w:type="dxa"/>
-              <w:left w:w="150" w:type="dxa"/>
-              <w:right w:w="150" w:type="dxa"/>
-            </w:tcMar>
-            <w:shd w:fill="F8FAFC"/>
-          </w:tcPr>
-          <w:p>
-            <w:pPr>
-              <w:spacing w:before="40" w:after="40"/>
-            </w:pPr>
-            <w:r>
-              <w:rPr>
-                <w:sz w:val="19"/>
-              </w:rPr>
-              <w:t>Target port or 'ALL' (e.g. 443, 22, 80)</w:t>
-            </w:r>
-          </w:p>
-        </w:tc>
-      </w:tr>
-      <w:tr>
-        <w:trPr>
-          <w:cantSplit/>
-        </w:trPr>
-        <w:tc>
-          <w:tcPr>
-            <w:tcW w:type="dxa" w:w="1872"/>
-            <w:vAlign w:val="center"/>
-            <w:tcMar>
-              <w:top w:w="120" w:type="dxa"/>
-              <w:bottom w:w="120" w:type="dxa"/>
-              <w:left w:w="150" w:type="dxa"/>
-              <w:right w:w="150" w:type="dxa"/>
-            </w:tcMar>
-            <w:shd w:fill="FFFFFF"/>
-          </w:tcPr>
-          <w:p>
-            <w:pPr>
-              <w:spacing w:before="40" w:after="40"/>
-            </w:pPr>
-            <w:r>
-              <w:rPr>
-                <w:sz w:val="19"/>
-              </w:rPr>
-              <w:t>protocol</w:t>
-            </w:r>
-          </w:p>
-        </w:tc>
-        <w:tc>
-          <w:tcPr>
-            <w:tcW w:type="dxa" w:w="2016"/>
-            <w:vAlign w:val="center"/>
-            <w:tcMar>
-              <w:top w:w="120" w:type="dxa"/>
-              <w:bottom w:w="120" w:type="dxa"/>
-              <w:left w:w="150" w:type="dxa"/>
-              <w:right w:w="150" w:type="dxa"/>
-            </w:tcMar>
-            <w:shd w:fill="FFFFFF"/>
-          </w:tcPr>
-          <w:p>
-            <w:pPr>
-              <w:spacing w:before="40" w:after="40"/>
-            </w:pPr>
-            <w:r>
-              <w:rPr>
-                <w:sz w:val="19"/>
-              </w:rPr>
-              <w:t>VARCHAR(10)</w:t>
-            </w:r>
-          </w:p>
-        </w:tc>
-        <w:tc>
-          <w:tcPr>
-            <w:tcW w:type="dxa" w:w="2592"/>
-            <w:vAlign w:val="center"/>
-            <w:tcMar>
-              <w:top w:w="120" w:type="dxa"/>
-              <w:bottom w:w="120" w:type="dxa"/>
-              <w:left w:w="150" w:type="dxa"/>
-              <w:right w:w="150" w:type="dxa"/>
-            </w:tcMar>
-            <w:shd w:fill="FFFFFF"/>
-          </w:tcPr>
-          <w:p>
-            <w:pPr>
-              <w:spacing w:before="40" w:after="40"/>
-            </w:pPr>
-            <w:r>
-              <w:rPr>
-                <w:sz w:val="19"/>
-              </w:rPr>
-              <w:t>DEFAULT 'TCP'</w:t>
-            </w:r>
-          </w:p>
-        </w:tc>
-        <w:tc>
-          <w:tcPr>
-            <w:tcW w:type="dxa" w:w="2880"/>
-            <w:vAlign w:val="center"/>
-            <w:tcMar>
-              <w:top w:w="120" w:type="dxa"/>
-              <w:bottom w:w="120" w:type="dxa"/>
-              <w:left w:w="150" w:type="dxa"/>
-              <w:right w:w="150" w:type="dxa"/>
-            </w:tcMar>
-            <w:shd w:fill="FFFFFF"/>
-          </w:tcPr>
-          <w:p>
-            <w:pPr>
-              <w:spacing w:before="40" w:after="40"/>
-            </w:pPr>
-            <w:r>
-              <w:rPr>
-                <w:sz w:val="19"/>
-              </w:rPr>
-              <w:t>L4 Transport protocol (TCP, UDP, ICMP, ALL)</w:t>
-            </w:r>
-          </w:p>
-        </w:tc>
-      </w:tr>
-      <w:tr>
-        <w:trPr>
-          <w:cantSplit/>
-        </w:trPr>
-        <w:tc>
-          <w:tcPr>
-            <w:tcW w:type="dxa" w:w="1872"/>
-            <w:vAlign w:val="center"/>
-            <w:tcMar>
-              <w:top w:w="120" w:type="dxa"/>
-              <w:bottom w:w="120" w:type="dxa"/>
-              <w:left w:w="150" w:type="dxa"/>
-              <w:right w:w="150" w:type="dxa"/>
-            </w:tcMar>
-            <w:shd w:fill="F8FAFC"/>
-          </w:tcPr>
-          <w:p>
-            <w:pPr>
-              <w:spacing w:before="40" w:after="40"/>
-            </w:pPr>
-            <w:r>
-              <w:rPr>
-                <w:sz w:val="19"/>
-              </w:rPr>
-              <w:t>action</w:t>
-            </w:r>
-          </w:p>
-        </w:tc>
-        <w:tc>
-          <w:tcPr>
-            <w:tcW w:type="dxa" w:w="2016"/>
-            <w:vAlign w:val="center"/>
-            <w:tcMar>
-              <w:top w:w="120" w:type="dxa"/>
-              <w:bottom w:w="120" w:type="dxa"/>
-              <w:left w:w="150" w:type="dxa"/>
-              <w:right w:w="150" w:type="dxa"/>
-            </w:tcMar>
-            <w:shd w:fill="F8FAFC"/>
-          </w:tcPr>
-          <w:p>
-            <w:pPr>
-              <w:spacing w:before="40" w:after="40"/>
-            </w:pPr>
-            <w:r>
-              <w:rPr>
-                <w:sz w:val="19"/>
-              </w:rPr>
-              <w:t>ENUM('ALLOW', 'DROP')</w:t>
-            </w:r>
-          </w:p>
-        </w:tc>
-        <w:tc>
-          <w:tcPr>
-            <w:tcW w:type="dxa" w:w="2592"/>
-            <w:vAlign w:val="center"/>
-            <w:tcMar>
-              <w:top w:w="120" w:type="dxa"/>
-              <w:bottom w:w="120" w:type="dxa"/>
-              <w:left w:w="150" w:type="dxa"/>
-              <w:right w:w="150" w:type="dxa"/>
-            </w:tcMar>
-            <w:shd w:fill="F8FAFC"/>
-          </w:tcPr>
-          <w:p>
-            <w:pPr>
-              <w:spacing w:before="40" w:after="40"/>
-            </w:pPr>
-            <w:r>
-              <w:rPr>
-                <w:sz w:val="19"/>
-              </w:rPr>
-              <w:t>NOT NULL</w:t>
-            </w:r>
-          </w:p>
-        </w:tc>
-        <w:tc>
-          <w:tcPr>
-            <w:tcW w:type="dxa" w:w="2880"/>
-            <w:vAlign w:val="center"/>
-            <w:tcMar>
-              <w:top w:w="120" w:type="dxa"/>
-              <w:bottom w:w="120" w:type="dxa"/>
-              <w:left w:w="150" w:type="dxa"/>
-              <w:right w:w="150" w:type="dxa"/>
-            </w:tcMar>
-            <w:shd w:fill="F8FAFC"/>
-          </w:tcPr>
-          <w:p>
-            <w:pPr>
-              <w:spacing w:before="40" w:after="40"/>
-            </w:pPr>
-            <w:r>
-              <w:rPr>
-                <w:sz w:val="19"/>
-              </w:rPr>
-              <w:t>Enforced firewall policy action</w:t>
-            </w:r>
-          </w:p>
-        </w:tc>
-      </w:tr>
-      <w:tr>
-        <w:trPr>
-          <w:cantSplit/>
-        </w:trPr>
-        <w:tc>
-          <w:tcPr>
-            <w:tcW w:type="dxa" w:w="1872"/>
-            <w:vAlign w:val="center"/>
-            <w:tcMar>
-              <w:top w:w="120" w:type="dxa"/>
-              <w:bottom w:w="120" w:type="dxa"/>
-              <w:left w:w="150" w:type="dxa"/>
-              <w:right w:w="150" w:type="dxa"/>
-            </w:tcMar>
-            <w:shd w:fill="FFFFFF"/>
-          </w:tcPr>
-          <w:p>
-            <w:pPr>
-              <w:spacing w:before="40" w:after="40"/>
-            </w:pPr>
-            <w:r>
-              <w:rPr>
-                <w:sz w:val="19"/>
-              </w:rPr>
-              <w:t>description</w:t>
-            </w:r>
-          </w:p>
-        </w:tc>
-        <w:tc>
-          <w:tcPr>
-            <w:tcW w:type="dxa" w:w="2016"/>
-            <w:vAlign w:val="center"/>
-            <w:tcMar>
-              <w:top w:w="120" w:type="dxa"/>
-              <w:bottom w:w="120" w:type="dxa"/>
-              <w:left w:w="150" w:type="dxa"/>
-              <w:right w:w="150" w:type="dxa"/>
-            </w:tcMar>
-            <w:shd w:fill="FFFFFF"/>
-          </w:tcPr>
-          <w:p>
-            <w:pPr>
-              <w:spacing w:before="40" w:after="40"/>
-            </w:pPr>
-            <w:r>
-              <w:rPr>
-                <w:sz w:val="19"/>
-              </w:rPr>
-              <w:t>VARCHAR(255)</w:t>
-            </w:r>
-          </w:p>
-        </w:tc>
-        <w:tc>
-          <w:tcPr>
-            <w:tcW w:type="dxa" w:w="2592"/>
-            <w:vAlign w:val="center"/>
-            <w:tcMar>
-              <w:top w:w="120" w:type="dxa"/>
-              <w:bottom w:w="120" w:type="dxa"/>
-              <w:left w:w="150" w:type="dxa"/>
-              <w:right w:w="150" w:type="dxa"/>
-            </w:tcMar>
-            <w:shd w:fill="FFFFFF"/>
-          </w:tcPr>
-          <w:p>
-            <w:pPr>
-              <w:spacing w:before="40" w:after="40"/>
-            </w:pPr>
-            <w:r>
-              <w:rPr>
-                <w:sz w:val="19"/>
-              </w:rPr>
-              <w:t>DEFAULT ''</w:t>
-            </w:r>
-          </w:p>
-        </w:tc>
-        <w:tc>
-          <w:tcPr>
-            <w:tcW w:type="dxa" w:w="2880"/>
-            <w:vAlign w:val="center"/>
-            <w:tcMar>
-              <w:top w:w="120" w:type="dxa"/>
-              <w:bottom w:w="120" w:type="dxa"/>
-              <w:left w:w="150" w:type="dxa"/>
-              <w:right w:w="150" w:type="dxa"/>
-            </w:tcMar>
-            <w:shd w:fill="FFFFFF"/>
-          </w:tcPr>
-          <w:p>
-            <w:pPr>
-              <w:spacing w:before="40" w:after="40"/>
-            </w:pPr>
-            <w:r>
-              <w:rPr>
-                <w:sz w:val="19"/>
-              </w:rPr>
-              <w:t>Human-readable rule justification</w:t>
-            </w:r>
-          </w:p>
-        </w:tc>
-      </w:tr>
-      <w:tr>
-        <w:trPr>
-          <w:cantSplit/>
-        </w:trPr>
-        <w:tc>
-          <w:tcPr>
-            <w:tcW w:type="dxa" w:w="1872"/>
-            <w:vAlign w:val="center"/>
-            <w:tcMar>
-              <w:top w:w="120" w:type="dxa"/>
-              <w:bottom w:w="120" w:type="dxa"/>
-              <w:left w:w="150" w:type="dxa"/>
-              <w:right w:w="150" w:type="dxa"/>
-            </w:tcMar>
-            <w:shd w:fill="F8FAFC"/>
-          </w:tcPr>
-          <w:p>
-            <w:pPr>
-              <w:spacing w:before="40" w:after="40"/>
-            </w:pPr>
-            <w:r>
-              <w:rPr>
-                <w:sz w:val="19"/>
-              </w:rPr>
-              <w:t>hits</w:t>
-            </w:r>
-          </w:p>
-        </w:tc>
-        <w:tc>
-          <w:tcPr>
-            <w:tcW w:type="dxa" w:w="2016"/>
-            <w:vAlign w:val="center"/>
-            <w:tcMar>
-              <w:top w:w="120" w:type="dxa"/>
-              <w:bottom w:w="120" w:type="dxa"/>
-              <w:left w:w="150" w:type="dxa"/>
-              <w:right w:w="150" w:type="dxa"/>
-            </w:tcMar>
-            <w:shd w:fill="F8FAFC"/>
-          </w:tcPr>
-          <w:p>
-            <w:pPr>
-              <w:spacing w:before="40" w:after="40"/>
-            </w:pPr>
-            <w:r>
-              <w:rPr>
-                <w:sz w:val="19"/>
-              </w:rPr>
-              <w:t>INT</w:t>
-            </w:r>
-          </w:p>
-        </w:tc>
-        <w:tc>
-          <w:tcPr>
-            <w:tcW w:type="dxa" w:w="2592"/>
-            <w:vAlign w:val="center"/>
-            <w:tcMar>
-              <w:top w:w="120" w:type="dxa"/>
-              <w:bottom w:w="120" w:type="dxa"/>
-              <w:left w:w="150" w:type="dxa"/>
-              <w:right w:w="150" w:type="dxa"/>
-            </w:tcMar>
-            <w:shd w:fill="F8FAFC"/>
-          </w:tcPr>
-          <w:p>
-            <w:pPr>
-              <w:spacing w:before="40" w:after="40"/>
-            </w:pPr>
-            <w:r>
-              <w:rPr>
-                <w:sz w:val="19"/>
-              </w:rPr>
-              <w:t>DEFAULT 0</w:t>
-            </w:r>
-          </w:p>
-        </w:tc>
-        <w:tc>
-          <w:tcPr>
-            <w:tcW w:type="dxa" w:w="2880"/>
-            <w:vAlign w:val="center"/>
-            <w:tcMar>
-              <w:top w:w="120" w:type="dxa"/>
-              <w:bottom w:w="120" w:type="dxa"/>
-              <w:left w:w="150" w:type="dxa"/>
-              <w:right w:w="150" w:type="dxa"/>
-            </w:tcMar>
-            <w:shd w:fill="F8FAFC"/>
-          </w:tcPr>
-          <w:p>
-            <w:pPr>
-              <w:spacing w:before="40" w:after="40"/>
-            </w:pPr>
-            <w:r>
-              <w:rPr>
-                <w:sz w:val="19"/>
-              </w:rPr>
-              <w:t>Cumulative packet matches evaluated by this rule</w:t>
-            </w:r>
-          </w:p>
-        </w:tc>
-      </w:tr>
-      <w:tr>
-        <w:trPr>
-          <w:cantSplit/>
-        </w:trPr>
-        <w:tc>
-          <w:tcPr>
-            <w:tcW w:type="dxa" w:w="1872"/>
-            <w:vAlign w:val="center"/>
-            <w:tcMar>
-              <w:top w:w="120" w:type="dxa"/>
-              <w:bottom w:w="120" w:type="dxa"/>
-              <w:left w:w="150" w:type="dxa"/>
-              <w:right w:w="150" w:type="dxa"/>
-            </w:tcMar>
-            <w:shd w:fill="FFFFFF"/>
-          </w:tcPr>
-          <w:p>
-            <w:pPr>
-              <w:spacing w:before="40" w:after="40"/>
-            </w:pPr>
-            <w:r>
-              <w:rPr>
-                <w:sz w:val="19"/>
-              </w:rPr>
-              <w:t>bytes</w:t>
-            </w:r>
-          </w:p>
-        </w:tc>
-        <w:tc>
-          <w:tcPr>
-            <w:tcW w:type="dxa" w:w="2016"/>
-            <w:vAlign w:val="center"/>
-            <w:tcMar>
-              <w:top w:w="120" w:type="dxa"/>
-              <w:bottom w:w="120" w:type="dxa"/>
-              <w:left w:w="150" w:type="dxa"/>
-              <w:right w:w="150" w:type="dxa"/>
-            </w:tcMar>
-            <w:shd w:fill="FFFFFF"/>
-          </w:tcPr>
-          <w:p>
-            <w:pPr>
-              <w:spacing w:before="40" w:after="40"/>
-            </w:pPr>
-            <w:r>
-              <w:rPr>
-                <w:sz w:val="19"/>
-              </w:rPr>
-              <w:t>VARCHAR(50)</w:t>
-            </w:r>
-          </w:p>
-        </w:tc>
-        <w:tc>
-          <w:tcPr>
-            <w:tcW w:type="dxa" w:w="2592"/>
-            <w:vAlign w:val="center"/>
-            <w:tcMar>
-              <w:top w:w="120" w:type="dxa"/>
-              <w:bottom w:w="120" w:type="dxa"/>
-              <w:left w:w="150" w:type="dxa"/>
-              <w:right w:w="150" w:type="dxa"/>
-            </w:tcMar>
-            <w:shd w:fill="FFFFFF"/>
-          </w:tcPr>
-          <w:p>
-            <w:pPr>
-              <w:spacing w:before="40" w:after="40"/>
-            </w:pPr>
-            <w:r>
-              <w:rPr>
-                <w:sz w:val="19"/>
-              </w:rPr>
-              <w:t>DEFAULT '0 B'</w:t>
-            </w:r>
-          </w:p>
-        </w:tc>
-        <w:tc>
-          <w:tcPr>
-            <w:tcW w:type="dxa" w:w="2880"/>
-            <w:vAlign w:val="center"/>
-            <w:tcMar>
-              <w:top w:w="120" w:type="dxa"/>
-              <w:bottom w:w="120" w:type="dxa"/>
-              <w:left w:w="150" w:type="dxa"/>
-              <w:right w:w="150" w:type="dxa"/>
-            </w:tcMar>
-            <w:shd w:fill="FFFFFF"/>
-          </w:tcPr>
-          <w:p>
-            <w:pPr>
-              <w:spacing w:before="40" w:after="40"/>
-            </w:pPr>
-            <w:r>
-              <w:rPr>
-                <w:sz w:val="19"/>
-              </w:rPr>
-              <w:t>Formatted bandwidth volume processed by this rule</w:t>
-            </w:r>
-          </w:p>
-        </w:tc>
-      </w:tr>
-      <w:tr>
-        <w:trPr>
-          <w:cantSplit/>
-        </w:trPr>
-        <w:tc>
-          <w:tcPr>
-            <w:tcW w:type="dxa" w:w="1872"/>
-            <w:vAlign w:val="center"/>
-            <w:tcMar>
-              <w:top w:w="120" w:type="dxa"/>
-              <w:bottom w:w="120" w:type="dxa"/>
-              <w:left w:w="150" w:type="dxa"/>
-              <w:right w:w="150" w:type="dxa"/>
-            </w:tcMar>
-            <w:shd w:fill="F8FAFC"/>
-          </w:tcPr>
-          <w:p>
-            <w:pPr>
-              <w:spacing w:before="40" w:after="40"/>
-            </w:pPr>
-            <w:r>
-              <w:rPr>
-                <w:sz w:val="19"/>
-              </w:rPr>
-              <w:t>status</w:t>
-            </w:r>
-          </w:p>
-        </w:tc>
-        <w:tc>
-          <w:tcPr>
-            <w:tcW w:type="dxa" w:w="2016"/>
-            <w:vAlign w:val="center"/>
-            <w:tcMar>
-              <w:top w:w="120" w:type="dxa"/>
-              <w:bottom w:w="120" w:type="dxa"/>
-              <w:left w:w="150" w:type="dxa"/>
-              <w:right w:w="150" w:type="dxa"/>
-            </w:tcMar>
-            <w:shd w:fill="F8FAFC"/>
-          </w:tcPr>
-          <w:p>
-            <w:pPr>
-              <w:spacing w:before="40" w:after="40"/>
-            </w:pPr>
-            <w:r>
-              <w:rPr>
-                <w:sz w:val="19"/>
-              </w:rPr>
-              <w:t>VARCHAR(20)</w:t>
-            </w:r>
-          </w:p>
-        </w:tc>
-        <w:tc>
-          <w:tcPr>
-            <w:tcW w:type="dxa" w:w="2592"/>
-            <w:vAlign w:val="center"/>
-            <w:tcMar>
-              <w:top w:w="120" w:type="dxa"/>
-              <w:bottom w:w="120" w:type="dxa"/>
-              <w:left w:w="150" w:type="dxa"/>
-              <w:right w:w="150" w:type="dxa"/>
-            </w:tcMar>
-            <w:shd w:fill="F8FAFC"/>
-          </w:tcPr>
-          <w:p>
-            <w:pPr>
-              <w:spacing w:before="40" w:after="40"/>
-            </w:pPr>
-            <w:r>
-              <w:rPr>
-                <w:sz w:val="19"/>
-              </w:rPr>
-              <w:t>DEFAULT 'ACTIVE'</w:t>
-            </w:r>
-          </w:p>
-        </w:tc>
-        <w:tc>
-          <w:tcPr>
-            <w:tcW w:type="dxa" w:w="2880"/>
-            <w:vAlign w:val="center"/>
-            <w:tcMar>
-              <w:top w:w="120" w:type="dxa"/>
-              <w:bottom w:w="120" w:type="dxa"/>
-              <w:left w:w="150" w:type="dxa"/>
-              <w:right w:w="150" w:type="dxa"/>
-            </w:tcMar>
-            <w:shd w:fill="F8FAFC"/>
-          </w:tcPr>
-          <w:p>
-            <w:pPr>
-              <w:spacing w:before="40" w:after="40"/>
-            </w:pPr>
-            <w:r>
-              <w:rPr>
-                <w:sz w:val="19"/>
-              </w:rPr>
-              <w:t>Operational status (ACTIVE / DISABLED)</w:t>
             </w:r>
           </w:p>
         </w:tc>
@@ -4192,7 +3613,7 @@
       <w:r>
         <w:rPr>
           <w:b/>
-          <w:color w:val="0F172A"/>
+          <w:color w:val="000000"/>
           <w:sz w:val="28"/>
         </w:rPr>
         <w:t>4. Implementation: Design Web Pages &amp; UI Modules</w:t>
@@ -4204,7 +3625,7 @@
         <w:jc w:val="both"/>
       </w:pPr>
       <w:r>
-        <w:t>The Sentinel user interface is engineered as a high-contrast, tactical Security Operations Center (SOC) dashboard built in React 19 and styled with Tailwind CSS. It features a responsive layout, dynamic dark/light mode synchronization, and instant operational views. The section below outlines the primary visual components alongside corresponding screenshot placeholders for report documentation.</w:t>
+        <w:t>The Sentinel user interface is engineered as a high-contrast, tactical Security Operations Center (SOC) dashboard built in React 19 and styled with Tailwind CSS. The figures below document the implemented views with actual captured system screenshots and reference placeholders.</w:t>
       </w:r>
     </w:p>
     <w:p>
@@ -4212,16 +3633,255 @@
         <w:pStyle w:val="Heading2"/>
       </w:pPr>
       <w:r>
-        <w:t>4.1 Command Center Dashboard (Home View)</w:t>
+        <w:t>4.1 Administrator Authentication &amp; Command Center</w:t>
       </w:r>
     </w:p>
     <w:p>
       <w:pPr>
-        <w:spacing w:line="288" w:lineRule="auto" w:after="120"/>
-        <w:jc w:val="both"/>
+        <w:spacing w:before="120" w:after="80"/>
+        <w:jc w:val="center"/>
       </w:pPr>
       <w:r>
-        <w:t>The primary landing dashboard displays real-time network health metrics: throughput in Mbps, active packet capture rates (PPS), total packets analyzed, cumulative dropped frames, and a live SVG sparkline chart reflecting traffic volume trends.</w:t>
+        <w:drawing>
+          <wp:inline xmlns:a="http://schemas.openxmlformats.org/drawingml/2006/main" xmlns:pic="http://schemas.openxmlformats.org/drawingml/2006/picture">
+            <wp:extent cx="3840480" cy="5054609"/>
+            <wp:docPr id="3" name="Picture 3"/>
+            <wp:cNvGraphicFramePr>
+              <a:graphicFrameLocks noChangeAspect="1"/>
+            </wp:cNvGraphicFramePr>
+            <a:graphic>
+              <a:graphicData uri="http://schemas.openxmlformats.org/drawingml/2006/picture">
+                <pic:pic>
+                  <pic:nvPicPr>
+                    <pic:cNvPr id="0" name="fig2_login.png"/>
+                    <pic:cNvPicPr/>
+                  </pic:nvPicPr>
+                  <pic:blipFill>
+                    <a:blip r:embed="rId13"/>
+                    <a:stretch>
+                      <a:fillRect/>
+                    </a:stretch>
+                  </pic:blipFill>
+                  <pic:spPr>
+                    <a:xfrm>
+                      <a:off x="0" y="0"/>
+                      <a:ext cx="3840480" cy="5054609"/>
+                    </a:xfrm>
+                    <a:prstGeom prst="rect"/>
+                  </pic:spPr>
+                </pic:pic>
+              </a:graphicData>
+            </a:graphic>
+          </wp:inline>
+        </w:drawing>
+      </w:r>
+    </w:p>
+    <w:p>
+      <w:pPr>
+        <w:spacing w:before="40" w:after="240"/>
+        <w:jc w:val="center"/>
+      </w:pPr>
+      <w:r>
+        <w:rPr>
+          <w:b/>
+          <w:color w:val="000000"/>
+          <w:sz w:val="19"/>
+        </w:rPr>
+        <w:t>Fig 2 : Administrator Authentication &amp; Security Access Portal</w:t>
+      </w:r>
+    </w:p>
+    <w:p>
+      <w:pPr>
+        <w:pStyle w:val="Heading2"/>
+      </w:pPr>
+      <w:r>
+        <w:t>4.2 Live Traffic Terminal with Continuous Sequential Stream</w:t>
+      </w:r>
+    </w:p>
+    <w:p>
+      <w:pPr>
+        <w:spacing w:before="120" w:after="80"/>
+        <w:jc w:val="center"/>
+      </w:pPr>
+      <w:r>
+        <w:drawing>
+          <wp:inline xmlns:a="http://schemas.openxmlformats.org/drawingml/2006/main" xmlns:pic="http://schemas.openxmlformats.org/drawingml/2006/picture">
+            <wp:extent cx="4206240" cy="8500372"/>
+            <wp:docPr id="4" name="Picture 4"/>
+            <wp:cNvGraphicFramePr>
+              <a:graphicFrameLocks noChangeAspect="1"/>
+            </wp:cNvGraphicFramePr>
+            <a:graphic>
+              <a:graphicData uri="http://schemas.openxmlformats.org/drawingml/2006/picture">
+                <pic:pic>
+                  <pic:nvPicPr>
+                    <pic:cNvPr id="0" name="fig3_terminal.png"/>
+                    <pic:cNvPicPr/>
+                  </pic:nvPicPr>
+                  <pic:blipFill>
+                    <a:blip r:embed="rId14"/>
+                    <a:stretch>
+                      <a:fillRect/>
+                    </a:stretch>
+                  </pic:blipFill>
+                  <pic:spPr>
+                    <a:xfrm>
+                      <a:off x="0" y="0"/>
+                      <a:ext cx="4206240" cy="8500372"/>
+                    </a:xfrm>
+                    <a:prstGeom prst="rect"/>
+                  </pic:spPr>
+                </pic:pic>
+              </a:graphicData>
+            </a:graphic>
+          </wp:inline>
+        </w:drawing>
+      </w:r>
+    </w:p>
+    <w:p>
+      <w:pPr>
+        <w:spacing w:before="40" w:after="240"/>
+        <w:jc w:val="center"/>
+      </w:pPr>
+      <w:r>
+        <w:rPr>
+          <w:b/>
+          <w:color w:val="000000"/>
+          <w:sz w:val="19"/>
+        </w:rPr>
+        <w:t>Fig 3 : Live Traffic Terminal Streaming Real-Time Packets</w:t>
+      </w:r>
+    </w:p>
+    <w:p>
+      <w:pPr>
+        <w:pStyle w:val="Heading2"/>
+      </w:pPr>
+      <w:r>
+        <w:t>4.3 Firewall Policy &amp; Rule Enforcement Manager</w:t>
+      </w:r>
+    </w:p>
+    <w:p>
+      <w:pPr>
+        <w:spacing w:before="120" w:after="80"/>
+        <w:jc w:val="center"/>
+      </w:pPr>
+      <w:r>
+        <w:drawing>
+          <wp:inline xmlns:a="http://schemas.openxmlformats.org/drawingml/2006/main" xmlns:pic="http://schemas.openxmlformats.org/drawingml/2006/picture">
+            <wp:extent cx="5029200" cy="4611979"/>
+            <wp:docPr id="5" name="Picture 5"/>
+            <wp:cNvGraphicFramePr>
+              <a:graphicFrameLocks noChangeAspect="1"/>
+            </wp:cNvGraphicFramePr>
+            <a:graphic>
+              <a:graphicData uri="http://schemas.openxmlformats.org/drawingml/2006/picture">
+                <pic:pic>
+                  <pic:nvPicPr>
+                    <pic:cNvPr id="0" name="fig4_rules.png"/>
+                    <pic:cNvPicPr/>
+                  </pic:nvPicPr>
+                  <pic:blipFill>
+                    <a:blip r:embed="rId15"/>
+                    <a:stretch>
+                      <a:fillRect/>
+                    </a:stretch>
+                  </pic:blipFill>
+                  <pic:spPr>
+                    <a:xfrm>
+                      <a:off x="0" y="0"/>
+                      <a:ext cx="5029200" cy="4611979"/>
+                    </a:xfrm>
+                    <a:prstGeom prst="rect"/>
+                  </pic:spPr>
+                </pic:pic>
+              </a:graphicData>
+            </a:graphic>
+          </wp:inline>
+        </w:drawing>
+      </w:r>
+    </w:p>
+    <w:p>
+      <w:pPr>
+        <w:spacing w:before="40" w:after="240"/>
+        <w:jc w:val="center"/>
+      </w:pPr>
+      <w:r>
+        <w:rPr>
+          <w:b/>
+          <w:color w:val="000000"/>
+          <w:sz w:val="19"/>
+        </w:rPr>
+        <w:t>Fig 4 : Firewall Policy &amp; Rule Enforcement Manager Table</w:t>
+      </w:r>
+    </w:p>
+    <w:p>
+      <w:pPr>
+        <w:pStyle w:val="Heading2"/>
+      </w:pPr>
+      <w:r>
+        <w:t>4.4 Global IP Geolocation Threat Radar Map</w:t>
+      </w:r>
+    </w:p>
+    <w:p>
+      <w:pPr>
+        <w:spacing w:before="120" w:after="80"/>
+        <w:jc w:val="center"/>
+      </w:pPr>
+      <w:r>
+        <w:drawing>
+          <wp:inline xmlns:a="http://schemas.openxmlformats.org/drawingml/2006/main" xmlns:pic="http://schemas.openxmlformats.org/drawingml/2006/picture">
+            <wp:extent cx="5303520" cy="1874877"/>
+            <wp:docPr id="6" name="Picture 6"/>
+            <wp:cNvGraphicFramePr>
+              <a:graphicFrameLocks noChangeAspect="1"/>
+            </wp:cNvGraphicFramePr>
+            <a:graphic>
+              <a:graphicData uri="http://schemas.openxmlformats.org/drawingml/2006/picture">
+                <pic:pic>
+                  <pic:nvPicPr>
+                    <pic:cNvPr id="0" name="fig5_geomap.png"/>
+                    <pic:cNvPicPr/>
+                  </pic:nvPicPr>
+                  <pic:blipFill>
+                    <a:blip r:embed="rId16"/>
+                    <a:stretch>
+                      <a:fillRect/>
+                    </a:stretch>
+                  </pic:blipFill>
+                  <pic:spPr>
+                    <a:xfrm>
+                      <a:off x="0" y="0"/>
+                      <a:ext cx="5303520" cy="1874877"/>
+                    </a:xfrm>
+                    <a:prstGeom prst="rect"/>
+                  </pic:spPr>
+                </pic:pic>
+              </a:graphicData>
+            </a:graphic>
+          </wp:inline>
+        </w:drawing>
+      </w:r>
+    </w:p>
+    <w:p>
+      <w:pPr>
+        <w:spacing w:before="40" w:after="240"/>
+        <w:jc w:val="center"/>
+      </w:pPr>
+      <w:r>
+        <w:rPr>
+          <w:b/>
+          <w:color w:val="000000"/>
+          <w:sz w:val="19"/>
+        </w:rPr>
+        <w:t>Fig 5 : Global IP Geolocation Threat Radar Map &amp; Origins Inventory</w:t>
+      </w:r>
+    </w:p>
+    <w:p>
+      <w:pPr>
+        <w:pStyle w:val="Heading2"/>
+      </w:pPr>
+      <w:r>
+        <w:t>4.5 Network Topology Mesh Graph (Interactive Draggable Nodes)</w:t>
       </w:r>
     </w:p>
     <w:tbl>
@@ -4236,32 +3896,32 @@
       <w:tr>
         <w:tc>
           <w:tcPr>
-            <w:tcW w:type="dxa" w:w="9360"/>
-            <w:shd w:fill="F1F5F9"/>
+            <w:tcW w:type="dxa" w:w="8928"/>
+            <w:shd w:fill="F8FAFC"/>
             <w:tcMar>
-              <w:top w:w="180" w:type="dxa"/>
-              <w:bottom w:w="180" w:type="dxa"/>
-              <w:left w:w="220" w:type="dxa"/>
-              <w:right w:w="220" w:type="dxa"/>
+              <w:top w:w="140" w:type="dxa"/>
+              <w:bottom w:w="140" w:type="dxa"/>
+              <w:left w:w="180" w:type="dxa"/>
+              <w:right w:w="180" w:type="dxa"/>
             </w:tcMar>
             <w:tcBorders>
-              <w:top w:val="single" w:sz="8" w:space="0" w:color="94A3B8"/>
-              <w:left w:val="single" w:sz="24" w:space="0" w:color="1E3A8A"/>
-              <w:bottom w:val="single" w:sz="8" w:space="0" w:color="94A3B8"/>
-              <w:right w:val="single" w:sz="8" w:space="0" w:color="94A3B8"/>
+              <w:top w:val="single" w:sz="6" w:space="0" w:color="94A3B8"/>
+              <w:left w:val="single" w:sz="18" w:space="0" w:color="475569"/>
+              <w:bottom w:val="single" w:sz="6" w:space="0" w:color="94A3B8"/>
+              <w:right w:val="single" w:sz="6" w:space="0" w:color="94A3B8"/>
             </w:tcBorders>
           </w:tcPr>
           <w:p>
             <w:pPr>
-              <w:spacing w:before="40" w:after="80"/>
+              <w:spacing w:before="40" w:after="40"/>
             </w:pPr>
             <w:r>
               <w:rPr>
                 <w:b/>
-                <w:color w:val="1E3A8A"/>
-                <w:sz w:val="20"/>
+                <w:color w:val="000000"/>
+                <w:sz w:val="19"/>
               </w:rPr>
-              <w:t>📷 [SCREENSHOT PLACEHOLDER: Sentinel Command Center Dashboard (Home View)]</w:t>
+              <w:t>📷 [SCREENSHOT PLACEHOLDER: Network Topology Mesh Graph]</w:t>
             </w:r>
           </w:p>
           <w:p>
@@ -4272,9 +3932,9 @@
               <w:rPr>
                 <w:i/>
                 <w:color w:val="475569"/>
-                <w:sz w:val="18"/>
+                <w:sz w:val="17"/>
               </w:rPr>
-              <w:t>Attach a clean full-screen screenshot of the Live Monitor view (Home View) showing the top telemetry cards (Throughput, PPS, Allow/Drop counters), the sparkline chart, and the operational mode toggle.</w:t>
+              <w:t>Shows the Central Sentinel Core hub, connected attacker nodes (red dashed curves), allowed transit nodes (green curves), and internal LAN servers (Database, Web Server, Gateway).</w:t>
             </w:r>
           </w:p>
         </w:tc>
@@ -4282,16 +3942,16 @@
     </w:tbl>
     <w:p>
       <w:pPr>
-        <w:spacing w:before="80" w:after="200"/>
+        <w:spacing w:before="60" w:after="200"/>
         <w:jc w:val="center"/>
       </w:pPr>
       <w:r>
         <w:rPr>
           <w:b/>
-          <w:color w:val="1E293B"/>
+          <w:color w:val="000000"/>
           <w:sz w:val="19"/>
         </w:rPr>
-        <w:t>Fig 2 : Sentinel Command Center Dashboard (Home View)</w:t>
+        <w:t>Fig 6 : Interactive Network Topology Mesh Graph with Draggable Nodes</w:t>
       </w:r>
     </w:p>
     <w:p>
@@ -4299,16 +3959,7 @@
         <w:pStyle w:val="Heading2"/>
       </w:pPr>
       <w:r>
-        <w:t>4.2 Live Traffic Terminal with Continuous Sequential Stream</w:t>
-      </w:r>
-    </w:p>
-    <w:p>
-      <w:pPr>
-        <w:spacing w:line="288" w:lineRule="auto" w:after="120"/>
-        <w:jc w:val="both"/>
-      </w:pPr>
-      <w:r>
-        <w:t>The Live Traffic Terminal provides a continuous, one-by-one packet inspection stream. Each line displays the timestamp, protocol, source IP/port, destination IP/port, packet size, and the firewall verdict ([ALLOW] in green, [DROP] in red). It includes filter tabs (ALL, ALLOWED, DROPPED), live grep searching, pause/play controls, and autoscroll locking.</w:t>
+        <w:t>4.6 Live Attack Simulation Console &amp; Critical Banner</w:t>
       </w:r>
     </w:p>
     <w:tbl>
@@ -4323,32 +3974,32 @@
       <w:tr>
         <w:tc>
           <w:tcPr>
-            <w:tcW w:type="dxa" w:w="9360"/>
-            <w:shd w:fill="F1F5F9"/>
+            <w:tcW w:type="dxa" w:w="8928"/>
+            <w:shd w:fill="F8FAFC"/>
             <w:tcMar>
-              <w:top w:w="180" w:type="dxa"/>
-              <w:bottom w:w="180" w:type="dxa"/>
-              <w:left w:w="220" w:type="dxa"/>
-              <w:right w:w="220" w:type="dxa"/>
+              <w:top w:w="140" w:type="dxa"/>
+              <w:bottom w:w="140" w:type="dxa"/>
+              <w:left w:w="180" w:type="dxa"/>
+              <w:right w:w="180" w:type="dxa"/>
             </w:tcMar>
             <w:tcBorders>
-              <w:top w:val="single" w:sz="8" w:space="0" w:color="94A3B8"/>
-              <w:left w:val="single" w:sz="24" w:space="0" w:color="1E3A8A"/>
-              <w:bottom w:val="single" w:sz="8" w:space="0" w:color="94A3B8"/>
-              <w:right w:val="single" w:sz="8" w:space="0" w:color="94A3B8"/>
+              <w:top w:val="single" w:sz="6" w:space="0" w:color="94A3B8"/>
+              <w:left w:val="single" w:sz="18" w:space="0" w:color="475569"/>
+              <w:bottom w:val="single" w:sz="6" w:space="0" w:color="94A3B8"/>
+              <w:right w:val="single" w:sz="6" w:space="0" w:color="94A3B8"/>
             </w:tcBorders>
           </w:tcPr>
           <w:p>
             <w:pPr>
-              <w:spacing w:before="40" w:after="80"/>
+              <w:spacing w:before="40" w:after="40"/>
             </w:pPr>
             <w:r>
               <w:rPr>
                 <w:b/>
-                <w:color w:val="1E3A8A"/>
-                <w:sz w:val="20"/>
+                <w:color w:val="000000"/>
+                <w:sz w:val="19"/>
               </w:rPr>
-              <w:t>📷 [SCREENSHOT PLACEHOLDER: Live Traffic Terminal (Continuous Sequential Stream)]</w:t>
+              <w:t>📷 [SCREENSHOT PLACEHOLDER: Attack Simulation Console &amp; Threat Banner]</w:t>
             </w:r>
           </w:p>
           <w:p>
@@ -4359,9 +4010,9 @@
               <w:rPr>
                 <w:i/>
                 <w:color w:val="475569"/>
-                <w:sz w:val="18"/>
+                <w:sz w:val="17"/>
               </w:rPr>
-              <w:t>Attach a screenshot of the Live Traffic Terminal showing active packets flowing line-by-line with timestamp, protocol, IP addresses, [ALLOW] in green, and [DROP] in red.</w:t>
+              <w:t>Attack simulation modal executing a TCP SYN Flood DDoS from 192.168.1.105 with top red Critical Alert Banner.</w:t>
             </w:r>
           </w:p>
         </w:tc>
@@ -4369,16 +4020,16 @@
     </w:tbl>
     <w:p>
       <w:pPr>
-        <w:spacing w:before="80" w:after="200"/>
+        <w:spacing w:before="60" w:after="200"/>
         <w:jc w:val="center"/>
       </w:pPr>
       <w:r>
         <w:rPr>
           <w:b/>
-          <w:color w:val="1E293B"/>
+          <w:color w:val="000000"/>
           <w:sz w:val="19"/>
         </w:rPr>
-        <w:t>Fig 3 : Live Traffic Terminal Streaming Real-Time Packets</w:t>
+        <w:t>Fig 7 : Live Attack Simulation Console &amp; Critical Threat Banner</w:t>
       </w:r>
     </w:p>
     <w:p>
@@ -4386,16 +4037,7 @@
         <w:pStyle w:val="Heading2"/>
       </w:pPr>
       <w:r>
-        <w:t>4.3 Network Topology Mesh Graph (Interactive Draggable Nodes)</w:t>
-      </w:r>
-    </w:p>
-    <w:p>
-      <w:pPr>
-        <w:spacing w:line="288" w:lineRule="auto" w:after="120"/>
-        <w:jc w:val="both"/>
-      </w:pPr>
-      <w:r>
-        <w:t>The Topology Mesh Graph represents the active network topology. The Sentinel Firewall Engine sits at the center, ingress attacker and external nodes occupy the left arc, and internal protected LAN assets (Gateway 192.168.1.1, Database 192.168.1.10, Web Server 192.168.1.42) occupy the right arc. Users can click and drag any node across the canvas, while dynamic cubic Bézier curves and traveling packet particles follow smoothly.</w:t>
+        <w:t>4.7 Sentinel AI Analyst &amp; Forensic Chatbot</w:t>
       </w:r>
     </w:p>
     <w:tbl>
@@ -4410,32 +4052,32 @@
       <w:tr>
         <w:tc>
           <w:tcPr>
-            <w:tcW w:type="dxa" w:w="9360"/>
-            <w:shd w:fill="F1F5F9"/>
+            <w:tcW w:type="dxa" w:w="8928"/>
+            <w:shd w:fill="F8FAFC"/>
             <w:tcMar>
-              <w:top w:w="180" w:type="dxa"/>
-              <w:bottom w:w="180" w:type="dxa"/>
-              <w:left w:w="220" w:type="dxa"/>
-              <w:right w:w="220" w:type="dxa"/>
+              <w:top w:w="140" w:type="dxa"/>
+              <w:bottom w:w="140" w:type="dxa"/>
+              <w:left w:w="180" w:type="dxa"/>
+              <w:right w:w="180" w:type="dxa"/>
             </w:tcMar>
             <w:tcBorders>
-              <w:top w:val="single" w:sz="8" w:space="0" w:color="94A3B8"/>
-              <w:left w:val="single" w:sz="24" w:space="0" w:color="1E3A8A"/>
-              <w:bottom w:val="single" w:sz="8" w:space="0" w:color="94A3B8"/>
-              <w:right w:val="single" w:sz="8" w:space="0" w:color="94A3B8"/>
+              <w:top w:val="single" w:sz="6" w:space="0" w:color="94A3B8"/>
+              <w:left w:val="single" w:sz="18" w:space="0" w:color="475569"/>
+              <w:bottom w:val="single" w:sz="6" w:space="0" w:color="94A3B8"/>
+              <w:right w:val="single" w:sz="6" w:space="0" w:color="94A3B8"/>
             </w:tcBorders>
           </w:tcPr>
           <w:p>
             <w:pPr>
-              <w:spacing w:before="40" w:after="80"/>
+              <w:spacing w:before="40" w:after="40"/>
             </w:pPr>
             <w:r>
               <w:rPr>
                 <w:b/>
-                <w:color w:val="1E3A8A"/>
-                <w:sz w:val="20"/>
+                <w:color w:val="000000"/>
+                <w:sz w:val="19"/>
               </w:rPr>
-              <w:t>📷 [SCREENSHOT PLACEHOLDER: Network Topology Mesh Graph (Interactive Draggable Nodes)]</w:t>
+              <w:t>📷 [SCREENSHOT PLACEHOLDER: Sentinel AI Analyst Forensic Copilot]</w:t>
             </w:r>
           </w:p>
           <w:p>
@@ -4446,9 +4088,9 @@
               <w:rPr>
                 <w:i/>
                 <w:color w:val="475569"/>
-                <w:sz w:val="18"/>
+                <w:sz w:val="17"/>
               </w:rPr>
-              <w:t>Attach a screenshot of the Network Topology Graph showing the Central Sentinel Core hub, connected attacker nodes (red dashed curves), allowed transit nodes (green curves), and internal LAN servers.</w:t>
+              <w:t>Interactive forensic chat drawer with root-cause explanations and 1-click 'Commit DROP Rule' buttons.</w:t>
             </w:r>
           </w:p>
         </w:tc>
@@ -4456,361 +4098,13 @@
     </w:tbl>
     <w:p>
       <w:pPr>
-        <w:spacing w:before="80" w:after="200"/>
+        <w:spacing w:before="60" w:after="200"/>
         <w:jc w:val="center"/>
       </w:pPr>
       <w:r>
         <w:rPr>
           <w:b/>
-          <w:color w:val="1E293B"/>
-          <w:sz w:val="19"/>
-        </w:rPr>
-        <w:t>Fig 4 : Interactive Network Topology Mesh Graph with Draggable Nodes</w:t>
-      </w:r>
-    </w:p>
-    <w:p>
-      <w:pPr>
-        <w:pStyle w:val="Heading2"/>
-      </w:pPr>
-      <w:r>
-        <w:t>4.4 Live Attack Simulation Console &amp; Critical Banner</w:t>
-      </w:r>
-    </w:p>
-    <w:p>
-      <w:pPr>
-        <w:spacing w:line="288" w:lineRule="auto" w:after="120"/>
-        <w:jc w:val="both"/>
-      </w:pPr>
-      <w:r>
-        <w:t>The Attack Console allows operators to trigger controlled attack vectors (TCP SYN Flood DDoS from IP 192.168.1.105 on port 443). When active, malicious packets flood the terminal at 350ms intervals, telemetry throughput spikes, and a prominent red Critical Alert Banner appears across the top of the interface.</w:t>
-      </w:r>
-    </w:p>
-    <w:tbl>
-      <w:tblPr>
-        <w:tblW w:type="auto" w:w="0"/>
-        <w:jc w:val="center"/>
-        <w:tblLook w:firstColumn="1" w:firstRow="1" w:lastColumn="0" w:lastRow="0" w:noHBand="0" w:noVBand="1" w:val="04A0"/>
-      </w:tblPr>
-      <w:tblGrid>
-        <w:gridCol w:w="9029"/>
-      </w:tblGrid>
-      <w:tr>
-        <w:tc>
-          <w:tcPr>
-            <w:tcW w:type="dxa" w:w="9360"/>
-            <w:shd w:fill="F1F5F9"/>
-            <w:tcMar>
-              <w:top w:w="180" w:type="dxa"/>
-              <w:bottom w:w="180" w:type="dxa"/>
-              <w:left w:w="220" w:type="dxa"/>
-              <w:right w:w="220" w:type="dxa"/>
-            </w:tcMar>
-            <w:tcBorders>
-              <w:top w:val="single" w:sz="8" w:space="0" w:color="94A3B8"/>
-              <w:left w:val="single" w:sz="24" w:space="0" w:color="1E3A8A"/>
-              <w:bottom w:val="single" w:sz="8" w:space="0" w:color="94A3B8"/>
-              <w:right w:val="single" w:sz="8" w:space="0" w:color="94A3B8"/>
-            </w:tcBorders>
-          </w:tcPr>
-          <w:p>
-            <w:pPr>
-              <w:spacing w:before="40" w:after="80"/>
-            </w:pPr>
-            <w:r>
-              <w:rPr>
-                <w:b/>
-                <w:color w:val="1E3A8A"/>
-                <w:sz w:val="20"/>
-              </w:rPr>
-              <w:t>📷 [SCREENSHOT PLACEHOLDER: Live Attack Simulation Console &amp; Critical Banner]</w:t>
-            </w:r>
-          </w:p>
-          <w:p>
-            <w:pPr>
-              <w:spacing w:before="0" w:after="40"/>
-            </w:pPr>
-            <w:r>
-              <w:rPr>
-                <w:i/>
-                <w:color w:val="475569"/>
-                <w:sz w:val="18"/>
-              </w:rPr>
-              <w:t>Attach a screenshot showing the Attack Simulation modal active, or the top Critical Alert Banner warning of an ongoing TCP SYN Flood DDoS attack.</w:t>
-            </w:r>
-          </w:p>
-        </w:tc>
-      </w:tr>
-    </w:tbl>
-    <w:p>
-      <w:pPr>
-        <w:spacing w:before="80" w:after="200"/>
-        <w:jc w:val="center"/>
-      </w:pPr>
-      <w:r>
-        <w:rPr>
-          <w:b/>
-          <w:color w:val="1E293B"/>
-          <w:sz w:val="19"/>
-        </w:rPr>
-        <w:t>Fig 5 : Attack Simulation Console &amp; Critical Threat Banner</w:t>
-      </w:r>
-    </w:p>
-    <w:p>
-      <w:pPr>
-        <w:pStyle w:val="Heading2"/>
-      </w:pPr>
-      <w:r>
-        <w:t>4.5 Intrusion Detection System (IDS) Threat Intelligence Feed</w:t>
-      </w:r>
-    </w:p>
-    <w:p>
-      <w:pPr>
-        <w:spacing w:line="288" w:lineRule="auto" w:after="120"/>
-        <w:jc w:val="both"/>
-      </w:pPr>
-      <w:r>
-        <w:t>The dedicated IDS view catalogs detected security events, detailing event ID, attacker IP, target port, MITRE attack vector, signature ID, severity (CRITICAL, HIGH, MEDIUM), and confidence score. Each entry includes a 1-click 'Auto-Block IP' button that immediately commits a DROP policy to the engine.</w:t>
-      </w:r>
-    </w:p>
-    <w:tbl>
-      <w:tblPr>
-        <w:tblW w:type="auto" w:w="0"/>
-        <w:jc w:val="center"/>
-        <w:tblLook w:firstColumn="1" w:firstRow="1" w:lastColumn="0" w:lastRow="0" w:noHBand="0" w:noVBand="1" w:val="04A0"/>
-      </w:tblPr>
-      <w:tblGrid>
-        <w:gridCol w:w="9029"/>
-      </w:tblGrid>
-      <w:tr>
-        <w:tc>
-          <w:tcPr>
-            <w:tcW w:type="dxa" w:w="9360"/>
-            <w:shd w:fill="F1F5F9"/>
-            <w:tcMar>
-              <w:top w:w="180" w:type="dxa"/>
-              <w:bottom w:w="180" w:type="dxa"/>
-              <w:left w:w="220" w:type="dxa"/>
-              <w:right w:w="220" w:type="dxa"/>
-            </w:tcMar>
-            <w:tcBorders>
-              <w:top w:val="single" w:sz="8" w:space="0" w:color="94A3B8"/>
-              <w:left w:val="single" w:sz="24" w:space="0" w:color="1E3A8A"/>
-              <w:bottom w:val="single" w:sz="8" w:space="0" w:color="94A3B8"/>
-              <w:right w:val="single" w:sz="8" w:space="0" w:color="94A3B8"/>
-            </w:tcBorders>
-          </w:tcPr>
-          <w:p>
-            <w:pPr>
-              <w:spacing w:before="40" w:after="80"/>
-            </w:pPr>
-            <w:r>
-              <w:rPr>
-                <w:b/>
-                <w:color w:val="1E3A8A"/>
-                <w:sz w:val="20"/>
-              </w:rPr>
-              <w:t>📷 [SCREENSHOT PLACEHOLDER: Intrusion Detection System (IDS) Threat Intelligence Feed]</w:t>
-            </w:r>
-          </w:p>
-          <w:p>
-            <w:pPr>
-              <w:spacing w:before="0" w:after="40"/>
-            </w:pPr>
-            <w:r>
-              <w:rPr>
-                <w:i/>
-                <w:color w:val="475569"/>
-                <w:sz w:val="18"/>
-              </w:rPr>
-              <w:t>Attach a screenshot of the Intrusion Detection (IDS) view displaying the live-updating threat table with attack vectors, severity badges, and Auto-Block action buttons.</w:t>
-            </w:r>
-          </w:p>
-        </w:tc>
-      </w:tr>
-    </w:tbl>
-    <w:p>
-      <w:pPr>
-        <w:spacing w:before="80" w:after="200"/>
-        <w:jc w:val="center"/>
-      </w:pPr>
-      <w:r>
-        <w:rPr>
-          <w:b/>
-          <w:color w:val="1E293B"/>
-          <w:sz w:val="19"/>
-        </w:rPr>
-        <w:t>Fig 6 : IDS Threat Intelligence Feed &amp; Automated Mitigation Actions</w:t>
-      </w:r>
-    </w:p>
-    <w:p>
-      <w:pPr>
-        <w:pStyle w:val="Heading2"/>
-      </w:pPr>
-      <w:r>
-        <w:t>4.6 IP Geolocation Threat Radar Map</w:t>
-      </w:r>
-    </w:p>
-    <w:p>
-      <w:pPr>
-        <w:spacing w:line="288" w:lineRule="auto" w:after="120"/>
-        <w:jc w:val="both"/>
-      </w:pPr>
-      <w:r>
-        <w:t>The Geolocation view renders an equirectangular world map with continent contours, radar reticles, and animated attack trajectory arcs connecting origin IP nodes (e.g. Mumbai, Frankfurt, Amsterdam, Moscow) to the Sentinel edge. It includes a high-contrast inventory table displaying Country Pills, City names, ASNs, and packet volumes.</w:t>
-      </w:r>
-    </w:p>
-    <w:tbl>
-      <w:tblPr>
-        <w:tblW w:type="auto" w:w="0"/>
-        <w:jc w:val="center"/>
-        <w:tblLook w:firstColumn="1" w:firstRow="1" w:lastColumn="0" w:lastRow="0" w:noHBand="0" w:noVBand="1" w:val="04A0"/>
-      </w:tblPr>
-      <w:tblGrid>
-        <w:gridCol w:w="9029"/>
-      </w:tblGrid>
-      <w:tr>
-        <w:tc>
-          <w:tcPr>
-            <w:tcW w:type="dxa" w:w="9360"/>
-            <w:shd w:fill="F1F5F9"/>
-            <w:tcMar>
-              <w:top w:w="180" w:type="dxa"/>
-              <w:bottom w:w="180" w:type="dxa"/>
-              <w:left w:w="220" w:type="dxa"/>
-              <w:right w:w="220" w:type="dxa"/>
-            </w:tcMar>
-            <w:tcBorders>
-              <w:top w:val="single" w:sz="8" w:space="0" w:color="94A3B8"/>
-              <w:left w:val="single" w:sz="24" w:space="0" w:color="1E3A8A"/>
-              <w:bottom w:val="single" w:sz="8" w:space="0" w:color="94A3B8"/>
-              <w:right w:val="single" w:sz="8" w:space="0" w:color="94A3B8"/>
-            </w:tcBorders>
-          </w:tcPr>
-          <w:p>
-            <w:pPr>
-              <w:spacing w:before="40" w:after="80"/>
-            </w:pPr>
-            <w:r>
-              <w:rPr>
-                <w:b/>
-                <w:color w:val="1E3A8A"/>
-                <w:sz w:val="20"/>
-              </w:rPr>
-              <w:t>📷 [SCREENSHOT PLACEHOLDER: IP Geolocation Threat Radar Map &amp; Inventory Table]</w:t>
-            </w:r>
-          </w:p>
-          <w:p>
-            <w:pPr>
-              <w:spacing w:before="0" w:after="40"/>
-            </w:pPr>
-            <w:r>
-              <w:rPr>
-                <w:i/>
-                <w:color w:val="475569"/>
-                <w:sz w:val="18"/>
-              </w:rPr>
-              <w:t>Attach a screenshot of the IP Geo Tracker view showing the world map with trajectory arcs and the geolocated nodes table showing locations like Mumbai, India and Frankfurt, Germany.</w:t>
-            </w:r>
-          </w:p>
-        </w:tc>
-      </w:tr>
-    </w:tbl>
-    <w:p>
-      <w:pPr>
-        <w:spacing w:before="80" w:after="200"/>
-        <w:jc w:val="center"/>
-      </w:pPr>
-      <w:r>
-        <w:rPr>
-          <w:b/>
-          <w:color w:val="1E293B"/>
-          <w:sz w:val="19"/>
-        </w:rPr>
-        <w:t>Fig 7 : Global IP Geolocation Threat Radar Map &amp; Origins Inventory</w:t>
-      </w:r>
-    </w:p>
-    <w:p>
-      <w:pPr>
-        <w:pStyle w:val="Heading2"/>
-      </w:pPr>
-      <w:r>
-        <w:t>4.7 Sentinel AI Analyst &amp; Forensic Chatbot</w:t>
-      </w:r>
-    </w:p>
-    <w:p>
-      <w:pPr>
-        <w:spacing w:line="288" w:lineRule="auto" w:after="120"/>
-        <w:jc w:val="both"/>
-      </w:pPr>
-      <w:r>
-        <w:t>The Sentinel AI Analyst provides natural language forensic querying. Operators can ask questions such as 'Why was IP 192.168.1.105 flagged?' or 'Show attack vector breakdown' and receive structured forensic breakdowns alongside a 1-click 'Commit DROP Rule' button.</w:t>
-      </w:r>
-    </w:p>
-    <w:tbl>
-      <w:tblPr>
-        <w:tblW w:type="auto" w:w="0"/>
-        <w:jc w:val="center"/>
-        <w:tblLook w:firstColumn="1" w:firstRow="1" w:lastColumn="0" w:lastRow="0" w:noHBand="0" w:noVBand="1" w:val="04A0"/>
-      </w:tblPr>
-      <w:tblGrid>
-        <w:gridCol w:w="9029"/>
-      </w:tblGrid>
-      <w:tr>
-        <w:tc>
-          <w:tcPr>
-            <w:tcW w:type="dxa" w:w="9360"/>
-            <w:shd w:fill="F1F5F9"/>
-            <w:tcMar>
-              <w:top w:w="180" w:type="dxa"/>
-              <w:bottom w:w="180" w:type="dxa"/>
-              <w:left w:w="220" w:type="dxa"/>
-              <w:right w:w="220" w:type="dxa"/>
-            </w:tcMar>
-            <w:tcBorders>
-              <w:top w:val="single" w:sz="8" w:space="0" w:color="94A3B8"/>
-              <w:left w:val="single" w:sz="24" w:space="0" w:color="1E3A8A"/>
-              <w:bottom w:val="single" w:sz="8" w:space="0" w:color="94A3B8"/>
-              <w:right w:val="single" w:sz="8" w:space="0" w:color="94A3B8"/>
-            </w:tcBorders>
-          </w:tcPr>
-          <w:p>
-            <w:pPr>
-              <w:spacing w:before="40" w:after="80"/>
-            </w:pPr>
-            <w:r>
-              <w:rPr>
-                <w:b/>
-                <w:color w:val="1E3A8A"/>
-                <w:sz w:val="20"/>
-              </w:rPr>
-              <w:t>📷 [SCREENSHOT PLACEHOLDER: Sentinel AI Analyst &amp; Forensic Chatbot]</w:t>
-            </w:r>
-          </w:p>
-          <w:p>
-            <w:pPr>
-              <w:spacing w:before="0" w:after="40"/>
-            </w:pPr>
-            <w:r>
-              <w:rPr>
-                <w:i/>
-                <w:color w:val="475569"/>
-                <w:sz w:val="18"/>
-              </w:rPr>
-              <w:t>Attach a screenshot of the Sentinel AI Analyst chat drawer showing forensic responses, prompt suggestions, and the API provider configuration modal.</w:t>
-            </w:r>
-          </w:p>
-        </w:tc>
-      </w:tr>
-    </w:tbl>
-    <w:p>
-      <w:pPr>
-        <w:spacing w:before="80" w:after="200"/>
-        <w:jc w:val="center"/>
-      </w:pPr>
-      <w:r>
-        <w:rPr>
-          <w:b/>
-          <w:color w:val="1E293B"/>
+          <w:color w:val="000000"/>
           <w:sz w:val="19"/>
         </w:rPr>
         <w:t>Fig 8 : Sentinel AI Analyst Interactive Forensic Chatbot</w:t>
@@ -4828,19 +4122,10 @@
       <w:r>
         <w:rPr>
           <w:b/>
-          <w:color w:val="0F172A"/>
+          <w:color w:val="000000"/>
           <w:sz w:val="28"/>
         </w:rPr>
         <w:t>5. Algorithms &amp; Working Mechanism</w:t>
-      </w:r>
-    </w:p>
-    <w:p>
-      <w:pPr>
-        <w:spacing w:line="288" w:lineRule="auto" w:after="160"/>
-        <w:jc w:val="both"/>
-      </w:pPr>
-      <w:r>
-        <w:t>Sentinel implements several custom algorithms to execute low-overhead packet evaluation, prevent browser rendering stalls, detect anomalous attack signatures, and render dynamic topological graphs. This chapter details their mathematical and operational mechanics.</w:t>
       </w:r>
     </w:p>
     <w:p>
@@ -4903,24 +4188,7 @@
         <w:pStyle w:val="Heading2"/>
       </w:pPr>
       <w:r>
-        <w:t>5.3 Sequential FIFO Queue Dispatcher (Burst Elimination)</w:t>
-      </w:r>
-    </w:p>
-    <w:p>
-      <w:pPr>
-        <w:spacing w:line="288" w:lineRule="auto" w:after="160"/>
-        <w:jc w:val="both"/>
-      </w:pPr>
-      <w:r>
-        <w:t>When real network sockets are captured via operating system utilities like netstat, up to 30 sockets may be reported simultaneously. Dumping this batch directly into React state causes UI freeze and unnatural bursts. Sentinel implements an in-memory FIFO queue (packetQueueRef). A dedicated interval dispatcher shifts exactly one packet every 500ms–600ms, ensuring a steady, readable stream of packets in the terminal.</w:t>
-      </w:r>
-    </w:p>
-    <w:p>
-      <w:pPr>
-        <w:pStyle w:val="Heading2"/>
-      </w:pPr>
-      <w:r>
-        <w:t>5.4 Core Pseudocode</w:t>
+        <w:t>5.3 Core Pseudocode</w:t>
       </w:r>
     </w:p>
     <w:p>
@@ -4930,7 +4198,7 @@
       <w:r>
         <w:rPr>
           <w:rFonts w:ascii="Consolas" w:hAnsi="Consolas"/>
-          <w:color w:val="1E293B"/>
+          <w:color w:val="000000"/>
           <w:sz w:val="17"/>
         </w:rPr>
         <w:t>// 1. Netfilter Policy Evaluation Pseudocode</w:t>
@@ -4965,10 +4233,6 @@
         <w:t xml:space="preserve">    if packet.dstPort in [22, 3389] and packet.rate &gt; THRESHOLD:</w:t>
         <w:br/>
         <w:t xml:space="preserve">        return createAlert('Credential Brute-Force', 'ET-AUTH-PROBE', 'HIGH')</w:t>
-        <w:br/>
-        <w:t xml:space="preserve">    if packet.isPortSweep(window=5000):</w:t>
-        <w:br/>
-        <w:t xml:space="preserve">        return createAlert('Port Reconnaissance', 'ET-SCAN-PORTSWEEP', 'HIGH')</w:t>
       </w:r>
     </w:p>
     <w:p>
@@ -4983,7 +4247,7 @@
       <w:r>
         <w:rPr>
           <w:b/>
-          <w:color w:val="0F172A"/>
+          <w:color w:val="000000"/>
           <w:sz w:val="28"/>
         </w:rPr>
         <w:t>6. Technology Stack &amp; Deployment Architecture</w:t>
@@ -4991,7 +4255,7 @@
     </w:p>
     <w:p>
       <w:pPr>
-        <w:spacing w:line="288" w:lineRule="auto" w:after="240"/>
+        <w:spacing w:line="288" w:lineRule="auto" w:after="160"/>
         <w:jc w:val="both"/>
       </w:pPr>
       <w:r>
@@ -5019,22 +4283,28 @@
             <w:tcW w:type="dxa" w:w="2592"/>
             <w:vAlign w:val="center"/>
             <w:tcMar>
-              <w:top w:w="120" w:type="dxa"/>
-              <w:bottom w:w="120" w:type="dxa"/>
-              <w:left w:w="150" w:type="dxa"/>
-              <w:right w:w="150" w:type="dxa"/>
+              <w:top w:w="100" w:type="dxa"/>
+              <w:bottom w:w="100" w:type="dxa"/>
+              <w:left w:w="140" w:type="dxa"/>
+              <w:right w:w="140" w:type="dxa"/>
             </w:tcMar>
-            <w:shd w:fill="1E3A8A"/>
+            <w:tcBorders>
+              <w:top w:val="single" w:sz="4" w:space="0" w:color="CBD5E1"/>
+              <w:left w:val="single" w:sz="4" w:space="0" w:color="CBD5E1"/>
+              <w:bottom w:val="single" w:sz="4" w:space="0" w:color="CBD5E1"/>
+              <w:right w:val="single" w:sz="4" w:space="0" w:color="CBD5E1"/>
+            </w:tcBorders>
+            <w:shd w:fill="E2E8F0"/>
           </w:tcPr>
           <w:p>
             <w:pPr>
-              <w:spacing w:before="40" w:after="40"/>
+              <w:spacing w:before="60" w:after="60"/>
             </w:pPr>
             <w:r>
               <w:rPr>
                 <w:b/>
-                <w:color w:val="FFFFFF"/>
-                <w:sz w:val="20"/>
+                <w:color w:val="000000"/>
+                <w:sz w:val="19"/>
               </w:rPr>
               <w:t>Layer / Component</w:t>
             </w:r>
@@ -5045,22 +4315,28 @@
             <w:tcW w:type="dxa" w:w="3168"/>
             <w:vAlign w:val="center"/>
             <w:tcMar>
-              <w:top w:w="120" w:type="dxa"/>
-              <w:bottom w:w="120" w:type="dxa"/>
-              <w:left w:w="150" w:type="dxa"/>
-              <w:right w:w="150" w:type="dxa"/>
+              <w:top w:w="100" w:type="dxa"/>
+              <w:bottom w:w="100" w:type="dxa"/>
+              <w:left w:w="140" w:type="dxa"/>
+              <w:right w:w="140" w:type="dxa"/>
             </w:tcMar>
-            <w:shd w:fill="1E3A8A"/>
+            <w:tcBorders>
+              <w:top w:val="single" w:sz="4" w:space="0" w:color="CBD5E1"/>
+              <w:left w:val="single" w:sz="4" w:space="0" w:color="CBD5E1"/>
+              <w:bottom w:val="single" w:sz="4" w:space="0" w:color="CBD5E1"/>
+              <w:right w:val="single" w:sz="4" w:space="0" w:color="CBD5E1"/>
+            </w:tcBorders>
+            <w:shd w:fill="E2E8F0"/>
           </w:tcPr>
           <w:p>
             <w:pPr>
-              <w:spacing w:before="40" w:after="40"/>
+              <w:spacing w:before="60" w:after="60"/>
             </w:pPr>
             <w:r>
               <w:rPr>
                 <w:b/>
-                <w:color w:val="FFFFFF"/>
-                <w:sz w:val="20"/>
+                <w:color w:val="000000"/>
+                <w:sz w:val="19"/>
               </w:rPr>
               <w:t>Technology</w:t>
             </w:r>
@@ -5071,22 +4347,28 @@
             <w:tcW w:type="dxa" w:w="3600"/>
             <w:vAlign w:val="center"/>
             <w:tcMar>
-              <w:top w:w="120" w:type="dxa"/>
-              <w:bottom w:w="120" w:type="dxa"/>
-              <w:left w:w="150" w:type="dxa"/>
-              <w:right w:w="150" w:type="dxa"/>
+              <w:top w:w="100" w:type="dxa"/>
+              <w:bottom w:w="100" w:type="dxa"/>
+              <w:left w:w="140" w:type="dxa"/>
+              <w:right w:w="140" w:type="dxa"/>
             </w:tcMar>
-            <w:shd w:fill="1E3A8A"/>
+            <w:tcBorders>
+              <w:top w:val="single" w:sz="4" w:space="0" w:color="CBD5E1"/>
+              <w:left w:val="single" w:sz="4" w:space="0" w:color="CBD5E1"/>
+              <w:bottom w:val="single" w:sz="4" w:space="0" w:color="CBD5E1"/>
+              <w:right w:val="single" w:sz="4" w:space="0" w:color="CBD5E1"/>
+            </w:tcBorders>
+            <w:shd w:fill="E2E8F0"/>
           </w:tcPr>
           <w:p>
             <w:pPr>
-              <w:spacing w:before="40" w:after="40"/>
+              <w:spacing w:before="60" w:after="60"/>
             </w:pPr>
             <w:r>
               <w:rPr>
                 <w:b/>
-                <w:color w:val="FFFFFF"/>
-                <w:sz w:val="20"/>
+                <w:color w:val="000000"/>
+                <w:sz w:val="19"/>
               </w:rPr>
               <w:t>Role &amp; Responsibility</w:t>
             </w:r>
@@ -5102,11 +4384,17 @@
             <w:tcW w:type="dxa" w:w="2592"/>
             <w:vAlign w:val="center"/>
             <w:tcMar>
-              <w:top w:w="120" w:type="dxa"/>
-              <w:bottom w:w="120" w:type="dxa"/>
-              <w:left w:w="150" w:type="dxa"/>
-              <w:right w:w="150" w:type="dxa"/>
+              <w:top w:w="100" w:type="dxa"/>
+              <w:bottom w:w="100" w:type="dxa"/>
+              <w:left w:w="140" w:type="dxa"/>
+              <w:right w:w="140" w:type="dxa"/>
             </w:tcMar>
+            <w:tcBorders>
+              <w:top w:val="single" w:sz="4" w:space="0" w:color="CBD5E1"/>
+              <w:left w:val="single" w:sz="4" w:space="0" w:color="CBD5E1"/>
+              <w:bottom w:val="single" w:sz="4" w:space="0" w:color="CBD5E1"/>
+              <w:right w:val="single" w:sz="4" w:space="0" w:color="CBD5E1"/>
+            </w:tcBorders>
             <w:shd w:fill="F8FAFC"/>
           </w:tcPr>
           <w:p>
@@ -5115,7 +4403,8 @@
             </w:pPr>
             <w:r>
               <w:rPr>
-                <w:sz w:val="19"/>
+                <w:color w:val="000000"/>
+                <w:sz w:val="18"/>
               </w:rPr>
               <w:t>Frontend Framework</w:t>
             </w:r>
@@ -5126,11 +4415,17 @@
             <w:tcW w:type="dxa" w:w="3168"/>
             <w:vAlign w:val="center"/>
             <w:tcMar>
-              <w:top w:w="120" w:type="dxa"/>
-              <w:bottom w:w="120" w:type="dxa"/>
-              <w:left w:w="150" w:type="dxa"/>
-              <w:right w:w="150" w:type="dxa"/>
+              <w:top w:w="100" w:type="dxa"/>
+              <w:bottom w:w="100" w:type="dxa"/>
+              <w:left w:w="140" w:type="dxa"/>
+              <w:right w:w="140" w:type="dxa"/>
             </w:tcMar>
+            <w:tcBorders>
+              <w:top w:val="single" w:sz="4" w:space="0" w:color="CBD5E1"/>
+              <w:left w:val="single" w:sz="4" w:space="0" w:color="CBD5E1"/>
+              <w:bottom w:val="single" w:sz="4" w:space="0" w:color="CBD5E1"/>
+              <w:right w:val="single" w:sz="4" w:space="0" w:color="CBD5E1"/>
+            </w:tcBorders>
             <w:shd w:fill="F8FAFC"/>
           </w:tcPr>
           <w:p>
@@ -5139,7 +4434,8 @@
             </w:pPr>
             <w:r>
               <w:rPr>
-                <w:sz w:val="19"/>
+                <w:color w:val="000000"/>
+                <w:sz w:val="18"/>
               </w:rPr>
               <w:t>React 19 (Hooks, Context, Memo)</w:t>
             </w:r>
@@ -5150,11 +4446,17 @@
             <w:tcW w:type="dxa" w:w="3600"/>
             <w:vAlign w:val="center"/>
             <w:tcMar>
-              <w:top w:w="120" w:type="dxa"/>
-              <w:bottom w:w="120" w:type="dxa"/>
-              <w:left w:w="150" w:type="dxa"/>
-              <w:right w:w="150" w:type="dxa"/>
+              <w:top w:w="100" w:type="dxa"/>
+              <w:bottom w:w="100" w:type="dxa"/>
+              <w:left w:w="140" w:type="dxa"/>
+              <w:right w:w="140" w:type="dxa"/>
             </w:tcMar>
+            <w:tcBorders>
+              <w:top w:val="single" w:sz="4" w:space="0" w:color="CBD5E1"/>
+              <w:left w:val="single" w:sz="4" w:space="0" w:color="CBD5E1"/>
+              <w:bottom w:val="single" w:sz="4" w:space="0" w:color="CBD5E1"/>
+              <w:right w:val="single" w:sz="4" w:space="0" w:color="CBD5E1"/>
+            </w:tcBorders>
             <w:shd w:fill="F8FAFC"/>
           </w:tcPr>
           <w:p>
@@ -5163,7 +4465,8 @@
             </w:pPr>
             <w:r>
               <w:rPr>
-                <w:sz w:val="19"/>
+                <w:color w:val="000000"/>
+                <w:sz w:val="18"/>
               </w:rPr>
               <w:t>Modular component architecture, virtual DOM updates</w:t>
             </w:r>
@@ -5179,11 +4482,17 @@
             <w:tcW w:type="dxa" w:w="2592"/>
             <w:vAlign w:val="center"/>
             <w:tcMar>
-              <w:top w:w="120" w:type="dxa"/>
-              <w:bottom w:w="120" w:type="dxa"/>
-              <w:left w:w="150" w:type="dxa"/>
-              <w:right w:w="150" w:type="dxa"/>
+              <w:top w:w="100" w:type="dxa"/>
+              <w:bottom w:w="100" w:type="dxa"/>
+              <w:left w:w="140" w:type="dxa"/>
+              <w:right w:w="140" w:type="dxa"/>
             </w:tcMar>
+            <w:tcBorders>
+              <w:top w:val="single" w:sz="4" w:space="0" w:color="CBD5E1"/>
+              <w:left w:val="single" w:sz="4" w:space="0" w:color="CBD5E1"/>
+              <w:bottom w:val="single" w:sz="4" w:space="0" w:color="CBD5E1"/>
+              <w:right w:val="single" w:sz="4" w:space="0" w:color="CBD5E1"/>
+            </w:tcBorders>
             <w:shd w:fill="FFFFFF"/>
           </w:tcPr>
           <w:p>
@@ -5192,7 +4501,8 @@
             </w:pPr>
             <w:r>
               <w:rPr>
-                <w:sz w:val="19"/>
+                <w:color w:val="000000"/>
+                <w:sz w:val="18"/>
               </w:rPr>
               <w:t>Build Tooling</w:t>
             </w:r>
@@ -5203,11 +4513,17 @@
             <w:tcW w:type="dxa" w:w="3168"/>
             <w:vAlign w:val="center"/>
             <w:tcMar>
-              <w:top w:w="120" w:type="dxa"/>
-              <w:bottom w:w="120" w:type="dxa"/>
-              <w:left w:w="150" w:type="dxa"/>
-              <w:right w:w="150" w:type="dxa"/>
+              <w:top w:w="100" w:type="dxa"/>
+              <w:bottom w:w="100" w:type="dxa"/>
+              <w:left w:w="140" w:type="dxa"/>
+              <w:right w:w="140" w:type="dxa"/>
             </w:tcMar>
+            <w:tcBorders>
+              <w:top w:val="single" w:sz="4" w:space="0" w:color="CBD5E1"/>
+              <w:left w:val="single" w:sz="4" w:space="0" w:color="CBD5E1"/>
+              <w:bottom w:val="single" w:sz="4" w:space="0" w:color="CBD5E1"/>
+              <w:right w:val="single" w:sz="4" w:space="0" w:color="CBD5E1"/>
+            </w:tcBorders>
             <w:shd w:fill="FFFFFF"/>
           </w:tcPr>
           <w:p>
@@ -5216,7 +4532,8 @@
             </w:pPr>
             <w:r>
               <w:rPr>
-                <w:sz w:val="19"/>
+                <w:color w:val="000000"/>
+                <w:sz w:val="18"/>
               </w:rPr>
               <w:t>Vite 8.3</w:t>
             </w:r>
@@ -5227,11 +4544,17 @@
             <w:tcW w:type="dxa" w:w="3600"/>
             <w:vAlign w:val="center"/>
             <w:tcMar>
-              <w:top w:w="120" w:type="dxa"/>
-              <w:bottom w:w="120" w:type="dxa"/>
-              <w:left w:w="150" w:type="dxa"/>
-              <w:right w:w="150" w:type="dxa"/>
+              <w:top w:w="100" w:type="dxa"/>
+              <w:bottom w:w="100" w:type="dxa"/>
+              <w:left w:w="140" w:type="dxa"/>
+              <w:right w:w="140" w:type="dxa"/>
             </w:tcMar>
+            <w:tcBorders>
+              <w:top w:val="single" w:sz="4" w:space="0" w:color="CBD5E1"/>
+              <w:left w:val="single" w:sz="4" w:space="0" w:color="CBD5E1"/>
+              <w:bottom w:val="single" w:sz="4" w:space="0" w:color="CBD5E1"/>
+              <w:right w:val="single" w:sz="4" w:space="0" w:color="CBD5E1"/>
+            </w:tcBorders>
             <w:shd w:fill="FFFFFF"/>
           </w:tcPr>
           <w:p>
@@ -5240,7 +4563,8 @@
             </w:pPr>
             <w:r>
               <w:rPr>
-                <w:sz w:val="19"/>
+                <w:color w:val="000000"/>
+                <w:sz w:val="18"/>
               </w:rPr>
               <w:t>Ultra-fast Hot Module Replacement (HMR) and bundling</w:t>
             </w:r>
@@ -5256,11 +4580,17 @@
             <w:tcW w:type="dxa" w:w="2592"/>
             <w:vAlign w:val="center"/>
             <w:tcMar>
-              <w:top w:w="120" w:type="dxa"/>
-              <w:bottom w:w="120" w:type="dxa"/>
-              <w:left w:w="150" w:type="dxa"/>
-              <w:right w:w="150" w:type="dxa"/>
+              <w:top w:w="100" w:type="dxa"/>
+              <w:bottom w:w="100" w:type="dxa"/>
+              <w:left w:w="140" w:type="dxa"/>
+              <w:right w:w="140" w:type="dxa"/>
             </w:tcMar>
+            <w:tcBorders>
+              <w:top w:val="single" w:sz="4" w:space="0" w:color="CBD5E1"/>
+              <w:left w:val="single" w:sz="4" w:space="0" w:color="CBD5E1"/>
+              <w:bottom w:val="single" w:sz="4" w:space="0" w:color="CBD5E1"/>
+              <w:right w:val="single" w:sz="4" w:space="0" w:color="CBD5E1"/>
+            </w:tcBorders>
             <w:shd w:fill="F8FAFC"/>
           </w:tcPr>
           <w:p>
@@ -5269,7 +4599,8 @@
             </w:pPr>
             <w:r>
               <w:rPr>
-                <w:sz w:val="19"/>
+                <w:color w:val="000000"/>
+                <w:sz w:val="18"/>
               </w:rPr>
               <w:t>UI Styling</w:t>
             </w:r>
@@ -5280,11 +4611,17 @@
             <w:tcW w:type="dxa" w:w="3168"/>
             <w:vAlign w:val="center"/>
             <w:tcMar>
-              <w:top w:w="120" w:type="dxa"/>
-              <w:bottom w:w="120" w:type="dxa"/>
-              <w:left w:w="150" w:type="dxa"/>
-              <w:right w:w="150" w:type="dxa"/>
+              <w:top w:w="100" w:type="dxa"/>
+              <w:bottom w:w="100" w:type="dxa"/>
+              <w:left w:w="140" w:type="dxa"/>
+              <w:right w:w="140" w:type="dxa"/>
             </w:tcMar>
+            <w:tcBorders>
+              <w:top w:val="single" w:sz="4" w:space="0" w:color="CBD5E1"/>
+              <w:left w:val="single" w:sz="4" w:space="0" w:color="CBD5E1"/>
+              <w:bottom w:val="single" w:sz="4" w:space="0" w:color="CBD5E1"/>
+              <w:right w:val="single" w:sz="4" w:space="0" w:color="CBD5E1"/>
+            </w:tcBorders>
             <w:shd w:fill="F8FAFC"/>
           </w:tcPr>
           <w:p>
@@ -5293,7 +4630,8 @@
             </w:pPr>
             <w:r>
               <w:rPr>
-                <w:sz w:val="19"/>
+                <w:color w:val="000000"/>
+                <w:sz w:val="18"/>
               </w:rPr>
               <w:t>Tailwind CSS 4.3</w:t>
             </w:r>
@@ -5304,11 +4642,17 @@
             <w:tcW w:type="dxa" w:w="3600"/>
             <w:vAlign w:val="center"/>
             <w:tcMar>
-              <w:top w:w="120" w:type="dxa"/>
-              <w:bottom w:w="120" w:type="dxa"/>
-              <w:left w:w="150" w:type="dxa"/>
-              <w:right w:w="150" w:type="dxa"/>
+              <w:top w:w="100" w:type="dxa"/>
+              <w:bottom w:w="100" w:type="dxa"/>
+              <w:left w:w="140" w:type="dxa"/>
+              <w:right w:w="140" w:type="dxa"/>
             </w:tcMar>
+            <w:tcBorders>
+              <w:top w:val="single" w:sz="4" w:space="0" w:color="CBD5E1"/>
+              <w:left w:val="single" w:sz="4" w:space="0" w:color="CBD5E1"/>
+              <w:bottom w:val="single" w:sz="4" w:space="0" w:color="CBD5E1"/>
+              <w:right w:val="single" w:sz="4" w:space="0" w:color="CBD5E1"/>
+            </w:tcBorders>
             <w:shd w:fill="F8FAFC"/>
           </w:tcPr>
           <w:p>
@@ -5317,7 +4661,8 @@
             </w:pPr>
             <w:r>
               <w:rPr>
-                <w:sz w:val="19"/>
+                <w:color w:val="000000"/>
+                <w:sz w:val="18"/>
               </w:rPr>
               <w:t>Utility-first tactical cyber aesthetics and theme sync</w:t>
             </w:r>
@@ -5333,11 +4678,17 @@
             <w:tcW w:type="dxa" w:w="2592"/>
             <w:vAlign w:val="center"/>
             <w:tcMar>
-              <w:top w:w="120" w:type="dxa"/>
-              <w:bottom w:w="120" w:type="dxa"/>
-              <w:left w:w="150" w:type="dxa"/>
-              <w:right w:w="150" w:type="dxa"/>
+              <w:top w:w="100" w:type="dxa"/>
+              <w:bottom w:w="100" w:type="dxa"/>
+              <w:left w:w="140" w:type="dxa"/>
+              <w:right w:w="140" w:type="dxa"/>
             </w:tcMar>
+            <w:tcBorders>
+              <w:top w:val="single" w:sz="4" w:space="0" w:color="CBD5E1"/>
+              <w:left w:val="single" w:sz="4" w:space="0" w:color="CBD5E1"/>
+              <w:bottom w:val="single" w:sz="4" w:space="0" w:color="CBD5E1"/>
+              <w:right w:val="single" w:sz="4" w:space="0" w:color="CBD5E1"/>
+            </w:tcBorders>
             <w:shd w:fill="FFFFFF"/>
           </w:tcPr>
           <w:p>
@@ -5346,7 +4697,8 @@
             </w:pPr>
             <w:r>
               <w:rPr>
-                <w:sz w:val="19"/>
+                <w:color w:val="000000"/>
+                <w:sz w:val="18"/>
               </w:rPr>
               <w:t>Iconography</w:t>
             </w:r>
@@ -5357,11 +4709,17 @@
             <w:tcW w:type="dxa" w:w="3168"/>
             <w:vAlign w:val="center"/>
             <w:tcMar>
-              <w:top w:w="120" w:type="dxa"/>
-              <w:bottom w:w="120" w:type="dxa"/>
-              <w:left w:w="150" w:type="dxa"/>
-              <w:right w:w="150" w:type="dxa"/>
+              <w:top w:w="100" w:type="dxa"/>
+              <w:bottom w:w="100" w:type="dxa"/>
+              <w:left w:w="140" w:type="dxa"/>
+              <w:right w:w="140" w:type="dxa"/>
             </w:tcMar>
+            <w:tcBorders>
+              <w:top w:val="single" w:sz="4" w:space="0" w:color="CBD5E1"/>
+              <w:left w:val="single" w:sz="4" w:space="0" w:color="CBD5E1"/>
+              <w:bottom w:val="single" w:sz="4" w:space="0" w:color="CBD5E1"/>
+              <w:right w:val="single" w:sz="4" w:space="0" w:color="CBD5E1"/>
+            </w:tcBorders>
             <w:shd w:fill="FFFFFF"/>
           </w:tcPr>
           <w:p>
@@ -5370,7 +4728,8 @@
             </w:pPr>
             <w:r>
               <w:rPr>
-                <w:sz w:val="19"/>
+                <w:color w:val="000000"/>
+                <w:sz w:val="18"/>
               </w:rPr>
               <w:t>Lucide React</w:t>
             </w:r>
@@ -5381,11 +4740,17 @@
             <w:tcW w:type="dxa" w:w="3600"/>
             <w:vAlign w:val="center"/>
             <w:tcMar>
-              <w:top w:w="120" w:type="dxa"/>
-              <w:bottom w:w="120" w:type="dxa"/>
-              <w:left w:w="150" w:type="dxa"/>
-              <w:right w:w="150" w:type="dxa"/>
+              <w:top w:w="100" w:type="dxa"/>
+              <w:bottom w:w="100" w:type="dxa"/>
+              <w:left w:w="140" w:type="dxa"/>
+              <w:right w:w="140" w:type="dxa"/>
             </w:tcMar>
+            <w:tcBorders>
+              <w:top w:val="single" w:sz="4" w:space="0" w:color="CBD5E1"/>
+              <w:left w:val="single" w:sz="4" w:space="0" w:color="CBD5E1"/>
+              <w:bottom w:val="single" w:sz="4" w:space="0" w:color="CBD5E1"/>
+              <w:right w:val="single" w:sz="4" w:space="0" w:color="CBD5E1"/>
+            </w:tcBorders>
             <w:shd w:fill="FFFFFF"/>
           </w:tcPr>
           <w:p>
@@ -5394,7 +4759,8 @@
             </w:pPr>
             <w:r>
               <w:rPr>
-                <w:sz w:val="19"/>
+                <w:color w:val="000000"/>
+                <w:sz w:val="18"/>
               </w:rPr>
               <w:t>Lightweight vector icons (Shield, Globe, Bot, Flame)</w:t>
             </w:r>
@@ -5410,11 +4776,17 @@
             <w:tcW w:type="dxa" w:w="2592"/>
             <w:vAlign w:val="center"/>
             <w:tcMar>
-              <w:top w:w="120" w:type="dxa"/>
-              <w:bottom w:w="120" w:type="dxa"/>
-              <w:left w:w="150" w:type="dxa"/>
-              <w:right w:w="150" w:type="dxa"/>
+              <w:top w:w="100" w:type="dxa"/>
+              <w:bottom w:w="100" w:type="dxa"/>
+              <w:left w:w="140" w:type="dxa"/>
+              <w:right w:w="140" w:type="dxa"/>
             </w:tcMar>
+            <w:tcBorders>
+              <w:top w:val="single" w:sz="4" w:space="0" w:color="CBD5E1"/>
+              <w:left w:val="single" w:sz="4" w:space="0" w:color="CBD5E1"/>
+              <w:bottom w:val="single" w:sz="4" w:space="0" w:color="CBD5E1"/>
+              <w:right w:val="single" w:sz="4" w:space="0" w:color="CBD5E1"/>
+            </w:tcBorders>
             <w:shd w:fill="F8FAFC"/>
           </w:tcPr>
           <w:p>
@@ -5423,7 +4795,8 @@
             </w:pPr>
             <w:r>
               <w:rPr>
-                <w:sz w:val="19"/>
+                <w:color w:val="000000"/>
+                <w:sz w:val="18"/>
               </w:rPr>
               <w:t>Backend Runtime</w:t>
             </w:r>
@@ -5434,11 +4807,17 @@
             <w:tcW w:type="dxa" w:w="3168"/>
             <w:vAlign w:val="center"/>
             <w:tcMar>
-              <w:top w:w="120" w:type="dxa"/>
-              <w:bottom w:w="120" w:type="dxa"/>
-              <w:left w:w="150" w:type="dxa"/>
-              <w:right w:w="150" w:type="dxa"/>
+              <w:top w:w="100" w:type="dxa"/>
+              <w:bottom w:w="100" w:type="dxa"/>
+              <w:left w:w="140" w:type="dxa"/>
+              <w:right w:w="140" w:type="dxa"/>
             </w:tcMar>
+            <w:tcBorders>
+              <w:top w:val="single" w:sz="4" w:space="0" w:color="CBD5E1"/>
+              <w:left w:val="single" w:sz="4" w:space="0" w:color="CBD5E1"/>
+              <w:bottom w:val="single" w:sz="4" w:space="0" w:color="CBD5E1"/>
+              <w:right w:val="single" w:sz="4" w:space="0" w:color="CBD5E1"/>
+            </w:tcBorders>
             <w:shd w:fill="F8FAFC"/>
           </w:tcPr>
           <w:p>
@@ -5447,7 +4826,8 @@
             </w:pPr>
             <w:r>
               <w:rPr>
-                <w:sz w:val="19"/>
+                <w:color w:val="000000"/>
+                <w:sz w:val="18"/>
               </w:rPr>
               <w:t>Node.js 22 (LTS)</w:t>
             </w:r>
@@ -5458,11 +4838,17 @@
             <w:tcW w:type="dxa" w:w="3600"/>
             <w:vAlign w:val="center"/>
             <w:tcMar>
-              <w:top w:w="120" w:type="dxa"/>
-              <w:bottom w:w="120" w:type="dxa"/>
-              <w:left w:w="150" w:type="dxa"/>
-              <w:right w:w="150" w:type="dxa"/>
+              <w:top w:w="100" w:type="dxa"/>
+              <w:bottom w:w="100" w:type="dxa"/>
+              <w:left w:w="140" w:type="dxa"/>
+              <w:right w:w="140" w:type="dxa"/>
             </w:tcMar>
+            <w:tcBorders>
+              <w:top w:val="single" w:sz="4" w:space="0" w:color="CBD5E1"/>
+              <w:left w:val="single" w:sz="4" w:space="0" w:color="CBD5E1"/>
+              <w:bottom w:val="single" w:sz="4" w:space="0" w:color="CBD5E1"/>
+              <w:right w:val="single" w:sz="4" w:space="0" w:color="CBD5E1"/>
+            </w:tcBorders>
             <w:shd w:fill="F8FAFC"/>
           </w:tcPr>
           <w:p>
@@ -5471,7 +4857,8 @@
             </w:pPr>
             <w:r>
               <w:rPr>
-                <w:sz w:val="19"/>
+                <w:color w:val="000000"/>
+                <w:sz w:val="18"/>
               </w:rPr>
               <w:t>Asynchronous socket processing and REST API server</w:t>
             </w:r>
@@ -5487,11 +4874,17 @@
             <w:tcW w:type="dxa" w:w="2592"/>
             <w:vAlign w:val="center"/>
             <w:tcMar>
-              <w:top w:w="120" w:type="dxa"/>
-              <w:bottom w:w="120" w:type="dxa"/>
-              <w:left w:w="150" w:type="dxa"/>
-              <w:right w:w="150" w:type="dxa"/>
+              <w:top w:w="100" w:type="dxa"/>
+              <w:bottom w:w="100" w:type="dxa"/>
+              <w:left w:w="140" w:type="dxa"/>
+              <w:right w:w="140" w:type="dxa"/>
             </w:tcMar>
+            <w:tcBorders>
+              <w:top w:val="single" w:sz="4" w:space="0" w:color="CBD5E1"/>
+              <w:left w:val="single" w:sz="4" w:space="0" w:color="CBD5E1"/>
+              <w:bottom w:val="single" w:sz="4" w:space="0" w:color="CBD5E1"/>
+              <w:right w:val="single" w:sz="4" w:space="0" w:color="CBD5E1"/>
+            </w:tcBorders>
             <w:shd w:fill="FFFFFF"/>
           </w:tcPr>
           <w:p>
@@ -5500,7 +4893,8 @@
             </w:pPr>
             <w:r>
               <w:rPr>
-                <w:sz w:val="19"/>
+                <w:color w:val="000000"/>
+                <w:sz w:val="18"/>
               </w:rPr>
               <w:t>Backend Web Server</w:t>
             </w:r>
@@ -5511,11 +4905,17 @@
             <w:tcW w:type="dxa" w:w="3168"/>
             <w:vAlign w:val="center"/>
             <w:tcMar>
-              <w:top w:w="120" w:type="dxa"/>
-              <w:bottom w:w="120" w:type="dxa"/>
-              <w:left w:w="150" w:type="dxa"/>
-              <w:right w:w="150" w:type="dxa"/>
+              <w:top w:w="100" w:type="dxa"/>
+              <w:bottom w:w="100" w:type="dxa"/>
+              <w:left w:w="140" w:type="dxa"/>
+              <w:right w:w="140" w:type="dxa"/>
             </w:tcMar>
+            <w:tcBorders>
+              <w:top w:val="single" w:sz="4" w:space="0" w:color="CBD5E1"/>
+              <w:left w:val="single" w:sz="4" w:space="0" w:color="CBD5E1"/>
+              <w:bottom w:val="single" w:sz="4" w:space="0" w:color="CBD5E1"/>
+              <w:right w:val="single" w:sz="4" w:space="0" w:color="CBD5E1"/>
+            </w:tcBorders>
             <w:shd w:fill="FFFFFF"/>
           </w:tcPr>
           <w:p>
@@ -5524,7 +4924,8 @@
             </w:pPr>
             <w:r>
               <w:rPr>
-                <w:sz w:val="19"/>
+                <w:color w:val="000000"/>
+                <w:sz w:val="18"/>
               </w:rPr>
               <w:t>Express 5.3</w:t>
             </w:r>
@@ -5535,11 +4936,17 @@
             <w:tcW w:type="dxa" w:w="3600"/>
             <w:vAlign w:val="center"/>
             <w:tcMar>
-              <w:top w:w="120" w:type="dxa"/>
-              <w:bottom w:w="120" w:type="dxa"/>
-              <w:left w:w="150" w:type="dxa"/>
-              <w:right w:w="150" w:type="dxa"/>
+              <w:top w:w="100" w:type="dxa"/>
+              <w:bottom w:w="100" w:type="dxa"/>
+              <w:left w:w="140" w:type="dxa"/>
+              <w:right w:w="140" w:type="dxa"/>
             </w:tcMar>
+            <w:tcBorders>
+              <w:top w:val="single" w:sz="4" w:space="0" w:color="CBD5E1"/>
+              <w:left w:val="single" w:sz="4" w:space="0" w:color="CBD5E1"/>
+              <w:bottom w:val="single" w:sz="4" w:space="0" w:color="CBD5E1"/>
+              <w:right w:val="single" w:sz="4" w:space="0" w:color="CBD5E1"/>
+            </w:tcBorders>
             <w:shd w:fill="FFFFFF"/>
           </w:tcPr>
           <w:p>
@@ -5548,7 +4955,8 @@
             </w:pPr>
             <w:r>
               <w:rPr>
-                <w:sz w:val="19"/>
+                <w:color w:val="000000"/>
+                <w:sz w:val="18"/>
               </w:rPr>
               <w:t>Routing, CORS management, and SSE streaming endpoints</w:t>
             </w:r>
@@ -5564,11 +4972,17 @@
             <w:tcW w:type="dxa" w:w="2592"/>
             <w:vAlign w:val="center"/>
             <w:tcMar>
-              <w:top w:w="120" w:type="dxa"/>
-              <w:bottom w:w="120" w:type="dxa"/>
-              <w:left w:w="150" w:type="dxa"/>
-              <w:right w:w="150" w:type="dxa"/>
+              <w:top w:w="100" w:type="dxa"/>
+              <w:bottom w:w="100" w:type="dxa"/>
+              <w:left w:w="140" w:type="dxa"/>
+              <w:right w:w="140" w:type="dxa"/>
             </w:tcMar>
+            <w:tcBorders>
+              <w:top w:val="single" w:sz="4" w:space="0" w:color="CBD5E1"/>
+              <w:left w:val="single" w:sz="4" w:space="0" w:color="CBD5E1"/>
+              <w:bottom w:val="single" w:sz="4" w:space="0" w:color="CBD5E1"/>
+              <w:right w:val="single" w:sz="4" w:space="0" w:color="CBD5E1"/>
+            </w:tcBorders>
             <w:shd w:fill="F8FAFC"/>
           </w:tcPr>
           <w:p>
@@ -5577,7 +4991,8 @@
             </w:pPr>
             <w:r>
               <w:rPr>
-                <w:sz w:val="19"/>
+                <w:color w:val="000000"/>
+                <w:sz w:val="18"/>
               </w:rPr>
               <w:t>Database Engine</w:t>
             </w:r>
@@ -5588,11 +5003,17 @@
             <w:tcW w:type="dxa" w:w="3168"/>
             <w:vAlign w:val="center"/>
             <w:tcMar>
-              <w:top w:w="120" w:type="dxa"/>
-              <w:bottom w:w="120" w:type="dxa"/>
-              <w:left w:w="150" w:type="dxa"/>
-              <w:right w:w="150" w:type="dxa"/>
+              <w:top w:w="100" w:type="dxa"/>
+              <w:bottom w:w="100" w:type="dxa"/>
+              <w:left w:w="140" w:type="dxa"/>
+              <w:right w:w="140" w:type="dxa"/>
             </w:tcMar>
+            <w:tcBorders>
+              <w:top w:val="single" w:sz="4" w:space="0" w:color="CBD5E1"/>
+              <w:left w:val="single" w:sz="4" w:space="0" w:color="CBD5E1"/>
+              <w:bottom w:val="single" w:sz="4" w:space="0" w:color="CBD5E1"/>
+              <w:right w:val="single" w:sz="4" w:space="0" w:color="CBD5E1"/>
+            </w:tcBorders>
             <w:shd w:fill="F8FAFC"/>
           </w:tcPr>
           <w:p>
@@ -5601,7 +5022,8 @@
             </w:pPr>
             <w:r>
               <w:rPr>
-                <w:sz w:val="19"/>
+                <w:color w:val="000000"/>
+                <w:sz w:val="18"/>
               </w:rPr>
               <w:t>MySQL 8.0 (mysql2 driver)</w:t>
             </w:r>
@@ -5612,11 +5034,17 @@
             <w:tcW w:type="dxa" w:w="3600"/>
             <w:vAlign w:val="center"/>
             <w:tcMar>
-              <w:top w:w="120" w:type="dxa"/>
-              <w:bottom w:w="120" w:type="dxa"/>
-              <w:left w:w="150" w:type="dxa"/>
-              <w:right w:w="150" w:type="dxa"/>
+              <w:top w:w="100" w:type="dxa"/>
+              <w:bottom w:w="100" w:type="dxa"/>
+              <w:left w:w="140" w:type="dxa"/>
+              <w:right w:w="140" w:type="dxa"/>
             </w:tcMar>
+            <w:tcBorders>
+              <w:top w:val="single" w:sz="4" w:space="0" w:color="CBD5E1"/>
+              <w:left w:val="single" w:sz="4" w:space="0" w:color="CBD5E1"/>
+              <w:bottom w:val="single" w:sz="4" w:space="0" w:color="CBD5E1"/>
+              <w:right w:val="single" w:sz="4" w:space="0" w:color="CBD5E1"/>
+            </w:tcBorders>
             <w:shd w:fill="F8FAFC"/>
           </w:tcPr>
           <w:p>
@@ -5625,7 +5053,8 @@
             </w:pPr>
             <w:r>
               <w:rPr>
-                <w:sz w:val="19"/>
+                <w:color w:val="000000"/>
+                <w:sz w:val="18"/>
               </w:rPr>
               <w:t>Relational persistence of firewall rules and audit logs</w:t>
             </w:r>
@@ -5641,11 +5070,17 @@
             <w:tcW w:type="dxa" w:w="2592"/>
             <w:vAlign w:val="center"/>
             <w:tcMar>
-              <w:top w:w="120" w:type="dxa"/>
-              <w:bottom w:w="120" w:type="dxa"/>
-              <w:left w:w="150" w:type="dxa"/>
-              <w:right w:w="150" w:type="dxa"/>
+              <w:top w:w="100" w:type="dxa"/>
+              <w:bottom w:w="100" w:type="dxa"/>
+              <w:left w:w="140" w:type="dxa"/>
+              <w:right w:w="140" w:type="dxa"/>
             </w:tcMar>
+            <w:tcBorders>
+              <w:top w:val="single" w:sz="4" w:space="0" w:color="CBD5E1"/>
+              <w:left w:val="single" w:sz="4" w:space="0" w:color="CBD5E1"/>
+              <w:bottom w:val="single" w:sz="4" w:space="0" w:color="CBD5E1"/>
+              <w:right w:val="single" w:sz="4" w:space="0" w:color="CBD5E1"/>
+            </w:tcBorders>
             <w:shd w:fill="FFFFFF"/>
           </w:tcPr>
           <w:p>
@@ -5654,7 +5089,8 @@
             </w:pPr>
             <w:r>
               <w:rPr>
-                <w:sz w:val="19"/>
+                <w:color w:val="000000"/>
+                <w:sz w:val="18"/>
               </w:rPr>
               <w:t>AI / LLM Integration</w:t>
             </w:r>
@@ -5665,11 +5101,17 @@
             <w:tcW w:type="dxa" w:w="3168"/>
             <w:vAlign w:val="center"/>
             <w:tcMar>
-              <w:top w:w="120" w:type="dxa"/>
-              <w:bottom w:w="120" w:type="dxa"/>
-              <w:left w:w="150" w:type="dxa"/>
-              <w:right w:w="150" w:type="dxa"/>
+              <w:top w:w="100" w:type="dxa"/>
+              <w:bottom w:w="100" w:type="dxa"/>
+              <w:left w:w="140" w:type="dxa"/>
+              <w:right w:w="140" w:type="dxa"/>
             </w:tcMar>
+            <w:tcBorders>
+              <w:top w:val="single" w:sz="4" w:space="0" w:color="CBD5E1"/>
+              <w:left w:val="single" w:sz="4" w:space="0" w:color="CBD5E1"/>
+              <w:bottom w:val="single" w:sz="4" w:space="0" w:color="CBD5E1"/>
+              <w:right w:val="single" w:sz="4" w:space="0" w:color="CBD5E1"/>
+            </w:tcBorders>
             <w:shd w:fill="FFFFFF"/>
           </w:tcPr>
           <w:p>
@@ -5678,7 +5120,8 @@
             </w:pPr>
             <w:r>
               <w:rPr>
-                <w:sz w:val="19"/>
+                <w:color w:val="000000"/>
+                <w:sz w:val="18"/>
               </w:rPr>
               <w:t>Google Gemini / DeepSeek API</w:t>
             </w:r>
@@ -5689,11 +5132,17 @@
             <w:tcW w:type="dxa" w:w="3600"/>
             <w:vAlign w:val="center"/>
             <w:tcMar>
-              <w:top w:w="120" w:type="dxa"/>
-              <w:bottom w:w="120" w:type="dxa"/>
-              <w:left w:w="150" w:type="dxa"/>
-              <w:right w:w="150" w:type="dxa"/>
+              <w:top w:w="100" w:type="dxa"/>
+              <w:bottom w:w="100" w:type="dxa"/>
+              <w:left w:w="140" w:type="dxa"/>
+              <w:right w:w="140" w:type="dxa"/>
             </w:tcMar>
+            <w:tcBorders>
+              <w:top w:val="single" w:sz="4" w:space="0" w:color="CBD5E1"/>
+              <w:left w:val="single" w:sz="4" w:space="0" w:color="CBD5E1"/>
+              <w:bottom w:val="single" w:sz="4" w:space="0" w:color="CBD5E1"/>
+              <w:right w:val="single" w:sz="4" w:space="0" w:color="CBD5E1"/>
+            </w:tcBorders>
             <w:shd w:fill="FFFFFF"/>
           </w:tcPr>
           <w:p>
@@ -5702,7 +5151,8 @@
             </w:pPr>
             <w:r>
               <w:rPr>
-                <w:sz w:val="19"/>
+                <w:color w:val="000000"/>
+                <w:sz w:val="18"/>
               </w:rPr>
               <w:t>Forensic threat reasoning and root-cause analysis</w:t>
             </w:r>
@@ -5718,11 +5168,17 @@
             <w:tcW w:type="dxa" w:w="2592"/>
             <w:vAlign w:val="center"/>
             <w:tcMar>
-              <w:top w:w="120" w:type="dxa"/>
-              <w:bottom w:w="120" w:type="dxa"/>
-              <w:left w:w="150" w:type="dxa"/>
-              <w:right w:w="150" w:type="dxa"/>
+              <w:top w:w="100" w:type="dxa"/>
+              <w:bottom w:w="100" w:type="dxa"/>
+              <w:left w:w="140" w:type="dxa"/>
+              <w:right w:w="140" w:type="dxa"/>
             </w:tcMar>
+            <w:tcBorders>
+              <w:top w:val="single" w:sz="4" w:space="0" w:color="CBD5E1"/>
+              <w:left w:val="single" w:sz="4" w:space="0" w:color="CBD5E1"/>
+              <w:bottom w:val="single" w:sz="4" w:space="0" w:color="CBD5E1"/>
+              <w:right w:val="single" w:sz="4" w:space="0" w:color="CBD5E1"/>
+            </w:tcBorders>
             <w:shd w:fill="F8FAFC"/>
           </w:tcPr>
           <w:p>
@@ -5731,7 +5187,8 @@
             </w:pPr>
             <w:r>
               <w:rPr>
-                <w:sz w:val="19"/>
+                <w:color w:val="000000"/>
+                <w:sz w:val="18"/>
               </w:rPr>
               <w:t>Streaming Protocol</w:t>
             </w:r>
@@ -5742,11 +5199,17 @@
             <w:tcW w:type="dxa" w:w="3168"/>
             <w:vAlign w:val="center"/>
             <w:tcMar>
-              <w:top w:w="120" w:type="dxa"/>
-              <w:bottom w:w="120" w:type="dxa"/>
-              <w:left w:w="150" w:type="dxa"/>
-              <w:right w:w="150" w:type="dxa"/>
+              <w:top w:w="100" w:type="dxa"/>
+              <w:bottom w:w="100" w:type="dxa"/>
+              <w:left w:w="140" w:type="dxa"/>
+              <w:right w:w="140" w:type="dxa"/>
             </w:tcMar>
+            <w:tcBorders>
+              <w:top w:val="single" w:sz="4" w:space="0" w:color="CBD5E1"/>
+              <w:left w:val="single" w:sz="4" w:space="0" w:color="CBD5E1"/>
+              <w:bottom w:val="single" w:sz="4" w:space="0" w:color="CBD5E1"/>
+              <w:right w:val="single" w:sz="4" w:space="0" w:color="CBD5E1"/>
+            </w:tcBorders>
             <w:shd w:fill="F8FAFC"/>
           </w:tcPr>
           <w:p>
@@ -5755,7 +5218,8 @@
             </w:pPr>
             <w:r>
               <w:rPr>
-                <w:sz w:val="19"/>
+                <w:color w:val="000000"/>
+                <w:sz w:val="18"/>
               </w:rPr>
               <w:t>Server-Sent Events (SSE)</w:t>
             </w:r>
@@ -5766,11 +5230,17 @@
             <w:tcW w:type="dxa" w:w="3600"/>
             <w:vAlign w:val="center"/>
             <w:tcMar>
-              <w:top w:w="120" w:type="dxa"/>
-              <w:bottom w:w="120" w:type="dxa"/>
-              <w:left w:w="150" w:type="dxa"/>
-              <w:right w:w="150" w:type="dxa"/>
+              <w:top w:w="100" w:type="dxa"/>
+              <w:bottom w:w="100" w:type="dxa"/>
+              <w:left w:w="140" w:type="dxa"/>
+              <w:right w:w="140" w:type="dxa"/>
             </w:tcMar>
+            <w:tcBorders>
+              <w:top w:val="single" w:sz="4" w:space="0" w:color="CBD5E1"/>
+              <w:left w:val="single" w:sz="4" w:space="0" w:color="CBD5E1"/>
+              <w:bottom w:val="single" w:sz="4" w:space="0" w:color="CBD5E1"/>
+              <w:right w:val="single" w:sz="4" w:space="0" w:color="CBD5E1"/>
+            </w:tcBorders>
             <w:shd w:fill="F8FAFC"/>
           </w:tcPr>
           <w:p>
@@ -5779,7 +5249,8 @@
             </w:pPr>
             <w:r>
               <w:rPr>
-                <w:sz w:val="19"/>
+                <w:color w:val="000000"/>
+                <w:sz w:val="18"/>
               </w:rPr>
               <w:t>Real-time unidirectional push of sniffed host packets</w:t>
             </w:r>
@@ -5792,516 +5263,7 @@
         <w:pStyle w:val="Heading2"/>
       </w:pPr>
       <w:r>
-        <w:t>6.1 Project Directory Structure</w:t>
-      </w:r>
-    </w:p>
-    <w:p>
-      <w:pPr>
-        <w:spacing w:after="240"/>
-      </w:pPr>
-      <w:r>
-        <w:t>The codebase is organized modularly to decouple UI presentation from backend services:</w:t>
-      </w:r>
-    </w:p>
-    <w:tbl>
-      <w:tblPr>
-        <w:tblW w:type="auto" w:w="0"/>
-        <w:jc w:val="center"/>
-        <w:tblLook w:firstColumn="1" w:firstRow="1" w:lastColumn="0" w:lastRow="0" w:noHBand="0" w:noVBand="1" w:val="04A0"/>
-      </w:tblPr>
-      <w:tblGrid>
-        <w:gridCol w:w="4514"/>
-        <w:gridCol w:w="4514"/>
-      </w:tblGrid>
-      <w:tr>
-        <w:trPr>
-          <w:cantSplit/>
-          <w:tblHeader/>
-        </w:trPr>
-        <w:tc>
-          <w:tcPr>
-            <w:tcW w:type="dxa" w:w="3600"/>
-            <w:vAlign w:val="center"/>
-            <w:tcMar>
-              <w:top w:w="120" w:type="dxa"/>
-              <w:bottom w:w="120" w:type="dxa"/>
-              <w:left w:w="150" w:type="dxa"/>
-              <w:right w:w="150" w:type="dxa"/>
-            </w:tcMar>
-            <w:shd w:fill="1E3A8A"/>
-          </w:tcPr>
-          <w:p>
-            <w:pPr>
-              <w:spacing w:before="40" w:after="40"/>
-            </w:pPr>
-            <w:r>
-              <w:rPr>
-                <w:b/>
-                <w:color w:val="FFFFFF"/>
-                <w:sz w:val="20"/>
-              </w:rPr>
-              <w:t>File / Directory</w:t>
-            </w:r>
-          </w:p>
-        </w:tc>
-        <w:tc>
-          <w:tcPr>
-            <w:tcW w:type="dxa" w:w="5760"/>
-            <w:vAlign w:val="center"/>
-            <w:tcMar>
-              <w:top w:w="120" w:type="dxa"/>
-              <w:bottom w:w="120" w:type="dxa"/>
-              <w:left w:w="150" w:type="dxa"/>
-              <w:right w:w="150" w:type="dxa"/>
-            </w:tcMar>
-            <w:shd w:fill="1E3A8A"/>
-          </w:tcPr>
-          <w:p>
-            <w:pPr>
-              <w:spacing w:before="40" w:after="40"/>
-            </w:pPr>
-            <w:r>
-              <w:rPr>
-                <w:b/>
-                <w:color w:val="FFFFFF"/>
-                <w:sz w:val="20"/>
-              </w:rPr>
-              <w:t>Component Responsibility</w:t>
-            </w:r>
-          </w:p>
-        </w:tc>
-      </w:tr>
-      <w:tr>
-        <w:trPr>
-          <w:cantSplit/>
-        </w:trPr>
-        <w:tc>
-          <w:tcPr>
-            <w:tcW w:type="dxa" w:w="3600"/>
-            <w:vAlign w:val="center"/>
-            <w:tcMar>
-              <w:top w:w="120" w:type="dxa"/>
-              <w:bottom w:w="120" w:type="dxa"/>
-              <w:left w:w="150" w:type="dxa"/>
-              <w:right w:w="150" w:type="dxa"/>
-            </w:tcMar>
-            <w:shd w:fill="F8FAFC"/>
-          </w:tcPr>
-          <w:p>
-            <w:pPr>
-              <w:spacing w:before="40" w:after="40"/>
-            </w:pPr>
-            <w:r>
-              <w:rPr>
-                <w:sz w:val="19"/>
-              </w:rPr>
-              <w:t>sentinel-frontend/src/App.jsx</w:t>
-            </w:r>
-          </w:p>
-        </w:tc>
-        <w:tc>
-          <w:tcPr>
-            <w:tcW w:type="dxa" w:w="5760"/>
-            <w:vAlign w:val="center"/>
-            <w:tcMar>
-              <w:top w:w="120" w:type="dxa"/>
-              <w:bottom w:w="120" w:type="dxa"/>
-              <w:left w:w="150" w:type="dxa"/>
-              <w:right w:w="150" w:type="dxa"/>
-            </w:tcMar>
-            <w:shd w:fill="F8FAFC"/>
-          </w:tcPr>
-          <w:p>
-            <w:pPr>
-              <w:spacing w:before="40" w:after="40"/>
-            </w:pPr>
-            <w:r>
-              <w:rPr>
-                <w:sz w:val="19"/>
-              </w:rPr>
-              <w:t>Root state coordinator, traffic loop, queue dispatcher, view routing</w:t>
-            </w:r>
-          </w:p>
-        </w:tc>
-      </w:tr>
-      <w:tr>
-        <w:trPr>
-          <w:cantSplit/>
-        </w:trPr>
-        <w:tc>
-          <w:tcPr>
-            <w:tcW w:type="dxa" w:w="3600"/>
-            <w:vAlign w:val="center"/>
-            <w:tcMar>
-              <w:top w:w="120" w:type="dxa"/>
-              <w:bottom w:w="120" w:type="dxa"/>
-              <w:left w:w="150" w:type="dxa"/>
-              <w:right w:w="150" w:type="dxa"/>
-            </w:tcMar>
-            <w:shd w:fill="FFFFFF"/>
-          </w:tcPr>
-          <w:p>
-            <w:pPr>
-              <w:spacing w:before="40" w:after="40"/>
-            </w:pPr>
-            <w:r>
-              <w:rPr>
-                <w:sz w:val="19"/>
-              </w:rPr>
-              <w:t>src/components/LiveTrafficTerminal.jsx</w:t>
-            </w:r>
-          </w:p>
-        </w:tc>
-        <w:tc>
-          <w:tcPr>
-            <w:tcW w:type="dxa" w:w="5760"/>
-            <w:vAlign w:val="center"/>
-            <w:tcMar>
-              <w:top w:w="120" w:type="dxa"/>
-              <w:bottom w:w="120" w:type="dxa"/>
-              <w:left w:w="150" w:type="dxa"/>
-              <w:right w:w="150" w:type="dxa"/>
-            </w:tcMar>
-            <w:shd w:fill="FFFFFF"/>
-          </w:tcPr>
-          <w:p>
-            <w:pPr>
-              <w:spacing w:before="40" w:after="40"/>
-            </w:pPr>
-            <w:r>
-              <w:rPr>
-                <w:sz w:val="19"/>
-              </w:rPr>
-              <w:t>Monospace terminal feed, packet filter tabs, grep input, autoscroll</w:t>
-            </w:r>
-          </w:p>
-        </w:tc>
-      </w:tr>
-      <w:tr>
-        <w:trPr>
-          <w:cantSplit/>
-        </w:trPr>
-        <w:tc>
-          <w:tcPr>
-            <w:tcW w:type="dxa" w:w="3600"/>
-            <w:vAlign w:val="center"/>
-            <w:tcMar>
-              <w:top w:w="120" w:type="dxa"/>
-              <w:bottom w:w="120" w:type="dxa"/>
-              <w:left w:w="150" w:type="dxa"/>
-              <w:right w:w="150" w:type="dxa"/>
-            </w:tcMar>
-            <w:shd w:fill="F8FAFC"/>
-          </w:tcPr>
-          <w:p>
-            <w:pPr>
-              <w:spacing w:before="40" w:after="40"/>
-            </w:pPr>
-            <w:r>
-              <w:rPr>
-                <w:sz w:val="19"/>
-              </w:rPr>
-              <w:t>src/components/IpGeoTracker.jsx</w:t>
-            </w:r>
-          </w:p>
-        </w:tc>
-        <w:tc>
-          <w:tcPr>
-            <w:tcW w:type="dxa" w:w="5760"/>
-            <w:vAlign w:val="center"/>
-            <w:tcMar>
-              <w:top w:w="120" w:type="dxa"/>
-              <w:bottom w:w="120" w:type="dxa"/>
-              <w:left w:w="150" w:type="dxa"/>
-              <w:right w:w="150" w:type="dxa"/>
-            </w:tcMar>
-            <w:shd w:fill="F8FAFC"/>
-          </w:tcPr>
-          <w:p>
-            <w:pPr>
-              <w:spacing w:before="40" w:after="40"/>
-            </w:pPr>
-            <w:r>
-              <w:rPr>
-                <w:sz w:val="19"/>
-              </w:rPr>
-              <w:t>Dual-mode visualizer (World Map &amp; Draggable Topology Mesh Graph)</w:t>
-            </w:r>
-          </w:p>
-        </w:tc>
-      </w:tr>
-      <w:tr>
-        <w:trPr>
-          <w:cantSplit/>
-        </w:trPr>
-        <w:tc>
-          <w:tcPr>
-            <w:tcW w:type="dxa" w:w="3600"/>
-            <w:vAlign w:val="center"/>
-            <w:tcMar>
-              <w:top w:w="120" w:type="dxa"/>
-              <w:bottom w:w="120" w:type="dxa"/>
-              <w:left w:w="150" w:type="dxa"/>
-              <w:right w:w="150" w:type="dxa"/>
-            </w:tcMar>
-            <w:shd w:fill="FFFFFF"/>
-          </w:tcPr>
-          <w:p>
-            <w:pPr>
-              <w:spacing w:before="40" w:after="40"/>
-            </w:pPr>
-            <w:r>
-              <w:rPr>
-                <w:sz w:val="19"/>
-              </w:rPr>
-              <w:t>src/components/AttackSimulationConsole.jsx</w:t>
-            </w:r>
-          </w:p>
-        </w:tc>
-        <w:tc>
-          <w:tcPr>
-            <w:tcW w:type="dxa" w:w="5760"/>
-            <w:vAlign w:val="center"/>
-            <w:tcMar>
-              <w:top w:w="120" w:type="dxa"/>
-              <w:bottom w:w="120" w:type="dxa"/>
-              <w:left w:w="150" w:type="dxa"/>
-              <w:right w:w="150" w:type="dxa"/>
-            </w:tcMar>
-            <w:shd w:fill="FFFFFF"/>
-          </w:tcPr>
-          <w:p>
-            <w:pPr>
-              <w:spacing w:before="40" w:after="40"/>
-            </w:pPr>
-            <w:r>
-              <w:rPr>
-                <w:sz w:val="19"/>
-              </w:rPr>
-              <w:t>Adversary scenario control panel (TCP SYN Flood DDoS launcher)</w:t>
-            </w:r>
-          </w:p>
-        </w:tc>
-      </w:tr>
-      <w:tr>
-        <w:trPr>
-          <w:cantSplit/>
-        </w:trPr>
-        <w:tc>
-          <w:tcPr>
-            <w:tcW w:type="dxa" w:w="3600"/>
-            <w:vAlign w:val="center"/>
-            <w:tcMar>
-              <w:top w:w="120" w:type="dxa"/>
-              <w:bottom w:w="120" w:type="dxa"/>
-              <w:left w:w="150" w:type="dxa"/>
-              <w:right w:w="150" w:type="dxa"/>
-            </w:tcMar>
-            <w:shd w:fill="F8FAFC"/>
-          </w:tcPr>
-          <w:p>
-            <w:pPr>
-              <w:spacing w:before="40" w:after="40"/>
-            </w:pPr>
-            <w:r>
-              <w:rPr>
-                <w:sz w:val="19"/>
-              </w:rPr>
-              <w:t>src/components/SentinelAiAnalyst.jsx</w:t>
-            </w:r>
-          </w:p>
-        </w:tc>
-        <w:tc>
-          <w:tcPr>
-            <w:tcW w:type="dxa" w:w="5760"/>
-            <w:vAlign w:val="center"/>
-            <w:tcMar>
-              <w:top w:w="120" w:type="dxa"/>
-              <w:bottom w:w="120" w:type="dxa"/>
-              <w:left w:w="150" w:type="dxa"/>
-              <w:right w:w="150" w:type="dxa"/>
-            </w:tcMar>
-            <w:shd w:fill="F8FAFC"/>
-          </w:tcPr>
-          <w:p>
-            <w:pPr>
-              <w:spacing w:before="40" w:after="40"/>
-            </w:pPr>
-            <w:r>
-              <w:rPr>
-                <w:sz w:val="19"/>
-              </w:rPr>
-              <w:t>Forensic chat drawer with Gemini API integration and 1-click drop rules</w:t>
-            </w:r>
-          </w:p>
-        </w:tc>
-      </w:tr>
-      <w:tr>
-        <w:trPr>
-          <w:cantSplit/>
-        </w:trPr>
-        <w:tc>
-          <w:tcPr>
-            <w:tcW w:type="dxa" w:w="3600"/>
-            <w:vAlign w:val="center"/>
-            <w:tcMar>
-              <w:top w:w="120" w:type="dxa"/>
-              <w:bottom w:w="120" w:type="dxa"/>
-              <w:left w:w="150" w:type="dxa"/>
-              <w:right w:w="150" w:type="dxa"/>
-            </w:tcMar>
-            <w:shd w:fill="FFFFFF"/>
-          </w:tcPr>
-          <w:p>
-            <w:pPr>
-              <w:spacing w:before="40" w:after="40"/>
-            </w:pPr>
-            <w:r>
-              <w:rPr>
-                <w:sz w:val="19"/>
-              </w:rPr>
-              <w:t>src/components/RuleManager.jsx</w:t>
-            </w:r>
-          </w:p>
-        </w:tc>
-        <w:tc>
-          <w:tcPr>
-            <w:tcW w:type="dxa" w:w="5760"/>
-            <w:vAlign w:val="center"/>
-            <w:tcMar>
-              <w:top w:w="120" w:type="dxa"/>
-              <w:bottom w:w="120" w:type="dxa"/>
-              <w:left w:w="150" w:type="dxa"/>
-              <w:right w:w="150" w:type="dxa"/>
-            </w:tcMar>
-            <w:shd w:fill="FFFFFF"/>
-          </w:tcPr>
-          <w:p>
-            <w:pPr>
-              <w:spacing w:before="40" w:after="40"/>
-            </w:pPr>
-            <w:r>
-              <w:rPr>
-                <w:sz w:val="19"/>
-              </w:rPr>
-              <w:t>Firewall policy table, add/delete rules, hits and bytes display</w:t>
-            </w:r>
-          </w:p>
-        </w:tc>
-      </w:tr>
-      <w:tr>
-        <w:trPr>
-          <w:cantSplit/>
-        </w:trPr>
-        <w:tc>
-          <w:tcPr>
-            <w:tcW w:type="dxa" w:w="3600"/>
-            <w:vAlign w:val="center"/>
-            <w:tcMar>
-              <w:top w:w="120" w:type="dxa"/>
-              <w:bottom w:w="120" w:type="dxa"/>
-              <w:left w:w="150" w:type="dxa"/>
-              <w:right w:w="150" w:type="dxa"/>
-            </w:tcMar>
-            <w:shd w:fill="F8FAFC"/>
-          </w:tcPr>
-          <w:p>
-            <w:pPr>
-              <w:spacing w:before="40" w:after="40"/>
-            </w:pPr>
-            <w:r>
-              <w:rPr>
-                <w:sz w:val="19"/>
-              </w:rPr>
-              <w:t>src/services/api.js</w:t>
-            </w:r>
-          </w:p>
-        </w:tc>
-        <w:tc>
-          <w:tcPr>
-            <w:tcW w:type="dxa" w:w="5760"/>
-            <w:vAlign w:val="center"/>
-            <w:tcMar>
-              <w:top w:w="120" w:type="dxa"/>
-              <w:bottom w:w="120" w:type="dxa"/>
-              <w:left w:w="150" w:type="dxa"/>
-              <w:right w:w="150" w:type="dxa"/>
-            </w:tcMar>
-            <w:shd w:fill="F8FAFC"/>
-          </w:tcPr>
-          <w:p>
-            <w:pPr>
-              <w:spacing w:before="40" w:after="40"/>
-            </w:pPr>
-            <w:r>
-              <w:rPr>
-                <w:sz w:val="19"/>
-              </w:rPr>
-              <w:t>Asynchronous HTTP/SSE bridge connecting frontend to Express port 5000</w:t>
-            </w:r>
-          </w:p>
-        </w:tc>
-      </w:tr>
-      <w:tr>
-        <w:trPr>
-          <w:cantSplit/>
-        </w:trPr>
-        <w:tc>
-          <w:tcPr>
-            <w:tcW w:type="dxa" w:w="3600"/>
-            <w:vAlign w:val="center"/>
-            <w:tcMar>
-              <w:top w:w="120" w:type="dxa"/>
-              <w:bottom w:w="120" w:type="dxa"/>
-              <w:left w:w="150" w:type="dxa"/>
-              <w:right w:w="150" w:type="dxa"/>
-            </w:tcMar>
-            <w:shd w:fill="FFFFFF"/>
-          </w:tcPr>
-          <w:p>
-            <w:pPr>
-              <w:spacing w:before="40" w:after="40"/>
-            </w:pPr>
-            <w:r>
-              <w:rPr>
-                <w:sz w:val="19"/>
-              </w:rPr>
-              <w:t>sentinel-backend/server.js</w:t>
-            </w:r>
-          </w:p>
-        </w:tc>
-        <w:tc>
-          <w:tcPr>
-            <w:tcW w:type="dxa" w:w="5760"/>
-            <w:vAlign w:val="center"/>
-            <w:tcMar>
-              <w:top w:w="120" w:type="dxa"/>
-              <w:bottom w:w="120" w:type="dxa"/>
-              <w:left w:w="150" w:type="dxa"/>
-              <w:right w:w="150" w:type="dxa"/>
-            </w:tcMar>
-            <w:shd w:fill="FFFFFF"/>
-          </w:tcPr>
-          <w:p>
-            <w:pPr>
-              <w:spacing w:before="40" w:after="40"/>
-            </w:pPr>
-            <w:r>
-              <w:rPr>
-                <w:sz w:val="19"/>
-              </w:rPr>
-              <w:t>Express server, MySQL connection, OS netstat sniffer, SSE broadcast</w:t>
-            </w:r>
-          </w:p>
-        </w:tc>
-      </w:tr>
-    </w:tbl>
-    <w:p>
-      <w:pPr>
-        <w:pStyle w:val="Heading2"/>
-      </w:pPr>
-      <w:r>
-        <w:t>6.2 Deployment &amp; Runtime Architecture</w:t>
+        <w:t>6.1 Deployment &amp; Runtime Architecture</w:t>
       </w:r>
     </w:p>
     <w:p>
@@ -6331,7 +5293,7 @@
       <w:r>
         <w:rPr>
           <w:b/>
-          <w:color w:val="0F172A"/>
+          <w:color w:val="000000"/>
           <w:sz w:val="28"/>
         </w:rPr>
         <w:t>7. Results, Verification &amp; Testing</w:t>
@@ -6360,26 +5322,15 @@
         <w:jc w:val="both"/>
       </w:pPr>
       <w:r>
-        <w:t>When the TCP SYN Flood scenario was triggered against port 443 from attacker IP 192.168.1.105, the following behaviors were verified:</w:t>
-        <w:br/>
-        <w:t>1. Packet frequency accelerated from the 1.2s baseline to 350ms per frame.</w:t>
-        <w:br/>
-        <w:t>2. The heuristic IDS detected the SYN flood anomaly, posting event 'ET-DOS-SYNFLOOD' with 99% confidence.</w:t>
-        <w:br/>
-        <w:t>3. The top Critical Alert Banner rendered immediately across all views.</w:t>
-        <w:br/>
-        <w:t>4. Telemetry throughput spiked from 2.41 Mbps to 7.18 Mbps, and packets per second rose from 149k to 425k PPS.</w:t>
-        <w:br/>
-        <w:t>5. Clicking 'Auto-Block IP' committed an immediate DROP rule into MySQL, switching terminal packets to [DROP] in red and stabilizing system throughput.</w:t>
+        <w:t>When the TCP SYN Flood scenario was triggered against port 443 from attacker IP 192.168.1.105, packet frequency accelerated from 1.2s to 350ms, the heuristic IDS detected the anomaly with 99% confidence, the top Critical Alert Banner triggered, and committing a DROP rule immediately blocked subsequent malicious frames.</w:t>
       </w:r>
     </w:p>
     <w:p>
       <w:pPr>
-        <w:pStyle w:val="Heading2"/>
-        <w:spacing w:after="240"/>
+        <w:pStyle w:val="Heading3"/>
       </w:pPr>
       <w:r>
-        <w:t>7.2 Test Cases &amp; Empirical Results</w:t>
+        <w:t>Table 7 : Verification Test Cases &amp; Empirical Results</w:t>
       </w:r>
     </w:p>
     <w:tbl>
@@ -6405,22 +5356,28 @@
             <w:tcW w:type="dxa" w:w="864"/>
             <w:vAlign w:val="center"/>
             <w:tcMar>
-              <w:top w:w="120" w:type="dxa"/>
-              <w:bottom w:w="120" w:type="dxa"/>
-              <w:left w:w="150" w:type="dxa"/>
-              <w:right w:w="150" w:type="dxa"/>
+              <w:top w:w="100" w:type="dxa"/>
+              <w:bottom w:w="100" w:type="dxa"/>
+              <w:left w:w="140" w:type="dxa"/>
+              <w:right w:w="140" w:type="dxa"/>
             </w:tcMar>
-            <w:shd w:fill="1E3A8A"/>
+            <w:tcBorders>
+              <w:top w:val="single" w:sz="4" w:space="0" w:color="CBD5E1"/>
+              <w:left w:val="single" w:sz="4" w:space="0" w:color="CBD5E1"/>
+              <w:bottom w:val="single" w:sz="4" w:space="0" w:color="CBD5E1"/>
+              <w:right w:val="single" w:sz="4" w:space="0" w:color="CBD5E1"/>
+            </w:tcBorders>
+            <w:shd w:fill="E2E8F0"/>
           </w:tcPr>
           <w:p>
             <w:pPr>
-              <w:spacing w:before="40" w:after="40"/>
+              <w:spacing w:before="60" w:after="60"/>
             </w:pPr>
             <w:r>
               <w:rPr>
                 <w:b/>
-                <w:color w:val="FFFFFF"/>
-                <w:sz w:val="20"/>
+                <w:color w:val="000000"/>
+                <w:sz w:val="19"/>
               </w:rPr>
               <w:t>TC #</w:t>
             </w:r>
@@ -6431,22 +5388,28 @@
             <w:tcW w:type="dxa" w:w="2592"/>
             <w:vAlign w:val="center"/>
             <w:tcMar>
-              <w:top w:w="120" w:type="dxa"/>
-              <w:bottom w:w="120" w:type="dxa"/>
-              <w:left w:w="150" w:type="dxa"/>
-              <w:right w:w="150" w:type="dxa"/>
+              <w:top w:w="100" w:type="dxa"/>
+              <w:bottom w:w="100" w:type="dxa"/>
+              <w:left w:w="140" w:type="dxa"/>
+              <w:right w:w="140" w:type="dxa"/>
             </w:tcMar>
-            <w:shd w:fill="1E3A8A"/>
+            <w:tcBorders>
+              <w:top w:val="single" w:sz="4" w:space="0" w:color="CBD5E1"/>
+              <w:left w:val="single" w:sz="4" w:space="0" w:color="CBD5E1"/>
+              <w:bottom w:val="single" w:sz="4" w:space="0" w:color="CBD5E1"/>
+              <w:right w:val="single" w:sz="4" w:space="0" w:color="CBD5E1"/>
+            </w:tcBorders>
+            <w:shd w:fill="E2E8F0"/>
           </w:tcPr>
           <w:p>
             <w:pPr>
-              <w:spacing w:before="40" w:after="40"/>
+              <w:spacing w:before="60" w:after="60"/>
             </w:pPr>
             <w:r>
               <w:rPr>
                 <w:b/>
-                <w:color w:val="FFFFFF"/>
-                <w:sz w:val="20"/>
+                <w:color w:val="000000"/>
+                <w:sz w:val="19"/>
               </w:rPr>
               <w:t>Test Scenario</w:t>
             </w:r>
@@ -6457,22 +5420,28 @@
             <w:tcW w:type="dxa" w:w="2304"/>
             <w:vAlign w:val="center"/>
             <w:tcMar>
-              <w:top w:w="120" w:type="dxa"/>
-              <w:bottom w:w="120" w:type="dxa"/>
-              <w:left w:w="150" w:type="dxa"/>
-              <w:right w:w="150" w:type="dxa"/>
+              <w:top w:w="100" w:type="dxa"/>
+              <w:bottom w:w="100" w:type="dxa"/>
+              <w:left w:w="140" w:type="dxa"/>
+              <w:right w:w="140" w:type="dxa"/>
             </w:tcMar>
-            <w:shd w:fill="1E3A8A"/>
+            <w:tcBorders>
+              <w:top w:val="single" w:sz="4" w:space="0" w:color="CBD5E1"/>
+              <w:left w:val="single" w:sz="4" w:space="0" w:color="CBD5E1"/>
+              <w:bottom w:val="single" w:sz="4" w:space="0" w:color="CBD5E1"/>
+              <w:right w:val="single" w:sz="4" w:space="0" w:color="CBD5E1"/>
+            </w:tcBorders>
+            <w:shd w:fill="E2E8F0"/>
           </w:tcPr>
           <w:p>
             <w:pPr>
-              <w:spacing w:before="40" w:after="40"/>
+              <w:spacing w:before="60" w:after="60"/>
             </w:pPr>
             <w:r>
               <w:rPr>
                 <w:b/>
-                <w:color w:val="FFFFFF"/>
-                <w:sz w:val="20"/>
+                <w:color w:val="000000"/>
+                <w:sz w:val="19"/>
               </w:rPr>
               <w:t>Input Conditions</w:t>
             </w:r>
@@ -6483,22 +5452,28 @@
             <w:tcW w:type="dxa" w:w="2736"/>
             <w:vAlign w:val="center"/>
             <w:tcMar>
-              <w:top w:w="120" w:type="dxa"/>
-              <w:bottom w:w="120" w:type="dxa"/>
-              <w:left w:w="150" w:type="dxa"/>
-              <w:right w:w="150" w:type="dxa"/>
+              <w:top w:w="100" w:type="dxa"/>
+              <w:bottom w:w="100" w:type="dxa"/>
+              <w:left w:w="140" w:type="dxa"/>
+              <w:right w:w="140" w:type="dxa"/>
             </w:tcMar>
-            <w:shd w:fill="1E3A8A"/>
+            <w:tcBorders>
+              <w:top w:val="single" w:sz="4" w:space="0" w:color="CBD5E1"/>
+              <w:left w:val="single" w:sz="4" w:space="0" w:color="CBD5E1"/>
+              <w:bottom w:val="single" w:sz="4" w:space="0" w:color="CBD5E1"/>
+              <w:right w:val="single" w:sz="4" w:space="0" w:color="CBD5E1"/>
+            </w:tcBorders>
+            <w:shd w:fill="E2E8F0"/>
           </w:tcPr>
           <w:p>
             <w:pPr>
-              <w:spacing w:before="40" w:after="40"/>
+              <w:spacing w:before="60" w:after="60"/>
             </w:pPr>
             <w:r>
               <w:rPr>
                 <w:b/>
-                <w:color w:val="FFFFFF"/>
-                <w:sz w:val="20"/>
+                <w:color w:val="000000"/>
+                <w:sz w:val="19"/>
               </w:rPr>
               <w:t>Expected Output</w:t>
             </w:r>
@@ -6509,22 +5484,28 @@
             <w:tcW w:type="dxa" w:w="864"/>
             <w:vAlign w:val="center"/>
             <w:tcMar>
-              <w:top w:w="120" w:type="dxa"/>
-              <w:bottom w:w="120" w:type="dxa"/>
-              <w:left w:w="150" w:type="dxa"/>
-              <w:right w:w="150" w:type="dxa"/>
+              <w:top w:w="100" w:type="dxa"/>
+              <w:bottom w:w="100" w:type="dxa"/>
+              <w:left w:w="140" w:type="dxa"/>
+              <w:right w:w="140" w:type="dxa"/>
             </w:tcMar>
-            <w:shd w:fill="1E3A8A"/>
+            <w:tcBorders>
+              <w:top w:val="single" w:sz="4" w:space="0" w:color="CBD5E1"/>
+              <w:left w:val="single" w:sz="4" w:space="0" w:color="CBD5E1"/>
+              <w:bottom w:val="single" w:sz="4" w:space="0" w:color="CBD5E1"/>
+              <w:right w:val="single" w:sz="4" w:space="0" w:color="CBD5E1"/>
+            </w:tcBorders>
+            <w:shd w:fill="E2E8F0"/>
           </w:tcPr>
           <w:p>
             <w:pPr>
-              <w:spacing w:before="40" w:after="40"/>
+              <w:spacing w:before="60" w:after="60"/>
             </w:pPr>
             <w:r>
               <w:rPr>
                 <w:b/>
-                <w:color w:val="FFFFFF"/>
-                <w:sz w:val="20"/>
+                <w:color w:val="000000"/>
+                <w:sz w:val="19"/>
               </w:rPr>
               <w:t>Status</w:t>
             </w:r>
@@ -6540,11 +5521,17 @@
             <w:tcW w:type="dxa" w:w="864"/>
             <w:vAlign w:val="center"/>
             <w:tcMar>
-              <w:top w:w="120" w:type="dxa"/>
-              <w:bottom w:w="120" w:type="dxa"/>
-              <w:left w:w="150" w:type="dxa"/>
-              <w:right w:w="150" w:type="dxa"/>
+              <w:top w:w="100" w:type="dxa"/>
+              <w:bottom w:w="100" w:type="dxa"/>
+              <w:left w:w="140" w:type="dxa"/>
+              <w:right w:w="140" w:type="dxa"/>
             </w:tcMar>
+            <w:tcBorders>
+              <w:top w:val="single" w:sz="4" w:space="0" w:color="CBD5E1"/>
+              <w:left w:val="single" w:sz="4" w:space="0" w:color="CBD5E1"/>
+              <w:bottom w:val="single" w:sz="4" w:space="0" w:color="CBD5E1"/>
+              <w:right w:val="single" w:sz="4" w:space="0" w:color="CBD5E1"/>
+            </w:tcBorders>
             <w:shd w:fill="F8FAFC"/>
           </w:tcPr>
           <w:p>
@@ -6553,7 +5540,8 @@
             </w:pPr>
             <w:r>
               <w:rPr>
-                <w:sz w:val="19"/>
+                <w:color w:val="000000"/>
+                <w:sz w:val="18"/>
               </w:rPr>
               <w:t>TC-01</w:t>
             </w:r>
@@ -6564,11 +5552,17 @@
             <w:tcW w:type="dxa" w:w="2592"/>
             <w:vAlign w:val="center"/>
             <w:tcMar>
-              <w:top w:w="120" w:type="dxa"/>
-              <w:bottom w:w="120" w:type="dxa"/>
-              <w:left w:w="150" w:type="dxa"/>
-              <w:right w:w="150" w:type="dxa"/>
+              <w:top w:w="100" w:type="dxa"/>
+              <w:bottom w:w="100" w:type="dxa"/>
+              <w:left w:w="140" w:type="dxa"/>
+              <w:right w:w="140" w:type="dxa"/>
             </w:tcMar>
+            <w:tcBorders>
+              <w:top w:val="single" w:sz="4" w:space="0" w:color="CBD5E1"/>
+              <w:left w:val="single" w:sz="4" w:space="0" w:color="CBD5E1"/>
+              <w:bottom w:val="single" w:sz="4" w:space="0" w:color="CBD5E1"/>
+              <w:right w:val="single" w:sz="4" w:space="0" w:color="CBD5E1"/>
+            </w:tcBorders>
             <w:shd w:fill="F8FAFC"/>
           </w:tcPr>
           <w:p>
@@ -6577,7 +5571,8 @@
             </w:pPr>
             <w:r>
               <w:rPr>
-                <w:sz w:val="19"/>
+                <w:color w:val="000000"/>
+                <w:sz w:val="18"/>
               </w:rPr>
               <w:t>Administrator Authentication</w:t>
             </w:r>
@@ -6588,11 +5583,17 @@
             <w:tcW w:type="dxa" w:w="2304"/>
             <w:vAlign w:val="center"/>
             <w:tcMar>
-              <w:top w:w="120" w:type="dxa"/>
-              <w:bottom w:w="120" w:type="dxa"/>
-              <w:left w:w="150" w:type="dxa"/>
-              <w:right w:w="150" w:type="dxa"/>
+              <w:top w:w="100" w:type="dxa"/>
+              <w:bottom w:w="100" w:type="dxa"/>
+              <w:left w:w="140" w:type="dxa"/>
+              <w:right w:w="140" w:type="dxa"/>
             </w:tcMar>
+            <w:tcBorders>
+              <w:top w:val="single" w:sz="4" w:space="0" w:color="CBD5E1"/>
+              <w:left w:val="single" w:sz="4" w:space="0" w:color="CBD5E1"/>
+              <w:bottom w:val="single" w:sz="4" w:space="0" w:color="CBD5E1"/>
+              <w:right w:val="single" w:sz="4" w:space="0" w:color="CBD5E1"/>
+            </w:tcBorders>
             <w:shd w:fill="F8FAFC"/>
           </w:tcPr>
           <w:p>
@@ -6601,7 +5602,8 @@
             </w:pPr>
             <w:r>
               <w:rPr>
-                <w:sz w:val="19"/>
+                <w:color w:val="000000"/>
+                <w:sz w:val="18"/>
               </w:rPr>
               <w:t>Username: Ammar, Pass: hackAMR</w:t>
             </w:r>
@@ -6612,11 +5614,17 @@
             <w:tcW w:type="dxa" w:w="2736"/>
             <w:vAlign w:val="center"/>
             <w:tcMar>
-              <w:top w:w="120" w:type="dxa"/>
-              <w:bottom w:w="120" w:type="dxa"/>
-              <w:left w:w="150" w:type="dxa"/>
-              <w:right w:w="150" w:type="dxa"/>
+              <w:top w:w="100" w:type="dxa"/>
+              <w:bottom w:w="100" w:type="dxa"/>
+              <w:left w:w="140" w:type="dxa"/>
+              <w:right w:w="140" w:type="dxa"/>
             </w:tcMar>
+            <w:tcBorders>
+              <w:top w:val="single" w:sz="4" w:space="0" w:color="CBD5E1"/>
+              <w:left w:val="single" w:sz="4" w:space="0" w:color="CBD5E1"/>
+              <w:bottom w:val="single" w:sz="4" w:space="0" w:color="CBD5E1"/>
+              <w:right w:val="single" w:sz="4" w:space="0" w:color="CBD5E1"/>
+            </w:tcBorders>
             <w:shd w:fill="F8FAFC"/>
           </w:tcPr>
           <w:p>
@@ -6625,7 +5633,8 @@
             </w:pPr>
             <w:r>
               <w:rPr>
-                <w:sz w:val="19"/>
+                <w:color w:val="000000"/>
+                <w:sz w:val="18"/>
               </w:rPr>
               <w:t>Access granted, dashboard loads</w:t>
             </w:r>
@@ -6636,11 +5645,17 @@
             <w:tcW w:type="dxa" w:w="864"/>
             <w:vAlign w:val="center"/>
             <w:tcMar>
-              <w:top w:w="120" w:type="dxa"/>
-              <w:bottom w:w="120" w:type="dxa"/>
-              <w:left w:w="150" w:type="dxa"/>
-              <w:right w:w="150" w:type="dxa"/>
+              <w:top w:w="100" w:type="dxa"/>
+              <w:bottom w:w="100" w:type="dxa"/>
+              <w:left w:w="140" w:type="dxa"/>
+              <w:right w:w="140" w:type="dxa"/>
             </w:tcMar>
+            <w:tcBorders>
+              <w:top w:val="single" w:sz="4" w:space="0" w:color="CBD5E1"/>
+              <w:left w:val="single" w:sz="4" w:space="0" w:color="CBD5E1"/>
+              <w:bottom w:val="single" w:sz="4" w:space="0" w:color="CBD5E1"/>
+              <w:right w:val="single" w:sz="4" w:space="0" w:color="CBD5E1"/>
+            </w:tcBorders>
             <w:shd w:fill="F8FAFC"/>
           </w:tcPr>
           <w:p>
@@ -6649,7 +5664,8 @@
             </w:pPr>
             <w:r>
               <w:rPr>
-                <w:sz w:val="19"/>
+                <w:color w:val="000000"/>
+                <w:sz w:val="18"/>
               </w:rPr>
               <w:t>PASS</w:t>
             </w:r>
@@ -6665,11 +5681,17 @@
             <w:tcW w:type="dxa" w:w="864"/>
             <w:vAlign w:val="center"/>
             <w:tcMar>
-              <w:top w:w="120" w:type="dxa"/>
-              <w:bottom w:w="120" w:type="dxa"/>
-              <w:left w:w="150" w:type="dxa"/>
-              <w:right w:w="150" w:type="dxa"/>
+              <w:top w:w="100" w:type="dxa"/>
+              <w:bottom w:w="100" w:type="dxa"/>
+              <w:left w:w="140" w:type="dxa"/>
+              <w:right w:w="140" w:type="dxa"/>
             </w:tcMar>
+            <w:tcBorders>
+              <w:top w:val="single" w:sz="4" w:space="0" w:color="CBD5E1"/>
+              <w:left w:val="single" w:sz="4" w:space="0" w:color="CBD5E1"/>
+              <w:bottom w:val="single" w:sz="4" w:space="0" w:color="CBD5E1"/>
+              <w:right w:val="single" w:sz="4" w:space="0" w:color="CBD5E1"/>
+            </w:tcBorders>
             <w:shd w:fill="FFFFFF"/>
           </w:tcPr>
           <w:p>
@@ -6678,7 +5700,8 @@
             </w:pPr>
             <w:r>
               <w:rPr>
-                <w:sz w:val="19"/>
+                <w:color w:val="000000"/>
+                <w:sz w:val="18"/>
               </w:rPr>
               <w:t>TC-02</w:t>
             </w:r>
@@ -6689,11 +5712,17 @@
             <w:tcW w:type="dxa" w:w="2592"/>
             <w:vAlign w:val="center"/>
             <w:tcMar>
-              <w:top w:w="120" w:type="dxa"/>
-              <w:bottom w:w="120" w:type="dxa"/>
-              <w:left w:w="150" w:type="dxa"/>
-              <w:right w:w="150" w:type="dxa"/>
+              <w:top w:w="100" w:type="dxa"/>
+              <w:bottom w:w="100" w:type="dxa"/>
+              <w:left w:w="140" w:type="dxa"/>
+              <w:right w:w="140" w:type="dxa"/>
             </w:tcMar>
+            <w:tcBorders>
+              <w:top w:val="single" w:sz="4" w:space="0" w:color="CBD5E1"/>
+              <w:left w:val="single" w:sz="4" w:space="0" w:color="CBD5E1"/>
+              <w:bottom w:val="single" w:sz="4" w:space="0" w:color="CBD5E1"/>
+              <w:right w:val="single" w:sz="4" w:space="0" w:color="CBD5E1"/>
+            </w:tcBorders>
             <w:shd w:fill="FFFFFF"/>
           </w:tcPr>
           <w:p>
@@ -6702,7 +5731,8 @@
             </w:pPr>
             <w:r>
               <w:rPr>
-                <w:sz w:val="19"/>
+                <w:color w:val="000000"/>
+                <w:sz w:val="18"/>
               </w:rPr>
               <w:t>Invalid Auth Rejection</w:t>
             </w:r>
@@ -6713,11 +5743,17 @@
             <w:tcW w:type="dxa" w:w="2304"/>
             <w:vAlign w:val="center"/>
             <w:tcMar>
-              <w:top w:w="120" w:type="dxa"/>
-              <w:bottom w:w="120" w:type="dxa"/>
-              <w:left w:w="150" w:type="dxa"/>
-              <w:right w:w="150" w:type="dxa"/>
+              <w:top w:w="100" w:type="dxa"/>
+              <w:bottom w:w="100" w:type="dxa"/>
+              <w:left w:w="140" w:type="dxa"/>
+              <w:right w:w="140" w:type="dxa"/>
             </w:tcMar>
+            <w:tcBorders>
+              <w:top w:val="single" w:sz="4" w:space="0" w:color="CBD5E1"/>
+              <w:left w:val="single" w:sz="4" w:space="0" w:color="CBD5E1"/>
+              <w:bottom w:val="single" w:sz="4" w:space="0" w:color="CBD5E1"/>
+              <w:right w:val="single" w:sz="4" w:space="0" w:color="CBD5E1"/>
+            </w:tcBorders>
             <w:shd w:fill="FFFFFF"/>
           </w:tcPr>
           <w:p>
@@ -6726,7 +5762,8 @@
             </w:pPr>
             <w:r>
               <w:rPr>
-                <w:sz w:val="19"/>
+                <w:color w:val="000000"/>
+                <w:sz w:val="18"/>
               </w:rPr>
               <w:t>Username: Admin, Pass: 123456</w:t>
             </w:r>
@@ -6737,11 +5774,17 @@
             <w:tcW w:type="dxa" w:w="2736"/>
             <w:vAlign w:val="center"/>
             <w:tcMar>
-              <w:top w:w="120" w:type="dxa"/>
-              <w:bottom w:w="120" w:type="dxa"/>
-              <w:left w:w="150" w:type="dxa"/>
-              <w:right w:w="150" w:type="dxa"/>
+              <w:top w:w="100" w:type="dxa"/>
+              <w:bottom w:w="100" w:type="dxa"/>
+              <w:left w:w="140" w:type="dxa"/>
+              <w:right w:w="140" w:type="dxa"/>
             </w:tcMar>
+            <w:tcBorders>
+              <w:top w:val="single" w:sz="4" w:space="0" w:color="CBD5E1"/>
+              <w:left w:val="single" w:sz="4" w:space="0" w:color="CBD5E1"/>
+              <w:bottom w:val="single" w:sz="4" w:space="0" w:color="CBD5E1"/>
+              <w:right w:val="single" w:sz="4" w:space="0" w:color="CBD5E1"/>
+            </w:tcBorders>
             <w:shd w:fill="FFFFFF"/>
           </w:tcPr>
           <w:p>
@@ -6750,7 +5793,8 @@
             </w:pPr>
             <w:r>
               <w:rPr>
-                <w:sz w:val="19"/>
+                <w:color w:val="000000"/>
+                <w:sz w:val="18"/>
               </w:rPr>
               <w:t>Alert error, access denied</w:t>
             </w:r>
@@ -6761,11 +5805,17 @@
             <w:tcW w:type="dxa" w:w="864"/>
             <w:vAlign w:val="center"/>
             <w:tcMar>
-              <w:top w:w="120" w:type="dxa"/>
-              <w:bottom w:w="120" w:type="dxa"/>
-              <w:left w:w="150" w:type="dxa"/>
-              <w:right w:w="150" w:type="dxa"/>
+              <w:top w:w="100" w:type="dxa"/>
+              <w:bottom w:w="100" w:type="dxa"/>
+              <w:left w:w="140" w:type="dxa"/>
+              <w:right w:w="140" w:type="dxa"/>
             </w:tcMar>
+            <w:tcBorders>
+              <w:top w:val="single" w:sz="4" w:space="0" w:color="CBD5E1"/>
+              <w:left w:val="single" w:sz="4" w:space="0" w:color="CBD5E1"/>
+              <w:bottom w:val="single" w:sz="4" w:space="0" w:color="CBD5E1"/>
+              <w:right w:val="single" w:sz="4" w:space="0" w:color="CBD5E1"/>
+            </w:tcBorders>
             <w:shd w:fill="FFFFFF"/>
           </w:tcPr>
           <w:p>
@@ -6774,7 +5824,8 @@
             </w:pPr>
             <w:r>
               <w:rPr>
-                <w:sz w:val="19"/>
+                <w:color w:val="000000"/>
+                <w:sz w:val="18"/>
               </w:rPr>
               <w:t>PASS</w:t>
             </w:r>
@@ -6790,11 +5841,17 @@
             <w:tcW w:type="dxa" w:w="864"/>
             <w:vAlign w:val="center"/>
             <w:tcMar>
-              <w:top w:w="120" w:type="dxa"/>
-              <w:bottom w:w="120" w:type="dxa"/>
-              <w:left w:w="150" w:type="dxa"/>
-              <w:right w:w="150" w:type="dxa"/>
+              <w:top w:w="100" w:type="dxa"/>
+              <w:bottom w:w="100" w:type="dxa"/>
+              <w:left w:w="140" w:type="dxa"/>
+              <w:right w:w="140" w:type="dxa"/>
             </w:tcMar>
+            <w:tcBorders>
+              <w:top w:val="single" w:sz="4" w:space="0" w:color="CBD5E1"/>
+              <w:left w:val="single" w:sz="4" w:space="0" w:color="CBD5E1"/>
+              <w:bottom w:val="single" w:sz="4" w:space="0" w:color="CBD5E1"/>
+              <w:right w:val="single" w:sz="4" w:space="0" w:color="CBD5E1"/>
+            </w:tcBorders>
             <w:shd w:fill="F8FAFC"/>
           </w:tcPr>
           <w:p>
@@ -6803,7 +5860,8 @@
             </w:pPr>
             <w:r>
               <w:rPr>
-                <w:sz w:val="19"/>
+                <w:color w:val="000000"/>
+                <w:sz w:val="18"/>
               </w:rPr>
               <w:t>TC-03</w:t>
             </w:r>
@@ -6814,11 +5872,17 @@
             <w:tcW w:type="dxa" w:w="2592"/>
             <w:vAlign w:val="center"/>
             <w:tcMar>
-              <w:top w:w="120" w:type="dxa"/>
-              <w:bottom w:w="120" w:type="dxa"/>
-              <w:left w:w="150" w:type="dxa"/>
-              <w:right w:w="150" w:type="dxa"/>
+              <w:top w:w="100" w:type="dxa"/>
+              <w:bottom w:w="100" w:type="dxa"/>
+              <w:left w:w="140" w:type="dxa"/>
+              <w:right w:w="140" w:type="dxa"/>
             </w:tcMar>
+            <w:tcBorders>
+              <w:top w:val="single" w:sz="4" w:space="0" w:color="CBD5E1"/>
+              <w:left w:val="single" w:sz="4" w:space="0" w:color="CBD5E1"/>
+              <w:bottom w:val="single" w:sz="4" w:space="0" w:color="CBD5E1"/>
+              <w:right w:val="single" w:sz="4" w:space="0" w:color="CBD5E1"/>
+            </w:tcBorders>
             <w:shd w:fill="F8FAFC"/>
           </w:tcPr>
           <w:p>
@@ -6827,7 +5891,8 @@
             </w:pPr>
             <w:r>
               <w:rPr>
-                <w:sz w:val="19"/>
+                <w:color w:val="000000"/>
+                <w:sz w:val="18"/>
               </w:rPr>
               <w:t>Continuous Live Terminal Stream</w:t>
             </w:r>
@@ -6838,11 +5903,17 @@
             <w:tcW w:type="dxa" w:w="2304"/>
             <w:vAlign w:val="center"/>
             <w:tcMar>
-              <w:top w:w="120" w:type="dxa"/>
-              <w:bottom w:w="120" w:type="dxa"/>
-              <w:left w:w="150" w:type="dxa"/>
-              <w:right w:w="150" w:type="dxa"/>
+              <w:top w:w="100" w:type="dxa"/>
+              <w:bottom w:w="100" w:type="dxa"/>
+              <w:left w:w="140" w:type="dxa"/>
+              <w:right w:w="140" w:type="dxa"/>
             </w:tcMar>
+            <w:tcBorders>
+              <w:top w:val="single" w:sz="4" w:space="0" w:color="CBD5E1"/>
+              <w:left w:val="single" w:sz="4" w:space="0" w:color="CBD5E1"/>
+              <w:bottom w:val="single" w:sz="4" w:space="0" w:color="CBD5E1"/>
+              <w:right w:val="single" w:sz="4" w:space="0" w:color="CBD5E1"/>
+            </w:tcBorders>
             <w:shd w:fill="F8FAFC"/>
           </w:tcPr>
           <w:p>
@@ -6851,7 +5922,8 @@
             </w:pPr>
             <w:r>
               <w:rPr>
-                <w:sz w:val="19"/>
+                <w:color w:val="000000"/>
+                <w:sz w:val="18"/>
               </w:rPr>
               <w:t>Normal baseline mode</w:t>
             </w:r>
@@ -6862,11 +5934,17 @@
             <w:tcW w:type="dxa" w:w="2736"/>
             <w:vAlign w:val="center"/>
             <w:tcMar>
-              <w:top w:w="120" w:type="dxa"/>
-              <w:bottom w:w="120" w:type="dxa"/>
-              <w:left w:w="150" w:type="dxa"/>
-              <w:right w:w="150" w:type="dxa"/>
+              <w:top w:w="100" w:type="dxa"/>
+              <w:bottom w:w="100" w:type="dxa"/>
+              <w:left w:w="140" w:type="dxa"/>
+              <w:right w:w="140" w:type="dxa"/>
             </w:tcMar>
+            <w:tcBorders>
+              <w:top w:val="single" w:sz="4" w:space="0" w:color="CBD5E1"/>
+              <w:left w:val="single" w:sz="4" w:space="0" w:color="CBD5E1"/>
+              <w:bottom w:val="single" w:sz="4" w:space="0" w:color="CBD5E1"/>
+              <w:right w:val="single" w:sz="4" w:space="0" w:color="CBD5E1"/>
+            </w:tcBorders>
             <w:shd w:fill="F8FAFC"/>
           </w:tcPr>
           <w:p>
@@ -6875,7 +5953,8 @@
             </w:pPr>
             <w:r>
               <w:rPr>
-                <w:sz w:val="19"/>
+                <w:color w:val="000000"/>
+                <w:sz w:val="18"/>
               </w:rPr>
               <w:t>Packets stream 1-by-1 at ~1.2s</w:t>
             </w:r>
@@ -6886,11 +5965,17 @@
             <w:tcW w:type="dxa" w:w="864"/>
             <w:vAlign w:val="center"/>
             <w:tcMar>
-              <w:top w:w="120" w:type="dxa"/>
-              <w:bottom w:w="120" w:type="dxa"/>
-              <w:left w:w="150" w:type="dxa"/>
-              <w:right w:w="150" w:type="dxa"/>
+              <w:top w:w="100" w:type="dxa"/>
+              <w:bottom w:w="100" w:type="dxa"/>
+              <w:left w:w="140" w:type="dxa"/>
+              <w:right w:w="140" w:type="dxa"/>
             </w:tcMar>
+            <w:tcBorders>
+              <w:top w:val="single" w:sz="4" w:space="0" w:color="CBD5E1"/>
+              <w:left w:val="single" w:sz="4" w:space="0" w:color="CBD5E1"/>
+              <w:bottom w:val="single" w:sz="4" w:space="0" w:color="CBD5E1"/>
+              <w:right w:val="single" w:sz="4" w:space="0" w:color="CBD5E1"/>
+            </w:tcBorders>
             <w:shd w:fill="F8FAFC"/>
           </w:tcPr>
           <w:p>
@@ -6899,7 +5984,8 @@
             </w:pPr>
             <w:r>
               <w:rPr>
-                <w:sz w:val="19"/>
+                <w:color w:val="000000"/>
+                <w:sz w:val="18"/>
               </w:rPr>
               <w:t>PASS</w:t>
             </w:r>
@@ -6915,11 +6001,17 @@
             <w:tcW w:type="dxa" w:w="864"/>
             <w:vAlign w:val="center"/>
             <w:tcMar>
-              <w:top w:w="120" w:type="dxa"/>
-              <w:bottom w:w="120" w:type="dxa"/>
-              <w:left w:w="150" w:type="dxa"/>
-              <w:right w:w="150" w:type="dxa"/>
+              <w:top w:w="100" w:type="dxa"/>
+              <w:bottom w:w="100" w:type="dxa"/>
+              <w:left w:w="140" w:type="dxa"/>
+              <w:right w:w="140" w:type="dxa"/>
             </w:tcMar>
+            <w:tcBorders>
+              <w:top w:val="single" w:sz="4" w:space="0" w:color="CBD5E1"/>
+              <w:left w:val="single" w:sz="4" w:space="0" w:color="CBD5E1"/>
+              <w:bottom w:val="single" w:sz="4" w:space="0" w:color="CBD5E1"/>
+              <w:right w:val="single" w:sz="4" w:space="0" w:color="CBD5E1"/>
+            </w:tcBorders>
             <w:shd w:fill="FFFFFF"/>
           </w:tcPr>
           <w:p>
@@ -6928,7 +6020,8 @@
             </w:pPr>
             <w:r>
               <w:rPr>
-                <w:sz w:val="19"/>
+                <w:color w:val="000000"/>
+                <w:sz w:val="18"/>
               </w:rPr>
               <w:t>TC-04</w:t>
             </w:r>
@@ -6939,11 +6032,17 @@
             <w:tcW w:type="dxa" w:w="2592"/>
             <w:vAlign w:val="center"/>
             <w:tcMar>
-              <w:top w:w="120" w:type="dxa"/>
-              <w:bottom w:w="120" w:type="dxa"/>
-              <w:left w:w="150" w:type="dxa"/>
-              <w:right w:w="150" w:type="dxa"/>
+              <w:top w:w="100" w:type="dxa"/>
+              <w:bottom w:w="100" w:type="dxa"/>
+              <w:left w:w="140" w:type="dxa"/>
+              <w:right w:w="140" w:type="dxa"/>
             </w:tcMar>
+            <w:tcBorders>
+              <w:top w:val="single" w:sz="4" w:space="0" w:color="CBD5E1"/>
+              <w:left w:val="single" w:sz="4" w:space="0" w:color="CBD5E1"/>
+              <w:bottom w:val="single" w:sz="4" w:space="0" w:color="CBD5E1"/>
+              <w:right w:val="single" w:sz="4" w:space="0" w:color="CBD5E1"/>
+            </w:tcBorders>
             <w:shd w:fill="FFFFFF"/>
           </w:tcPr>
           <w:p>
@@ -6952,7 +6051,8 @@
             </w:pPr>
             <w:r>
               <w:rPr>
-                <w:sz w:val="19"/>
+                <w:color w:val="000000"/>
+                <w:sz w:val="18"/>
               </w:rPr>
               <w:t>SYN Flood Attack Simulation</w:t>
             </w:r>
@@ -6963,11 +6063,17 @@
             <w:tcW w:type="dxa" w:w="2304"/>
             <w:vAlign w:val="center"/>
             <w:tcMar>
-              <w:top w:w="120" w:type="dxa"/>
-              <w:bottom w:w="120" w:type="dxa"/>
-              <w:left w:w="150" w:type="dxa"/>
-              <w:right w:w="150" w:type="dxa"/>
+              <w:top w:w="100" w:type="dxa"/>
+              <w:bottom w:w="100" w:type="dxa"/>
+              <w:left w:w="140" w:type="dxa"/>
+              <w:right w:w="140" w:type="dxa"/>
             </w:tcMar>
+            <w:tcBorders>
+              <w:top w:val="single" w:sz="4" w:space="0" w:color="CBD5E1"/>
+              <w:left w:val="single" w:sz="4" w:space="0" w:color="CBD5E1"/>
+              <w:bottom w:val="single" w:sz="4" w:space="0" w:color="CBD5E1"/>
+              <w:right w:val="single" w:sz="4" w:space="0" w:color="CBD5E1"/>
+            </w:tcBorders>
             <w:shd w:fill="FFFFFF"/>
           </w:tcPr>
           <w:p>
@@ -6976,7 +6082,8 @@
             </w:pPr>
             <w:r>
               <w:rPr>
-                <w:sz w:val="19"/>
+                <w:color w:val="000000"/>
+                <w:sz w:val="18"/>
               </w:rPr>
               <w:t>Launch attack via console</w:t>
             </w:r>
@@ -6987,11 +6094,17 @@
             <w:tcW w:type="dxa" w:w="2736"/>
             <w:vAlign w:val="center"/>
             <w:tcMar>
-              <w:top w:w="120" w:type="dxa"/>
-              <w:bottom w:w="120" w:type="dxa"/>
-              <w:left w:w="150" w:type="dxa"/>
-              <w:right w:w="150" w:type="dxa"/>
+              <w:top w:w="100" w:type="dxa"/>
+              <w:bottom w:w="100" w:type="dxa"/>
+              <w:left w:w="140" w:type="dxa"/>
+              <w:right w:w="140" w:type="dxa"/>
             </w:tcMar>
+            <w:tcBorders>
+              <w:top w:val="single" w:sz="4" w:space="0" w:color="CBD5E1"/>
+              <w:left w:val="single" w:sz="4" w:space="0" w:color="CBD5E1"/>
+              <w:bottom w:val="single" w:sz="4" w:space="0" w:color="CBD5E1"/>
+              <w:right w:val="single" w:sz="4" w:space="0" w:color="CBD5E1"/>
+            </w:tcBorders>
             <w:shd w:fill="FFFFFF"/>
           </w:tcPr>
           <w:p>
@@ -7000,7 +6113,8 @@
             </w:pPr>
             <w:r>
               <w:rPr>
-                <w:sz w:val="19"/>
+                <w:color w:val="000000"/>
+                <w:sz w:val="18"/>
               </w:rPr>
               <w:t>Packets accelerate, alert banner triggers</w:t>
             </w:r>
@@ -7011,11 +6125,17 @@
             <w:tcW w:type="dxa" w:w="864"/>
             <w:vAlign w:val="center"/>
             <w:tcMar>
-              <w:top w:w="120" w:type="dxa"/>
-              <w:bottom w:w="120" w:type="dxa"/>
-              <w:left w:w="150" w:type="dxa"/>
-              <w:right w:w="150" w:type="dxa"/>
+              <w:top w:w="100" w:type="dxa"/>
+              <w:bottom w:w="100" w:type="dxa"/>
+              <w:left w:w="140" w:type="dxa"/>
+              <w:right w:w="140" w:type="dxa"/>
             </w:tcMar>
+            <w:tcBorders>
+              <w:top w:val="single" w:sz="4" w:space="0" w:color="CBD5E1"/>
+              <w:left w:val="single" w:sz="4" w:space="0" w:color="CBD5E1"/>
+              <w:bottom w:val="single" w:sz="4" w:space="0" w:color="CBD5E1"/>
+              <w:right w:val="single" w:sz="4" w:space="0" w:color="CBD5E1"/>
+            </w:tcBorders>
             <w:shd w:fill="FFFFFF"/>
           </w:tcPr>
           <w:p>
@@ -7024,7 +6144,8 @@
             </w:pPr>
             <w:r>
               <w:rPr>
-                <w:sz w:val="19"/>
+                <w:color w:val="000000"/>
+                <w:sz w:val="18"/>
               </w:rPr>
               <w:t>PASS</w:t>
             </w:r>
@@ -7040,11 +6161,17 @@
             <w:tcW w:type="dxa" w:w="864"/>
             <w:vAlign w:val="center"/>
             <w:tcMar>
-              <w:top w:w="120" w:type="dxa"/>
-              <w:bottom w:w="120" w:type="dxa"/>
-              <w:left w:w="150" w:type="dxa"/>
-              <w:right w:w="150" w:type="dxa"/>
+              <w:top w:w="100" w:type="dxa"/>
+              <w:bottom w:w="100" w:type="dxa"/>
+              <w:left w:w="140" w:type="dxa"/>
+              <w:right w:w="140" w:type="dxa"/>
             </w:tcMar>
+            <w:tcBorders>
+              <w:top w:val="single" w:sz="4" w:space="0" w:color="CBD5E1"/>
+              <w:left w:val="single" w:sz="4" w:space="0" w:color="CBD5E1"/>
+              <w:bottom w:val="single" w:sz="4" w:space="0" w:color="CBD5E1"/>
+              <w:right w:val="single" w:sz="4" w:space="0" w:color="CBD5E1"/>
+            </w:tcBorders>
             <w:shd w:fill="F8FAFC"/>
           </w:tcPr>
           <w:p>
@@ -7053,7 +6180,8 @@
             </w:pPr>
             <w:r>
               <w:rPr>
-                <w:sz w:val="19"/>
+                <w:color w:val="000000"/>
+                <w:sz w:val="18"/>
               </w:rPr>
               <w:t>TC-05</w:t>
             </w:r>
@@ -7064,11 +6192,17 @@
             <w:tcW w:type="dxa" w:w="2592"/>
             <w:vAlign w:val="center"/>
             <w:tcMar>
-              <w:top w:w="120" w:type="dxa"/>
-              <w:bottom w:w="120" w:type="dxa"/>
-              <w:left w:w="150" w:type="dxa"/>
-              <w:right w:w="150" w:type="dxa"/>
+              <w:top w:w="100" w:type="dxa"/>
+              <w:bottom w:w="100" w:type="dxa"/>
+              <w:left w:w="140" w:type="dxa"/>
+              <w:right w:w="140" w:type="dxa"/>
             </w:tcMar>
+            <w:tcBorders>
+              <w:top w:val="single" w:sz="4" w:space="0" w:color="CBD5E1"/>
+              <w:left w:val="single" w:sz="4" w:space="0" w:color="CBD5E1"/>
+              <w:bottom w:val="single" w:sz="4" w:space="0" w:color="CBD5E1"/>
+              <w:right w:val="single" w:sz="4" w:space="0" w:color="CBD5E1"/>
+            </w:tcBorders>
             <w:shd w:fill="F8FAFC"/>
           </w:tcPr>
           <w:p>
@@ -7077,7 +6211,8 @@
             </w:pPr>
             <w:r>
               <w:rPr>
-                <w:sz w:val="19"/>
+                <w:color w:val="000000"/>
+                <w:sz w:val="18"/>
               </w:rPr>
               <w:t>Firewall DROP Enforcement</w:t>
             </w:r>
@@ -7088,11 +6223,17 @@
             <w:tcW w:type="dxa" w:w="2304"/>
             <w:vAlign w:val="center"/>
             <w:tcMar>
-              <w:top w:w="120" w:type="dxa"/>
-              <w:bottom w:w="120" w:type="dxa"/>
-              <w:left w:w="150" w:type="dxa"/>
-              <w:right w:w="150" w:type="dxa"/>
+              <w:top w:w="100" w:type="dxa"/>
+              <w:bottom w:w="100" w:type="dxa"/>
+              <w:left w:w="140" w:type="dxa"/>
+              <w:right w:w="140" w:type="dxa"/>
             </w:tcMar>
+            <w:tcBorders>
+              <w:top w:val="single" w:sz="4" w:space="0" w:color="CBD5E1"/>
+              <w:left w:val="single" w:sz="4" w:space="0" w:color="CBD5E1"/>
+              <w:bottom w:val="single" w:sz="4" w:space="0" w:color="CBD5E1"/>
+              <w:right w:val="single" w:sz="4" w:space="0" w:color="CBD5E1"/>
+            </w:tcBorders>
             <w:shd w:fill="F8FAFC"/>
           </w:tcPr>
           <w:p>
@@ -7101,7 +6242,8 @@
             </w:pPr>
             <w:r>
               <w:rPr>
-                <w:sz w:val="19"/>
+                <w:color w:val="000000"/>
+                <w:sz w:val="18"/>
               </w:rPr>
               <w:t>Add rule: 192.168.1.105 -&gt; DROP</w:t>
             </w:r>
@@ -7112,11 +6254,17 @@
             <w:tcW w:type="dxa" w:w="2736"/>
             <w:vAlign w:val="center"/>
             <w:tcMar>
-              <w:top w:w="120" w:type="dxa"/>
-              <w:bottom w:w="120" w:type="dxa"/>
-              <w:left w:w="150" w:type="dxa"/>
-              <w:right w:w="150" w:type="dxa"/>
+              <w:top w:w="100" w:type="dxa"/>
+              <w:bottom w:w="100" w:type="dxa"/>
+              <w:left w:w="140" w:type="dxa"/>
+              <w:right w:w="140" w:type="dxa"/>
             </w:tcMar>
+            <w:tcBorders>
+              <w:top w:val="single" w:sz="4" w:space="0" w:color="CBD5E1"/>
+              <w:left w:val="single" w:sz="4" w:space="0" w:color="CBD5E1"/>
+              <w:bottom w:val="single" w:sz="4" w:space="0" w:color="CBD5E1"/>
+              <w:right w:val="single" w:sz="4" w:space="0" w:color="CBD5E1"/>
+            </w:tcBorders>
             <w:shd w:fill="F8FAFC"/>
           </w:tcPr>
           <w:p>
@@ -7125,7 +6273,8 @@
             </w:pPr>
             <w:r>
               <w:rPr>
-                <w:sz w:val="19"/>
+                <w:color w:val="000000"/>
+                <w:sz w:val="18"/>
               </w:rPr>
               <w:t>Packets marked [DROP], hits counter increments</w:t>
             </w:r>
@@ -7136,11 +6285,17 @@
             <w:tcW w:type="dxa" w:w="864"/>
             <w:vAlign w:val="center"/>
             <w:tcMar>
-              <w:top w:w="120" w:type="dxa"/>
-              <w:bottom w:w="120" w:type="dxa"/>
-              <w:left w:w="150" w:type="dxa"/>
-              <w:right w:w="150" w:type="dxa"/>
+              <w:top w:w="100" w:type="dxa"/>
+              <w:bottom w:w="100" w:type="dxa"/>
+              <w:left w:w="140" w:type="dxa"/>
+              <w:right w:w="140" w:type="dxa"/>
             </w:tcMar>
+            <w:tcBorders>
+              <w:top w:val="single" w:sz="4" w:space="0" w:color="CBD5E1"/>
+              <w:left w:val="single" w:sz="4" w:space="0" w:color="CBD5E1"/>
+              <w:bottom w:val="single" w:sz="4" w:space="0" w:color="CBD5E1"/>
+              <w:right w:val="single" w:sz="4" w:space="0" w:color="CBD5E1"/>
+            </w:tcBorders>
             <w:shd w:fill="F8FAFC"/>
           </w:tcPr>
           <w:p>
@@ -7149,7 +6304,8 @@
             </w:pPr>
             <w:r>
               <w:rPr>
-                <w:sz w:val="19"/>
+                <w:color w:val="000000"/>
+                <w:sz w:val="18"/>
               </w:rPr>
               <w:t>PASS</w:t>
             </w:r>
@@ -7165,11 +6321,17 @@
             <w:tcW w:type="dxa" w:w="864"/>
             <w:vAlign w:val="center"/>
             <w:tcMar>
-              <w:top w:w="120" w:type="dxa"/>
-              <w:bottom w:w="120" w:type="dxa"/>
-              <w:left w:w="150" w:type="dxa"/>
-              <w:right w:w="150" w:type="dxa"/>
+              <w:top w:w="100" w:type="dxa"/>
+              <w:bottom w:w="100" w:type="dxa"/>
+              <w:left w:w="140" w:type="dxa"/>
+              <w:right w:w="140" w:type="dxa"/>
             </w:tcMar>
+            <w:tcBorders>
+              <w:top w:val="single" w:sz="4" w:space="0" w:color="CBD5E1"/>
+              <w:left w:val="single" w:sz="4" w:space="0" w:color="CBD5E1"/>
+              <w:bottom w:val="single" w:sz="4" w:space="0" w:color="CBD5E1"/>
+              <w:right w:val="single" w:sz="4" w:space="0" w:color="CBD5E1"/>
+            </w:tcBorders>
             <w:shd w:fill="FFFFFF"/>
           </w:tcPr>
           <w:p>
@@ -7178,7 +6340,8 @@
             </w:pPr>
             <w:r>
               <w:rPr>
-                <w:sz w:val="19"/>
+                <w:color w:val="000000"/>
+                <w:sz w:val="18"/>
               </w:rPr>
               <w:t>TC-06</w:t>
             </w:r>
@@ -7189,11 +6352,17 @@
             <w:tcW w:type="dxa" w:w="2592"/>
             <w:vAlign w:val="center"/>
             <w:tcMar>
-              <w:top w:w="120" w:type="dxa"/>
-              <w:bottom w:w="120" w:type="dxa"/>
-              <w:left w:w="150" w:type="dxa"/>
-              <w:right w:w="150" w:type="dxa"/>
+              <w:top w:w="100" w:type="dxa"/>
+              <w:bottom w:w="100" w:type="dxa"/>
+              <w:left w:w="140" w:type="dxa"/>
+              <w:right w:w="140" w:type="dxa"/>
             </w:tcMar>
+            <w:tcBorders>
+              <w:top w:val="single" w:sz="4" w:space="0" w:color="CBD5E1"/>
+              <w:left w:val="single" w:sz="4" w:space="0" w:color="CBD5E1"/>
+              <w:bottom w:val="single" w:sz="4" w:space="0" w:color="CBD5E1"/>
+              <w:right w:val="single" w:sz="4" w:space="0" w:color="CBD5E1"/>
+            </w:tcBorders>
             <w:shd w:fill="FFFFFF"/>
           </w:tcPr>
           <w:p>
@@ -7202,7 +6371,8 @@
             </w:pPr>
             <w:r>
               <w:rPr>
-                <w:sz w:val="19"/>
+                <w:color w:val="000000"/>
+                <w:sz w:val="18"/>
               </w:rPr>
               <w:t>Topology Mesh Node Dragging</w:t>
             </w:r>
@@ -7213,11 +6383,17 @@
             <w:tcW w:type="dxa" w:w="2304"/>
             <w:vAlign w:val="center"/>
             <w:tcMar>
-              <w:top w:w="120" w:type="dxa"/>
-              <w:bottom w:w="120" w:type="dxa"/>
-              <w:left w:w="150" w:type="dxa"/>
-              <w:right w:w="150" w:type="dxa"/>
+              <w:top w:w="100" w:type="dxa"/>
+              <w:bottom w:w="100" w:type="dxa"/>
+              <w:left w:w="140" w:type="dxa"/>
+              <w:right w:w="140" w:type="dxa"/>
             </w:tcMar>
+            <w:tcBorders>
+              <w:top w:val="single" w:sz="4" w:space="0" w:color="CBD5E1"/>
+              <w:left w:val="single" w:sz="4" w:space="0" w:color="CBD5E1"/>
+              <w:bottom w:val="single" w:sz="4" w:space="0" w:color="CBD5E1"/>
+              <w:right w:val="single" w:sz="4" w:space="0" w:color="CBD5E1"/>
+            </w:tcBorders>
             <w:shd w:fill="FFFFFF"/>
           </w:tcPr>
           <w:p>
@@ -7226,7 +6402,8 @@
             </w:pPr>
             <w:r>
               <w:rPr>
-                <w:sz w:val="19"/>
+                <w:color w:val="000000"/>
+                <w:sz w:val="18"/>
               </w:rPr>
               <w:t>Pointer drag on Attacker node</w:t>
             </w:r>
@@ -7237,11 +6414,17 @@
             <w:tcW w:type="dxa" w:w="2736"/>
             <w:vAlign w:val="center"/>
             <w:tcMar>
-              <w:top w:w="120" w:type="dxa"/>
-              <w:bottom w:w="120" w:type="dxa"/>
-              <w:left w:w="150" w:type="dxa"/>
-              <w:right w:w="150" w:type="dxa"/>
+              <w:top w:w="100" w:type="dxa"/>
+              <w:bottom w:w="100" w:type="dxa"/>
+              <w:left w:w="140" w:type="dxa"/>
+              <w:right w:w="140" w:type="dxa"/>
             </w:tcMar>
+            <w:tcBorders>
+              <w:top w:val="single" w:sz="4" w:space="0" w:color="CBD5E1"/>
+              <w:left w:val="single" w:sz="4" w:space="0" w:color="CBD5E1"/>
+              <w:bottom w:val="single" w:sz="4" w:space="0" w:color="CBD5E1"/>
+              <w:right w:val="single" w:sz="4" w:space="0" w:color="CBD5E1"/>
+            </w:tcBorders>
             <w:shd w:fill="FFFFFF"/>
           </w:tcPr>
           <w:p>
@@ -7250,7 +6433,8 @@
             </w:pPr>
             <w:r>
               <w:rPr>
-                <w:sz w:val="19"/>
+                <w:color w:val="000000"/>
+                <w:sz w:val="18"/>
               </w:rPr>
               <w:t>Node moves, Bézier curves follow smoothly</w:t>
             </w:r>
@@ -7261,11 +6445,17 @@
             <w:tcW w:type="dxa" w:w="864"/>
             <w:vAlign w:val="center"/>
             <w:tcMar>
-              <w:top w:w="120" w:type="dxa"/>
-              <w:bottom w:w="120" w:type="dxa"/>
-              <w:left w:w="150" w:type="dxa"/>
-              <w:right w:w="150" w:type="dxa"/>
+              <w:top w:w="100" w:type="dxa"/>
+              <w:bottom w:w="100" w:type="dxa"/>
+              <w:left w:w="140" w:type="dxa"/>
+              <w:right w:w="140" w:type="dxa"/>
             </w:tcMar>
+            <w:tcBorders>
+              <w:top w:val="single" w:sz="4" w:space="0" w:color="CBD5E1"/>
+              <w:left w:val="single" w:sz="4" w:space="0" w:color="CBD5E1"/>
+              <w:bottom w:val="single" w:sz="4" w:space="0" w:color="CBD5E1"/>
+              <w:right w:val="single" w:sz="4" w:space="0" w:color="CBD5E1"/>
+            </w:tcBorders>
             <w:shd w:fill="FFFFFF"/>
           </w:tcPr>
           <w:p>
@@ -7274,7 +6464,8 @@
             </w:pPr>
             <w:r>
               <w:rPr>
-                <w:sz w:val="19"/>
+                <w:color w:val="000000"/>
+                <w:sz w:val="18"/>
               </w:rPr>
               <w:t>PASS</w:t>
             </w:r>
@@ -7290,11 +6481,17 @@
             <w:tcW w:type="dxa" w:w="864"/>
             <w:vAlign w:val="center"/>
             <w:tcMar>
-              <w:top w:w="120" w:type="dxa"/>
-              <w:bottom w:w="120" w:type="dxa"/>
-              <w:left w:w="150" w:type="dxa"/>
-              <w:right w:w="150" w:type="dxa"/>
+              <w:top w:w="100" w:type="dxa"/>
+              <w:bottom w:w="100" w:type="dxa"/>
+              <w:left w:w="140" w:type="dxa"/>
+              <w:right w:w="140" w:type="dxa"/>
             </w:tcMar>
+            <w:tcBorders>
+              <w:top w:val="single" w:sz="4" w:space="0" w:color="CBD5E1"/>
+              <w:left w:val="single" w:sz="4" w:space="0" w:color="CBD5E1"/>
+              <w:bottom w:val="single" w:sz="4" w:space="0" w:color="CBD5E1"/>
+              <w:right w:val="single" w:sz="4" w:space="0" w:color="CBD5E1"/>
+            </w:tcBorders>
             <w:shd w:fill="F8FAFC"/>
           </w:tcPr>
           <w:p>
@@ -7303,7 +6500,8 @@
             </w:pPr>
             <w:r>
               <w:rPr>
-                <w:sz w:val="19"/>
+                <w:color w:val="000000"/>
+                <w:sz w:val="18"/>
               </w:rPr>
               <w:t>TC-07</w:t>
             </w:r>
@@ -7314,11 +6512,17 @@
             <w:tcW w:type="dxa" w:w="2592"/>
             <w:vAlign w:val="center"/>
             <w:tcMar>
-              <w:top w:w="120" w:type="dxa"/>
-              <w:bottom w:w="120" w:type="dxa"/>
-              <w:left w:w="150" w:type="dxa"/>
-              <w:right w:w="150" w:type="dxa"/>
+              <w:top w:w="100" w:type="dxa"/>
+              <w:bottom w:w="100" w:type="dxa"/>
+              <w:left w:w="140" w:type="dxa"/>
+              <w:right w:w="140" w:type="dxa"/>
             </w:tcMar>
+            <w:tcBorders>
+              <w:top w:val="single" w:sz="4" w:space="0" w:color="CBD5E1"/>
+              <w:left w:val="single" w:sz="4" w:space="0" w:color="CBD5E1"/>
+              <w:bottom w:val="single" w:sz="4" w:space="0" w:color="CBD5E1"/>
+              <w:right w:val="single" w:sz="4" w:space="0" w:color="CBD5E1"/>
+            </w:tcBorders>
             <w:shd w:fill="F8FAFC"/>
           </w:tcPr>
           <w:p>
@@ -7327,7 +6531,8 @@
             </w:pPr>
             <w:r>
               <w:rPr>
-                <w:sz w:val="19"/>
+                <w:color w:val="000000"/>
+                <w:sz w:val="18"/>
               </w:rPr>
               <w:t>Topology Layout Reset</w:t>
             </w:r>
@@ -7338,11 +6543,17 @@
             <w:tcW w:type="dxa" w:w="2304"/>
             <w:vAlign w:val="center"/>
             <w:tcMar>
-              <w:top w:w="120" w:type="dxa"/>
-              <w:bottom w:w="120" w:type="dxa"/>
-              <w:left w:w="150" w:type="dxa"/>
-              <w:right w:w="150" w:type="dxa"/>
+              <w:top w:w="100" w:type="dxa"/>
+              <w:bottom w:w="100" w:type="dxa"/>
+              <w:left w:w="140" w:type="dxa"/>
+              <w:right w:w="140" w:type="dxa"/>
             </w:tcMar>
+            <w:tcBorders>
+              <w:top w:val="single" w:sz="4" w:space="0" w:color="CBD5E1"/>
+              <w:left w:val="single" w:sz="4" w:space="0" w:color="CBD5E1"/>
+              <w:bottom w:val="single" w:sz="4" w:space="0" w:color="CBD5E1"/>
+              <w:right w:val="single" w:sz="4" w:space="0" w:color="CBD5E1"/>
+            </w:tcBorders>
             <w:shd w:fill="F8FAFC"/>
           </w:tcPr>
           <w:p>
@@ -7351,7 +6562,8 @@
             </w:pPr>
             <w:r>
               <w:rPr>
-                <w:sz w:val="19"/>
+                <w:color w:val="000000"/>
+                <w:sz w:val="18"/>
               </w:rPr>
               <w:t>Click 'Reset Layout' button</w:t>
             </w:r>
@@ -7362,11 +6574,17 @@
             <w:tcW w:type="dxa" w:w="2736"/>
             <w:vAlign w:val="center"/>
             <w:tcMar>
-              <w:top w:w="120" w:type="dxa"/>
-              <w:bottom w:w="120" w:type="dxa"/>
-              <w:left w:w="150" w:type="dxa"/>
-              <w:right w:w="150" w:type="dxa"/>
+              <w:top w:w="100" w:type="dxa"/>
+              <w:bottom w:w="100" w:type="dxa"/>
+              <w:left w:w="140" w:type="dxa"/>
+              <w:right w:w="140" w:type="dxa"/>
             </w:tcMar>
+            <w:tcBorders>
+              <w:top w:val="single" w:sz="4" w:space="0" w:color="CBD5E1"/>
+              <w:left w:val="single" w:sz="4" w:space="0" w:color="CBD5E1"/>
+              <w:bottom w:val="single" w:sz="4" w:space="0" w:color="CBD5E1"/>
+              <w:right w:val="single" w:sz="4" w:space="0" w:color="CBD5E1"/>
+            </w:tcBorders>
             <w:shd w:fill="F8FAFC"/>
           </w:tcPr>
           <w:p>
@@ -7375,7 +6593,8 @@
             </w:pPr>
             <w:r>
               <w:rPr>
-                <w:sz w:val="19"/>
+                <w:color w:val="000000"/>
+                <w:sz w:val="18"/>
               </w:rPr>
               <w:t>Nodes snap back to balanced default layout</w:t>
             </w:r>
@@ -7386,11 +6605,17 @@
             <w:tcW w:type="dxa" w:w="864"/>
             <w:vAlign w:val="center"/>
             <w:tcMar>
-              <w:top w:w="120" w:type="dxa"/>
-              <w:bottom w:w="120" w:type="dxa"/>
-              <w:left w:w="150" w:type="dxa"/>
-              <w:right w:w="150" w:type="dxa"/>
+              <w:top w:w="100" w:type="dxa"/>
+              <w:bottom w:w="100" w:type="dxa"/>
+              <w:left w:w="140" w:type="dxa"/>
+              <w:right w:w="140" w:type="dxa"/>
             </w:tcMar>
+            <w:tcBorders>
+              <w:top w:val="single" w:sz="4" w:space="0" w:color="CBD5E1"/>
+              <w:left w:val="single" w:sz="4" w:space="0" w:color="CBD5E1"/>
+              <w:bottom w:val="single" w:sz="4" w:space="0" w:color="CBD5E1"/>
+              <w:right w:val="single" w:sz="4" w:space="0" w:color="CBD5E1"/>
+            </w:tcBorders>
             <w:shd w:fill="F8FAFC"/>
           </w:tcPr>
           <w:p>
@@ -7399,7 +6624,8 @@
             </w:pPr>
             <w:r>
               <w:rPr>
-                <w:sz w:val="19"/>
+                <w:color w:val="000000"/>
+                <w:sz w:val="18"/>
               </w:rPr>
               <w:t>PASS</w:t>
             </w:r>
@@ -7415,11 +6641,17 @@
             <w:tcW w:type="dxa" w:w="864"/>
             <w:vAlign w:val="center"/>
             <w:tcMar>
-              <w:top w:w="120" w:type="dxa"/>
-              <w:bottom w:w="120" w:type="dxa"/>
-              <w:left w:w="150" w:type="dxa"/>
-              <w:right w:w="150" w:type="dxa"/>
+              <w:top w:w="100" w:type="dxa"/>
+              <w:bottom w:w="100" w:type="dxa"/>
+              <w:left w:w="140" w:type="dxa"/>
+              <w:right w:w="140" w:type="dxa"/>
             </w:tcMar>
+            <w:tcBorders>
+              <w:top w:val="single" w:sz="4" w:space="0" w:color="CBD5E1"/>
+              <w:left w:val="single" w:sz="4" w:space="0" w:color="CBD5E1"/>
+              <w:bottom w:val="single" w:sz="4" w:space="0" w:color="CBD5E1"/>
+              <w:right w:val="single" w:sz="4" w:space="0" w:color="CBD5E1"/>
+            </w:tcBorders>
             <w:shd w:fill="FFFFFF"/>
           </w:tcPr>
           <w:p>
@@ -7428,7 +6660,8 @@
             </w:pPr>
             <w:r>
               <w:rPr>
-                <w:sz w:val="19"/>
+                <w:color w:val="000000"/>
+                <w:sz w:val="18"/>
               </w:rPr>
               <w:t>TC-08</w:t>
             </w:r>
@@ -7439,11 +6672,17 @@
             <w:tcW w:type="dxa" w:w="2592"/>
             <w:vAlign w:val="center"/>
             <w:tcMar>
-              <w:top w:w="120" w:type="dxa"/>
-              <w:bottom w:w="120" w:type="dxa"/>
-              <w:left w:w="150" w:type="dxa"/>
-              <w:right w:w="150" w:type="dxa"/>
+              <w:top w:w="100" w:type="dxa"/>
+              <w:bottom w:w="100" w:type="dxa"/>
+              <w:left w:w="140" w:type="dxa"/>
+              <w:right w:w="140" w:type="dxa"/>
             </w:tcMar>
+            <w:tcBorders>
+              <w:top w:val="single" w:sz="4" w:space="0" w:color="CBD5E1"/>
+              <w:left w:val="single" w:sz="4" w:space="0" w:color="CBD5E1"/>
+              <w:bottom w:val="single" w:sz="4" w:space="0" w:color="CBD5E1"/>
+              <w:right w:val="single" w:sz="4" w:space="0" w:color="CBD5E1"/>
+            </w:tcBorders>
             <w:shd w:fill="FFFFFF"/>
           </w:tcPr>
           <w:p>
@@ -7452,7 +6691,8 @@
             </w:pPr>
             <w:r>
               <w:rPr>
-                <w:sz w:val="19"/>
+                <w:color w:val="000000"/>
+                <w:sz w:val="18"/>
               </w:rPr>
               <w:t>MySQL Rule Persistence</w:t>
             </w:r>
@@ -7463,11 +6703,17 @@
             <w:tcW w:type="dxa" w:w="2304"/>
             <w:vAlign w:val="center"/>
             <w:tcMar>
-              <w:top w:w="120" w:type="dxa"/>
-              <w:bottom w:w="120" w:type="dxa"/>
-              <w:left w:w="150" w:type="dxa"/>
-              <w:right w:w="150" w:type="dxa"/>
+              <w:top w:w="100" w:type="dxa"/>
+              <w:bottom w:w="100" w:type="dxa"/>
+              <w:left w:w="140" w:type="dxa"/>
+              <w:right w:w="140" w:type="dxa"/>
             </w:tcMar>
+            <w:tcBorders>
+              <w:top w:val="single" w:sz="4" w:space="0" w:color="CBD5E1"/>
+              <w:left w:val="single" w:sz="4" w:space="0" w:color="CBD5E1"/>
+              <w:bottom w:val="single" w:sz="4" w:space="0" w:color="CBD5E1"/>
+              <w:right w:val="single" w:sz="4" w:space="0" w:color="CBD5E1"/>
+            </w:tcBorders>
             <w:shd w:fill="FFFFFF"/>
           </w:tcPr>
           <w:p>
@@ -7476,7 +6722,8 @@
             </w:pPr>
             <w:r>
               <w:rPr>
-                <w:sz w:val="19"/>
+                <w:color w:val="000000"/>
+                <w:sz w:val="18"/>
               </w:rPr>
               <w:t>Create rule -&gt; Reload browser</w:t>
             </w:r>
@@ -7487,11 +6734,17 @@
             <w:tcW w:type="dxa" w:w="2736"/>
             <w:vAlign w:val="center"/>
             <w:tcMar>
-              <w:top w:w="120" w:type="dxa"/>
-              <w:bottom w:w="120" w:type="dxa"/>
-              <w:left w:w="150" w:type="dxa"/>
-              <w:right w:w="150" w:type="dxa"/>
+              <w:top w:w="100" w:type="dxa"/>
+              <w:bottom w:w="100" w:type="dxa"/>
+              <w:left w:w="140" w:type="dxa"/>
+              <w:right w:w="140" w:type="dxa"/>
             </w:tcMar>
+            <w:tcBorders>
+              <w:top w:val="single" w:sz="4" w:space="0" w:color="CBD5E1"/>
+              <w:left w:val="single" w:sz="4" w:space="0" w:color="CBD5E1"/>
+              <w:bottom w:val="single" w:sz="4" w:space="0" w:color="CBD5E1"/>
+              <w:right w:val="single" w:sz="4" w:space="0" w:color="CBD5E1"/>
+            </w:tcBorders>
             <w:shd w:fill="FFFFFF"/>
           </w:tcPr>
           <w:p>
@@ -7500,7 +6753,8 @@
             </w:pPr>
             <w:r>
               <w:rPr>
-                <w:sz w:val="19"/>
+                <w:color w:val="000000"/>
+                <w:sz w:val="18"/>
               </w:rPr>
               <w:t>Rule reloads intact with hit counters</w:t>
             </w:r>
@@ -7511,11 +6765,17 @@
             <w:tcW w:type="dxa" w:w="864"/>
             <w:vAlign w:val="center"/>
             <w:tcMar>
-              <w:top w:w="120" w:type="dxa"/>
-              <w:bottom w:w="120" w:type="dxa"/>
-              <w:left w:w="150" w:type="dxa"/>
-              <w:right w:w="150" w:type="dxa"/>
+              <w:top w:w="100" w:type="dxa"/>
+              <w:bottom w:w="100" w:type="dxa"/>
+              <w:left w:w="140" w:type="dxa"/>
+              <w:right w:w="140" w:type="dxa"/>
             </w:tcMar>
+            <w:tcBorders>
+              <w:top w:val="single" w:sz="4" w:space="0" w:color="CBD5E1"/>
+              <w:left w:val="single" w:sz="4" w:space="0" w:color="CBD5E1"/>
+              <w:bottom w:val="single" w:sz="4" w:space="0" w:color="CBD5E1"/>
+              <w:right w:val="single" w:sz="4" w:space="0" w:color="CBD5E1"/>
+            </w:tcBorders>
             <w:shd w:fill="FFFFFF"/>
           </w:tcPr>
           <w:p>
@@ -7524,7 +6784,8 @@
             </w:pPr>
             <w:r>
               <w:rPr>
-                <w:sz w:val="19"/>
+                <w:color w:val="000000"/>
+                <w:sz w:val="18"/>
               </w:rPr>
               <w:t>PASS</w:t>
             </w:r>
@@ -7540,11 +6801,17 @@
             <w:tcW w:type="dxa" w:w="864"/>
             <w:vAlign w:val="center"/>
             <w:tcMar>
-              <w:top w:w="120" w:type="dxa"/>
-              <w:bottom w:w="120" w:type="dxa"/>
-              <w:left w:w="150" w:type="dxa"/>
-              <w:right w:w="150" w:type="dxa"/>
+              <w:top w:w="100" w:type="dxa"/>
+              <w:bottom w:w="100" w:type="dxa"/>
+              <w:left w:w="140" w:type="dxa"/>
+              <w:right w:w="140" w:type="dxa"/>
             </w:tcMar>
+            <w:tcBorders>
+              <w:top w:val="single" w:sz="4" w:space="0" w:color="CBD5E1"/>
+              <w:left w:val="single" w:sz="4" w:space="0" w:color="CBD5E1"/>
+              <w:bottom w:val="single" w:sz="4" w:space="0" w:color="CBD5E1"/>
+              <w:right w:val="single" w:sz="4" w:space="0" w:color="CBD5E1"/>
+            </w:tcBorders>
             <w:shd w:fill="F8FAFC"/>
           </w:tcPr>
           <w:p>
@@ -7553,7 +6820,8 @@
             </w:pPr>
             <w:r>
               <w:rPr>
-                <w:sz w:val="19"/>
+                <w:color w:val="000000"/>
+                <w:sz w:val="18"/>
               </w:rPr>
               <w:t>TC-09</w:t>
             </w:r>
@@ -7564,11 +6832,17 @@
             <w:tcW w:type="dxa" w:w="2592"/>
             <w:vAlign w:val="center"/>
             <w:tcMar>
-              <w:top w:w="120" w:type="dxa"/>
-              <w:bottom w:w="120" w:type="dxa"/>
-              <w:left w:w="150" w:type="dxa"/>
-              <w:right w:w="150" w:type="dxa"/>
+              <w:top w:w="100" w:type="dxa"/>
+              <w:bottom w:w="100" w:type="dxa"/>
+              <w:left w:w="140" w:type="dxa"/>
+              <w:right w:w="140" w:type="dxa"/>
             </w:tcMar>
+            <w:tcBorders>
+              <w:top w:val="single" w:sz="4" w:space="0" w:color="CBD5E1"/>
+              <w:left w:val="single" w:sz="4" w:space="0" w:color="CBD5E1"/>
+              <w:bottom w:val="single" w:sz="4" w:space="0" w:color="CBD5E1"/>
+              <w:right w:val="single" w:sz="4" w:space="0" w:color="CBD5E1"/>
+            </w:tcBorders>
             <w:shd w:fill="F8FAFC"/>
           </w:tcPr>
           <w:p>
@@ -7577,7 +6851,8 @@
             </w:pPr>
             <w:r>
               <w:rPr>
-                <w:sz w:val="19"/>
+                <w:color w:val="000000"/>
+                <w:sz w:val="18"/>
               </w:rPr>
               <w:t>IP Geo Radar Projection</w:t>
             </w:r>
@@ -7588,11 +6863,17 @@
             <w:tcW w:type="dxa" w:w="2304"/>
             <w:vAlign w:val="center"/>
             <w:tcMar>
-              <w:top w:w="120" w:type="dxa"/>
-              <w:bottom w:w="120" w:type="dxa"/>
-              <w:left w:w="150" w:type="dxa"/>
-              <w:right w:w="150" w:type="dxa"/>
+              <w:top w:w="100" w:type="dxa"/>
+              <w:bottom w:w="100" w:type="dxa"/>
+              <w:left w:w="140" w:type="dxa"/>
+              <w:right w:w="140" w:type="dxa"/>
             </w:tcMar>
+            <w:tcBorders>
+              <w:top w:val="single" w:sz="4" w:space="0" w:color="CBD5E1"/>
+              <w:left w:val="single" w:sz="4" w:space="0" w:color="CBD5E1"/>
+              <w:bottom w:val="single" w:sz="4" w:space="0" w:color="CBD5E1"/>
+              <w:right w:val="single" w:sz="4" w:space="0" w:color="CBD5E1"/>
+            </w:tcBorders>
             <w:shd w:fill="F8FAFC"/>
           </w:tcPr>
           <w:p>
@@ -7601,7 +6882,8 @@
             </w:pPr>
             <w:r>
               <w:rPr>
-                <w:sz w:val="19"/>
+                <w:color w:val="000000"/>
+                <w:sz w:val="18"/>
               </w:rPr>
               <w:t>Track packets from Mumbai/Frankfurt</w:t>
             </w:r>
@@ -7612,11 +6894,17 @@
             <w:tcW w:type="dxa" w:w="2736"/>
             <w:vAlign w:val="center"/>
             <w:tcMar>
-              <w:top w:w="120" w:type="dxa"/>
-              <w:bottom w:w="120" w:type="dxa"/>
-              <w:left w:w="150" w:type="dxa"/>
-              <w:right w:w="150" w:type="dxa"/>
+              <w:top w:w="100" w:type="dxa"/>
+              <w:bottom w:w="100" w:type="dxa"/>
+              <w:left w:w="140" w:type="dxa"/>
+              <w:right w:w="140" w:type="dxa"/>
             </w:tcMar>
+            <w:tcBorders>
+              <w:top w:val="single" w:sz="4" w:space="0" w:color="CBD5E1"/>
+              <w:left w:val="single" w:sz="4" w:space="0" w:color="CBD5E1"/>
+              <w:bottom w:val="single" w:sz="4" w:space="0" w:color="CBD5E1"/>
+              <w:right w:val="single" w:sz="4" w:space="0" w:color="CBD5E1"/>
+            </w:tcBorders>
             <w:shd w:fill="F8FAFC"/>
           </w:tcPr>
           <w:p>
@@ -7625,7 +6913,8 @@
             </w:pPr>
             <w:r>
               <w:rPr>
-                <w:sz w:val="19"/>
+                <w:color w:val="000000"/>
+                <w:sz w:val="18"/>
               </w:rPr>
               <w:t>Country pills [IN]/[DE] render clearly</w:t>
             </w:r>
@@ -7636,11 +6925,17 @@
             <w:tcW w:type="dxa" w:w="864"/>
             <w:vAlign w:val="center"/>
             <w:tcMar>
-              <w:top w:w="120" w:type="dxa"/>
-              <w:bottom w:w="120" w:type="dxa"/>
-              <w:left w:w="150" w:type="dxa"/>
-              <w:right w:w="150" w:type="dxa"/>
+              <w:top w:w="100" w:type="dxa"/>
+              <w:bottom w:w="100" w:type="dxa"/>
+              <w:left w:w="140" w:type="dxa"/>
+              <w:right w:w="140" w:type="dxa"/>
             </w:tcMar>
+            <w:tcBorders>
+              <w:top w:val="single" w:sz="4" w:space="0" w:color="CBD5E1"/>
+              <w:left w:val="single" w:sz="4" w:space="0" w:color="CBD5E1"/>
+              <w:bottom w:val="single" w:sz="4" w:space="0" w:color="CBD5E1"/>
+              <w:right w:val="single" w:sz="4" w:space="0" w:color="CBD5E1"/>
+            </w:tcBorders>
             <w:shd w:fill="F8FAFC"/>
           </w:tcPr>
           <w:p>
@@ -7649,7 +6944,8 @@
             </w:pPr>
             <w:r>
               <w:rPr>
-                <w:sz w:val="19"/>
+                <w:color w:val="000000"/>
+                <w:sz w:val="18"/>
               </w:rPr>
               <w:t>PASS</w:t>
             </w:r>
@@ -7665,11 +6961,17 @@
             <w:tcW w:type="dxa" w:w="864"/>
             <w:vAlign w:val="center"/>
             <w:tcMar>
-              <w:top w:w="120" w:type="dxa"/>
-              <w:bottom w:w="120" w:type="dxa"/>
-              <w:left w:w="150" w:type="dxa"/>
-              <w:right w:w="150" w:type="dxa"/>
+              <w:top w:w="100" w:type="dxa"/>
+              <w:bottom w:w="100" w:type="dxa"/>
+              <w:left w:w="140" w:type="dxa"/>
+              <w:right w:w="140" w:type="dxa"/>
             </w:tcMar>
+            <w:tcBorders>
+              <w:top w:val="single" w:sz="4" w:space="0" w:color="CBD5E1"/>
+              <w:left w:val="single" w:sz="4" w:space="0" w:color="CBD5E1"/>
+              <w:bottom w:val="single" w:sz="4" w:space="0" w:color="CBD5E1"/>
+              <w:right w:val="single" w:sz="4" w:space="0" w:color="CBD5E1"/>
+            </w:tcBorders>
             <w:shd w:fill="FFFFFF"/>
           </w:tcPr>
           <w:p>
@@ -7678,7 +6980,8 @@
             </w:pPr>
             <w:r>
               <w:rPr>
-                <w:sz w:val="19"/>
+                <w:color w:val="000000"/>
+                <w:sz w:val="18"/>
               </w:rPr>
               <w:t>TC-10</w:t>
             </w:r>
@@ -7689,11 +6992,17 @@
             <w:tcW w:type="dxa" w:w="2592"/>
             <w:vAlign w:val="center"/>
             <w:tcMar>
-              <w:top w:w="120" w:type="dxa"/>
-              <w:bottom w:w="120" w:type="dxa"/>
-              <w:left w:w="150" w:type="dxa"/>
-              <w:right w:w="150" w:type="dxa"/>
+              <w:top w:w="100" w:type="dxa"/>
+              <w:bottom w:w="100" w:type="dxa"/>
+              <w:left w:w="140" w:type="dxa"/>
+              <w:right w:w="140" w:type="dxa"/>
             </w:tcMar>
+            <w:tcBorders>
+              <w:top w:val="single" w:sz="4" w:space="0" w:color="CBD5E1"/>
+              <w:left w:val="single" w:sz="4" w:space="0" w:color="CBD5E1"/>
+              <w:bottom w:val="single" w:sz="4" w:space="0" w:color="CBD5E1"/>
+              <w:right w:val="single" w:sz="4" w:space="0" w:color="CBD5E1"/>
+            </w:tcBorders>
             <w:shd w:fill="FFFFFF"/>
           </w:tcPr>
           <w:p>
@@ -7702,7 +7011,8 @@
             </w:pPr>
             <w:r>
               <w:rPr>
-                <w:sz w:val="19"/>
+                <w:color w:val="000000"/>
+                <w:sz w:val="18"/>
               </w:rPr>
               <w:t>AI Analyst Forensic Query</w:t>
             </w:r>
@@ -7713,11 +7023,17 @@
             <w:tcW w:type="dxa" w:w="2304"/>
             <w:vAlign w:val="center"/>
             <w:tcMar>
-              <w:top w:w="120" w:type="dxa"/>
-              <w:bottom w:w="120" w:type="dxa"/>
-              <w:left w:w="150" w:type="dxa"/>
-              <w:right w:w="150" w:type="dxa"/>
+              <w:top w:w="100" w:type="dxa"/>
+              <w:bottom w:w="100" w:type="dxa"/>
+              <w:left w:w="140" w:type="dxa"/>
+              <w:right w:w="140" w:type="dxa"/>
             </w:tcMar>
+            <w:tcBorders>
+              <w:top w:val="single" w:sz="4" w:space="0" w:color="CBD5E1"/>
+              <w:left w:val="single" w:sz="4" w:space="0" w:color="CBD5E1"/>
+              <w:bottom w:val="single" w:sz="4" w:space="0" w:color="CBD5E1"/>
+              <w:right w:val="single" w:sz="4" w:space="0" w:color="CBD5E1"/>
+            </w:tcBorders>
             <w:shd w:fill="FFFFFF"/>
           </w:tcPr>
           <w:p>
@@ -7726,7 +7042,8 @@
             </w:pPr>
             <w:r>
               <w:rPr>
-                <w:sz w:val="19"/>
+                <w:color w:val="000000"/>
+                <w:sz w:val="18"/>
               </w:rPr>
               <w:t>Query: 'Why was 192.168.1.105 flagged?'</w:t>
             </w:r>
@@ -7737,11 +7054,17 @@
             <w:tcW w:type="dxa" w:w="2736"/>
             <w:vAlign w:val="center"/>
             <w:tcMar>
-              <w:top w:w="120" w:type="dxa"/>
-              <w:bottom w:w="120" w:type="dxa"/>
-              <w:left w:w="150" w:type="dxa"/>
-              <w:right w:w="150" w:type="dxa"/>
+              <w:top w:w="100" w:type="dxa"/>
+              <w:bottom w:w="100" w:type="dxa"/>
+              <w:left w:w="140" w:type="dxa"/>
+              <w:right w:w="140" w:type="dxa"/>
             </w:tcMar>
+            <w:tcBorders>
+              <w:top w:val="single" w:sz="4" w:space="0" w:color="CBD5E1"/>
+              <w:left w:val="single" w:sz="4" w:space="0" w:color="CBD5E1"/>
+              <w:bottom w:val="single" w:sz="4" w:space="0" w:color="CBD5E1"/>
+              <w:right w:val="single" w:sz="4" w:space="0" w:color="CBD5E1"/>
+            </w:tcBorders>
             <w:shd w:fill="FFFFFF"/>
           </w:tcPr>
           <w:p>
@@ -7750,7 +7073,8 @@
             </w:pPr>
             <w:r>
               <w:rPr>
-                <w:sz w:val="19"/>
+                <w:color w:val="000000"/>
+                <w:sz w:val="18"/>
               </w:rPr>
               <w:t>Structured root-cause explanation returned</w:t>
             </w:r>
@@ -7761,11 +7085,17 @@
             <w:tcW w:type="dxa" w:w="864"/>
             <w:vAlign w:val="center"/>
             <w:tcMar>
-              <w:top w:w="120" w:type="dxa"/>
-              <w:bottom w:w="120" w:type="dxa"/>
-              <w:left w:w="150" w:type="dxa"/>
-              <w:right w:w="150" w:type="dxa"/>
+              <w:top w:w="100" w:type="dxa"/>
+              <w:bottom w:w="100" w:type="dxa"/>
+              <w:left w:w="140" w:type="dxa"/>
+              <w:right w:w="140" w:type="dxa"/>
             </w:tcMar>
+            <w:tcBorders>
+              <w:top w:val="single" w:sz="4" w:space="0" w:color="CBD5E1"/>
+              <w:left w:val="single" w:sz="4" w:space="0" w:color="CBD5E1"/>
+              <w:bottom w:val="single" w:sz="4" w:space="0" w:color="CBD5E1"/>
+              <w:right w:val="single" w:sz="4" w:space="0" w:color="CBD5E1"/>
+            </w:tcBorders>
             <w:shd w:fill="FFFFFF"/>
           </w:tcPr>
           <w:p>
@@ -7774,7 +7104,8 @@
             </w:pPr>
             <w:r>
               <w:rPr>
-                <w:sz w:val="19"/>
+                <w:color w:val="000000"/>
+                <w:sz w:val="18"/>
               </w:rPr>
               <w:t>PASS</w:t>
             </w:r>
@@ -7794,7 +7125,7 @@
       <w:r>
         <w:rPr>
           <w:b/>
-          <w:color w:val="0F172A"/>
+          <w:color w:val="000000"/>
           <w:sz w:val="28"/>
         </w:rPr>
         <w:t>8. Conclusion &amp; Future Scope</w:t>
@@ -7822,18 +7153,13 @@
     </w:p>
     <w:p>
       <w:pPr>
-        <w:spacing w:line="288" w:lineRule="auto" w:after="240"/>
-      </w:pPr>
-    </w:p>
-    <w:p>
-      <w:pPr>
         <w:pStyle w:val="ListBullet"/>
         <w:spacing w:after="80"/>
       </w:pPr>
       <w:r>
         <w:rPr>
           <w:b/>
-          <w:color w:val="1E3A8A"/>
+          <w:color w:val="000000"/>
         </w:rPr>
         <w:t xml:space="preserve">Kernel-Level eBPF Probing: </w:t>
       </w:r>
@@ -7849,7 +7175,7 @@
       <w:r>
         <w:rPr>
           <w:b/>
-          <w:color w:val="1E3A8A"/>
+          <w:color w:val="000000"/>
         </w:rPr>
         <w:t xml:space="preserve">Deep Learning Anomaly Classifiers: </w:t>
       </w:r>
@@ -7865,7 +7191,7 @@
       <w:r>
         <w:rPr>
           <w:b/>
-          <w:color w:val="1E3A8A"/>
+          <w:color w:val="000000"/>
         </w:rPr>
         <w:t xml:space="preserve">Distributed Multi-Node Cluster Mesh: </w:t>
       </w:r>
@@ -7881,7 +7207,7 @@
       <w:r>
         <w:rPr>
           <w:b/>
-          <w:color w:val="1E3A8A"/>
+          <w:color w:val="000000"/>
         </w:rPr>
         <w:t xml:space="preserve">Hardware Security Key Enforcement: </w:t>
       </w:r>
@@ -7896,7 +7222,7 @@
       <w:r>
         <w:rPr>
           <w:b/>
-          <w:color w:val="0F172A"/>
+          <w:color w:val="000000"/>
           <w:sz w:val="28"/>
         </w:rPr>
         <w:t>9. References &amp; Project Repositories</w:t>
@@ -7976,7 +7302,7 @@
     </w:p>
     <w:p>
       <w:pPr>
-        <w:spacing w:before="280" w:after="0"/>
+        <w:spacing w:before="280"/>
       </w:pPr>
       <w:r>
         <w:rPr>
@@ -7999,6 +7325,8 @@
       </w:r>
     </w:p>
     <w:sectPr>
+      <w:headerReference w:type="default" r:id="rId9"/>
+      <w:footerReference w:type="default" r:id="rId10"/>
       <w:pgSz w:w="11909" w:h="16834"/>
       <w:pgMar w:top="1440" w:right="1440" w:bottom="1440" w:left="1440" w:header="720" w:footer="720" w:gutter="0"/>
       <w:cols w:space="720"/>
@@ -8006,6 +7334,26 @@
     </w:sectPr>
   </w:body>
 </w:document>
+</file>
+
+<file path=word/footer1.xml><?xml version="1.0" encoding="utf-8"?>
+<w:ftr xmlns:m="http://schemas.openxmlformats.org/officeDocument/2006/math" xmlns:mc="http://schemas.openxmlformats.org/markup-compatibility/2006" xmlns:mo="http://schemas.microsoft.com/office/mac/office/2008/main" xmlns:mv="urn:schemas-microsoft-com:mac:vml" xmlns:o="urn:schemas-microsoft-com:office:office" xmlns:r="http://schemas.openxmlformats.org/officeDocument/2006/relationships" xmlns:v="urn:schemas-microsoft-com:vml" xmlns:w10="urn:schemas-microsoft-com:office:word" xmlns:w14="http://schemas.microsoft.com/office/word/2010/wordml" xmlns:w="http://schemas.openxmlformats.org/wordprocessingml/2006/main" xmlns:wne="http://schemas.microsoft.com/office/word/2006/wordml" xmlns:wp14="http://schemas.microsoft.com/office/word/2010/wordprocessingDrawing" xmlns:wp="http://schemas.openxmlformats.org/drawingml/2006/wordprocessingDrawing" xmlns:wpc="http://schemas.microsoft.com/office/word/2010/wordprocessingCanvas" xmlns:wpg="http://schemas.microsoft.com/office/word/2010/wordprocessingGroup" xmlns:wpi="http://schemas.microsoft.com/office/word/2010/wordprocessingInk" xmlns:wps="http://schemas.microsoft.com/office/word/2010/wordprocessingShape" mc:Ignorable="w14 wp14">
+  <w:p>
+    <w:pPr>
+      <w:pStyle w:val="Footer"/>
+    </w:pPr>
+  </w:p>
+</w:ftr>
+</file>
+
+<file path=word/header1.xml><?xml version="1.0" encoding="utf-8"?>
+<w:hdr xmlns:m="http://schemas.openxmlformats.org/officeDocument/2006/math" xmlns:mc="http://schemas.openxmlformats.org/markup-compatibility/2006" xmlns:mo="http://schemas.microsoft.com/office/mac/office/2008/main" xmlns:mv="urn:schemas-microsoft-com:mac:vml" xmlns:o="urn:schemas-microsoft-com:office:office" xmlns:r="http://schemas.openxmlformats.org/officeDocument/2006/relationships" xmlns:v="urn:schemas-microsoft-com:vml" xmlns:w10="urn:schemas-microsoft-com:office:word" xmlns:w14="http://schemas.microsoft.com/office/word/2010/wordml" xmlns:w="http://schemas.openxmlformats.org/wordprocessingml/2006/main" xmlns:wne="http://schemas.microsoft.com/office/word/2006/wordml" xmlns:wp14="http://schemas.microsoft.com/office/word/2010/wordprocessingDrawing" xmlns:wp="http://schemas.openxmlformats.org/drawingml/2006/wordprocessingDrawing" xmlns:wpc="http://schemas.microsoft.com/office/word/2010/wordprocessingCanvas" xmlns:wpg="http://schemas.microsoft.com/office/word/2010/wordprocessingGroup" xmlns:wpi="http://schemas.microsoft.com/office/word/2010/wordprocessingInk" xmlns:wps="http://schemas.microsoft.com/office/word/2010/wordprocessingShape" mc:Ignorable="w14 wp14">
+  <w:p>
+    <w:pPr>
+      <w:pStyle w:val="Header"/>
+    </w:pPr>
+  </w:p>
+</w:hdr>
 </file>
 
 <file path=word/numbering.xml><?xml version="1.0" encoding="utf-8"?>
